--- a/docs/FaseIII_Proyecto_MisTareas_BrunoSantos.docx
+++ b/docs/FaseIII_Proyecto_MisTareas_BrunoSantos.docx
@@ -9412,6 +9412,22 @@
       <w:r>
         <w:rPr/>
         <w:t xml:space="preserve"> https://github.com/BrunoIvan04/Swift/blob/main/evidencias/demo_app_funcional.mp4</w:t>
+      </w:r>
+    </w:p>
+    <w:p>
+      <w:pPr>
+        <w:spacing w:after="0" w:line="240" w:lineRule="auto"/>
+        <w:jc w:val="left"/>
+      </w:pPr>
+      <w:r>
+        <w:rPr>
+          <w:b/>
+        </w:rPr>
+        <w:t>Archivos de diseño editables:</w:t>
+      </w:r>
+      <w:r>
+        <w:rPr/>
+        <w:t xml:space="preserve"> https://github.com/BrunoIvan04/Swift/tree/main/docs/diseno (diagramas en Graphviz .dot, prototipos en HTML y cronograma en Python).</w:t>
       </w:r>
     </w:p>
     <w:p>

--- a/docs/FaseIII_Proyecto_MisTareas_BrunoSantos.docx
+++ b/docs/FaseIII_Proyecto_MisTareas_BrunoSantos.docx
@@ -1107,7 +1107,7 @@
           <w:b/>
           <w:color w:val="0B4F45"/>
         </w:rPr>
-        <w:t>Funciones disponibles hoy (versión 1.0, local)</w:t>
+        <w:t>Funciones disponibles hoy (versión 1.1, local)</w:t>
       </w:r>
     </w:p>
     <w:p>
@@ -1129,7 +1129,7 @@
       </w:pPr>
       <w:r>
         <w:rPr/>
-        <w:t>•  Lista dinámica con celda personalizada: las tareas completadas se ven tachadas, en gris y con palomita.</w:t>
+        <w:t>•  Lista dinámica con celda personalizada: las completadas se ven tachadas, en gris y con ícono verde.</w:t>
       </w:r>
     </w:p>
     <w:p>
@@ -1140,7 +1140,7 @@
       </w:pPr>
       <w:r>
         <w:rPr/>
-        <w:t>•  Marcar y desmarcar tareas tocando la celda; eliminarlas deslizando hacia la izquierda.</w:t>
+        <w:t>•  Marcar y desmarcar tareas tocando la celda; eliminarlas deslizando hacia la izquierda («Eliminar»).</w:t>
       </w:r>
     </w:p>
     <w:p>
@@ -1151,7 +1151,7 @@
       </w:pPr>
       <w:r>
         <w:rPr/>
-        <w:t>•  Las tareas se conservan al cerrar y abrir la app (UserDefaults + Codable).</w:t>
+        <w:t>•  Pantalla de detalle para editar el título y asignar una fecha límite; las vencidas se ven en rojo.</w:t>
       </w:r>
     </w:p>
     <w:p>
@@ -1162,7 +1162,29 @@
       </w:pPr>
       <w:r>
         <w:rPr/>
-        <w:t>•  Pruebas automáticas: 7 unitarias y 1 prueba de interfaz que recorre el flujo completo.</w:t>
+        <w:t>•  Filtro Todas / Pendientes / Completadas, contador de pendientes y mensaje de lista vacía.</w:t>
+      </w:r>
+    </w:p>
+    <w:p>
+      <w:pPr>
+        <w:spacing w:after="40" w:line="240" w:lineRule="auto"/>
+        <w:ind w:left="432" w:hanging="259"/>
+        <w:jc w:val="left"/>
+      </w:pPr>
+      <w:r>
+        <w:rPr/>
+        <w:t>•  Las tareas se conservan al cerrar y abrir la app (UserDefaults + Codable), incluidas las de la versión anterior.</w:t>
+      </w:r>
+    </w:p>
+    <w:p>
+      <w:pPr>
+        <w:spacing w:after="40" w:line="240" w:lineRule="auto"/>
+        <w:ind w:left="432" w:hanging="259"/>
+        <w:jc w:val="left"/>
+      </w:pPr>
+      <w:r>
+        <w:rPr/>
+        <w:t>•  Pruebas automáticas: 15 unitarias y 2 de interfaz que recorren todos los flujos.</w:t>
       </w:r>
     </w:p>
     <w:p>
@@ -1209,7 +1231,7 @@
       </w:pPr>
       <w:r>
         <w:rPr/>
-        <w:t>•  Indicadores de carga, mensajes de lista vacía y errores con opción de reintentar.</w:t>
+        <w:t>•  Indicadores de carga mientras responde Firebase y errores con opción de reintentar.</w:t>
       </w:r>
     </w:p>
     <w:p>
@@ -1220,18 +1242,7 @@
       </w:pPr>
       <w:r>
         <w:rPr/>
-        <w:t>•  Pantalla de detalle para editar el título y asignar una fecha límite.</w:t>
-      </w:r>
-    </w:p>
-    <w:p>
-      <w:pPr>
-        <w:spacing w:after="40" w:line="240" w:lineRule="auto"/>
-        <w:ind w:left="432" w:hanging="259"/>
-        <w:jc w:val="left"/>
-      </w:pPr>
-      <w:r>
-        <w:rPr/>
-        <w:t>•  Filtro por estado (todas, pendientes y completadas) y recordatorios con notificación local.</w:t>
+        <w:t>•  Recordatorios con notificación local para la fecha límite.</w:t>
       </w:r>
     </w:p>
     <w:p>
@@ -2363,7 +2374,7 @@
               <w:rPr>
                 <w:sz w:val="17"/>
               </w:rPr>
-              <w:t>• La app ya funciona y tiene 7 pruebas unitarias y 1 de interfaz automatizadas.</w:t>
+              <w:t>• La app ya funciona (versión 1.1) y tiene 15 pruebas unitarias y 2 de interfaz automatizadas.</w:t>
             </w:r>
           </w:p>
           <w:p>
@@ -3683,7 +3694,7 @@
               <w:rPr>
                 <w:sz w:val="17"/>
               </w:rPr>
-              <w:t>Análisis y diseño</w:t>
+              <w:t>Análisis, diseño y mejoras locales</w:t>
             </w:r>
           </w:p>
         </w:tc>
@@ -3699,7 +3710,7 @@
               <w:rPr>
                 <w:sz w:val="17"/>
               </w:rPr>
-              <w:t>Requerimientos, diagramas, prototipos, CI en macOS y pruebas de UI</w:t>
+              <w:t>Requerimientos, diagramas, prototipos, CI en macOS, pruebas de UI, corrección de D-01 a D-05 y REQ-11 a REQ-13 (adelantados)</w:t>
             </w:r>
           </w:p>
         </w:tc>
@@ -3831,7 +3842,7 @@
               <w:rPr>
                 <w:sz w:val="17"/>
               </w:rPr>
-              <w:t>Detalle, fecha límite, filtro, recordatorios, pruebas, video y entrega</w:t>
+              <w:t>Recordatorios, pruebas de Firebase, integración, video final y entrega</w:t>
             </w:r>
           </w:p>
         </w:tc>
@@ -4475,7 +4486,7 @@
               <w:rPr>
                 <w:sz w:val="17"/>
               </w:rPr>
-              <w:t>Se crea el tablero en GitHub Projects con 29 tarjetas (REQ, D y S2) y el video demostrativo de 76 s.</w:t>
+              <w:t>Se crea el tablero en GitHub Projects con 29 tarjetas (REQ, D y S2) y el primer video demostrativo.</w:t>
             </w:r>
           </w:p>
         </w:tc>
@@ -4492,6 +4503,138 @@
                 <w:sz w:val="17"/>
               </w:rPr>
               <w:t>Se agregan las columnas En progreso y En pruebas y los campos Sprint, Prioridad y Categoría.</w:t>
+            </w:r>
+          </w:p>
+        </w:tc>
+      </w:tr>
+      <w:tr>
+        <w:tc>
+          <w:tcPr>
+            <w:tcW w:w="1440" w:type="dxa"/>
+          </w:tcPr>
+          <w:p>
+            <w:pPr>
+              <w:jc w:val="left"/>
+            </w:pPr>
+            <w:r>
+              <w:rPr>
+                <w:sz w:val="17"/>
+              </w:rPr>
+              <w:t>26-10-2026</w:t>
+            </w:r>
+          </w:p>
+        </w:tc>
+        <w:tc>
+          <w:tcPr>
+            <w:tcW w:w="1368" w:type="dxa"/>
+          </w:tcPr>
+          <w:p>
+            <w:pPr>
+              <w:jc w:val="left"/>
+            </w:pPr>
+            <w:r>
+              <w:rPr>
+                <w:sz w:val="17"/>
+              </w:rPr>
+              <w:t>Ajuste</w:t>
+            </w:r>
+          </w:p>
+        </w:tc>
+        <w:tc>
+          <w:tcPr>
+            <w:tcW w:w="3384" w:type="dxa"/>
+          </w:tcPr>
+          <w:p>
+            <w:pPr>
+              <w:jc w:val="left"/>
+            </w:pPr>
+            <w:r>
+              <w:rPr>
+                <w:sz w:val="17"/>
+              </w:rPr>
+              <w:t>Se adelantan REQ-11 a REQ-13 (detalle, fecha límite y filtro) y se corrigen los defectos D-01 a D-05.</w:t>
+            </w:r>
+          </w:p>
+        </w:tc>
+        <w:tc>
+          <w:tcPr>
+            <w:tcW w:w="2736" w:type="dxa"/>
+          </w:tcPr>
+          <w:p>
+            <w:pPr>
+              <w:jc w:val="left"/>
+            </w:pPr>
+            <w:r>
+              <w:rPr>
+                <w:sz w:val="17"/>
+              </w:rPr>
+              <w:t>El Sprint 3 queda dedicado solo a Firebase; el Sprint 4, a recordatorios, pruebas e integración.</w:t>
+            </w:r>
+          </w:p>
+        </w:tc>
+      </w:tr>
+      <w:tr>
+        <w:tc>
+          <w:tcPr>
+            <w:tcW w:w="1440" w:type="dxa"/>
+          </w:tcPr>
+          <w:p>
+            <w:pPr>
+              <w:jc w:val="left"/>
+            </w:pPr>
+            <w:r>
+              <w:rPr>
+                <w:sz w:val="17"/>
+              </w:rPr>
+              <w:t>26-10-2026</w:t>
+            </w:r>
+          </w:p>
+        </w:tc>
+        <w:tc>
+          <w:tcPr>
+            <w:tcW w:w="1368" w:type="dxa"/>
+          </w:tcPr>
+          <w:p>
+            <w:pPr>
+              <w:jc w:val="left"/>
+            </w:pPr>
+            <w:r>
+              <w:rPr>
+                <w:sz w:val="17"/>
+              </w:rPr>
+              <w:t>Interrupción</w:t>
+            </w:r>
+          </w:p>
+        </w:tc>
+        <w:tc>
+          <w:tcPr>
+            <w:tcW w:w="3384" w:type="dxa"/>
+          </w:tcPr>
+          <w:p>
+            <w:pPr>
+              <w:jc w:val="left"/>
+            </w:pPr>
+            <w:r>
+              <w:rPr>
+                <w:sz w:val="17"/>
+              </w:rPr>
+              <w:t>La nueva prueba de UI falló: el autocorrector del teclado en inglés cambió el título escrito.</w:t>
+            </w:r>
+          </w:p>
+        </w:tc>
+        <w:tc>
+          <w:tcPr>
+            <w:tcW w:w="2736" w:type="dxa"/>
+          </w:tcPr>
+          <w:p>
+            <w:pPr>
+              <w:jc w:val="left"/>
+            </w:pPr>
+            <w:r>
+              <w:rPr>
+                <w:sz w:val="17"/>
+              </w:rPr>
+              <w:t>La prueba limpia el campo antes de escribir y el autocorrector se apaga solo durante las pruebas; pasa en la ejecución 4.</w:t>
             </w:r>
           </w:p>
         </w:tc>
@@ -4524,7 +4667,7 @@
       </w:pPr>
       <w:r>
         <w:rPr/>
-        <w:t>El seguimiento se registra en el proyecto de GitHub «Mis tareas (SwiftTodoApp) · Fase III», con 29 tarjetas: una por cada requerimiento (REQ-01 a REQ-20), una por cada defecto encontrado en las pruebas (D-01 a D-05) y cuatro actividades del Sprint 2 (S2). Cada tarjeta tiene los campos Status, Sprint, Prioridad y Categoría. Al 26/10/2026 hay 8 tarjetas en «Hecho», 2 «En progreso» y 19 «Por hacer». Los avances, interrupciones y ajustes se registran moviendo las tarjetas entre columnas y en la bitácora anterior.</w:t>
+        <w:t>El seguimiento se registra en el proyecto de GitHub «Mis tareas (SwiftTodoApp) · Fase III», con 29 tarjetas: una por cada requerimiento (REQ-01 a REQ-20), una por cada defecto encontrado en las pruebas (D-01 a D-05) y cuatro actividades del Sprint 2 (S2). Cada tarjeta tiene los campos Status, Sprint, Prioridad y Categoría. Al cierre del 26/10/2026 hay 20 tarjetas en «Hecho» y 9 en «Por hacer» (las de Firebase y recordatorios). Los avances, interrupciones y ajustes se registran moviendo las tarjetas entre columnas y en la bitácora anterior.</w:t>
       </w:r>
     </w:p>
     <w:p>
@@ -4579,7 +4722,7 @@
           <w:color w:val="555555"/>
           <w:sz w:val="17"/>
         </w:rPr>
-        <w:t>Figura 2. Captura del «Tablero Kanban» en GitHub Projects (26/10/2026), con las columnas Por hacer, En progreso, En pruebas y Hecho.</w:t>
+        <w:t>Figura 2. Captura del «Tablero Kanban» en GitHub Projects al crearlo (26/10/2026), con las columnas Por hacer, En progreso, En pruebas y Hecho.</w:t>
       </w:r>
     </w:p>
     <w:p>
@@ -4591,7 +4734,7 @@
       <w:r>
         <w:drawing>
           <wp:inline xmlns:a="http://schemas.openxmlformats.org/drawingml/2006/main" xmlns:pic="http://schemas.openxmlformats.org/drawingml/2006/picture">
-            <wp:extent cx="5120640" cy="4652955"/>
+            <wp:extent cx="5120640" cy="4857780"/>
             <wp:docPr id="682503508" name="Picture 682503508"/>
             <wp:cNvGraphicFramePr>
               <a:graphicFrameLocks noChangeAspect="1"/>
@@ -4612,7 +4755,7 @@
                   <pic:spPr>
                     <a:xfrm>
                       <a:off x="0" y="0"/>
-                      <a:ext cx="5120640" cy="4652955"/>
+                      <a:ext cx="5120640" cy="4857780"/>
                     </a:xfrm>
                     <a:prstGeom prst="rect"/>
                   </pic:spPr>
@@ -4634,7 +4777,7 @@
           <w:color w:val="555555"/>
           <w:sz w:val="17"/>
         </w:rPr>
-        <w:t>Figura 3. Vista completa del tablero con las 29 tarjetas y sus campos Sprint, Prioridad y Categoría, exportada a partir de los datos del proyecto (el proyecto es privado).</w:t>
+        <w:t>Figura 3. Vista completa del tablero al cierre de la jornada, con las 29 tarjetas y sus campos, exportada a partir de los datos del proyecto (el proyecto es privado).</w:t>
       </w:r>
     </w:p>
     <w:p>
@@ -5147,14 +5290,14 @@
               <w:rPr>
                 <w:sz w:val="17"/>
               </w:rPr>
-              <w:t xml:space="preserve">Deslizar la celda a la izquierda muestra el botón de eliminar; el texto del botón debe estar en español. </w:t>
-            </w:r>
-            <w:r>
-              <w:rPr>
-                <w:b/>
-                <w:sz w:val="17"/>
-              </w:rPr>
-              <w:t>Implementado (texto en inglés, ver pruebas).</w:t>
+              <w:t xml:space="preserve">Deslizar la celda a la izquierda muestra el botón «Eliminar» y borra la tarea. </w:t>
+            </w:r>
+            <w:r>
+              <w:rPr>
+                <w:b/>
+                <w:sz w:val="17"/>
+              </w:rPr>
+              <w:t>Implementado.</w:t>
             </w:r>
           </w:p>
         </w:tc>
@@ -5550,7 +5693,14 @@
               <w:rPr>
                 <w:sz w:val="17"/>
               </w:rPr>
-              <w:t>Pantalla de detalle para editar el título; recibe la tarea por inyección y devuelve los cambios por delegate.</w:t>
+              <w:t xml:space="preserve">Pantalla de detalle para editar el título (se abre deslizando a la derecha o con el botón ⓘ); recibe la tarea por inyección y devuelve los cambios por delegate. </w:t>
+            </w:r>
+            <w:r>
+              <w:rPr>
+                <w:b/>
+                <w:sz w:val="17"/>
+              </w:rPr>
+              <w:t>Implementado.</w:t>
             </w:r>
           </w:p>
         </w:tc>
@@ -5616,7 +5766,14 @@
               <w:rPr>
                 <w:sz w:val="17"/>
               </w:rPr>
-              <w:t>Asignar una fecha límite opcional con UIDatePicker y mostrarla en la celda.</w:t>
+              <w:t xml:space="preserve">Asignar una fecha límite opcional con UIDatePicker y mostrarla en la celda; en rojo si ya venció. </w:t>
+            </w:r>
+            <w:r>
+              <w:rPr>
+                <w:b/>
+                <w:sz w:val="17"/>
+              </w:rPr>
+              <w:t>Implementado.</w:t>
             </w:r>
           </w:p>
         </w:tc>
@@ -5682,7 +5839,14 @@
               <w:rPr>
                 <w:sz w:val="17"/>
               </w:rPr>
-              <w:t>Filtrar por Todas, Pendientes o Completadas (UISegmentedControl) y mostrar cuántas quedan pendientes.</w:t>
+              <w:t xml:space="preserve">Filtrar por Todas, Pendientes o Completadas (UISegmentedControl) y mostrar cuántas quedan pendientes. </w:t>
+            </w:r>
+            <w:r>
+              <w:rPr>
+                <w:b/>
+                <w:sz w:val="17"/>
+              </w:rPr>
+              <w:t>Implementado.</w:t>
             </w:r>
           </w:p>
         </w:tc>
@@ -6092,7 +6256,7 @@
                 <w:b/>
                 <w:sz w:val="17"/>
               </w:rPr>
-              <w:t>Parcial.</w:t>
+              <w:t>Cumplido.</w:t>
             </w:r>
           </w:p>
         </w:tc>
@@ -6893,7 +7057,7 @@
               <w:rPr>
                 <w:sz w:val="17"/>
               </w:rPr>
-              <w:t>2 días · S4</w:t>
+              <w:t>Completado · S2</w:t>
             </w:r>
           </w:p>
         </w:tc>
@@ -6975,7 +7139,7 @@
               <w:rPr>
                 <w:sz w:val="17"/>
               </w:rPr>
-              <w:t>1 día · S4</w:t>
+              <w:t>Completado · S2</w:t>
             </w:r>
           </w:p>
         </w:tc>
@@ -7057,7 +7221,7 @@
               <w:rPr>
                 <w:sz w:val="17"/>
               </w:rPr>
-              <w:t>1 día · S4</w:t>
+              <w:t>Completado · S2</w:t>
             </w:r>
           </w:p>
         </w:tc>
@@ -7467,7 +7631,7 @@
               <w:rPr>
                 <w:sz w:val="17"/>
               </w:rPr>
-              <w:t>1 día · S4</w:t>
+              <w:t>Completado · S2</w:t>
             </w:r>
           </w:p>
         </w:tc>
@@ -9038,7 +9202,7 @@
       </w:pPr>
       <w:r>
         <w:rPr/>
-        <w:t xml:space="preserve">El modelo se renombra de Task a </w:t>
+        <w:t xml:space="preserve">El modelo ya se renombró de Task a </w:t>
       </w:r>
       <w:r>
         <w:rPr>
@@ -9048,7 +9212,7 @@
       </w:r>
       <w:r>
         <w:rPr/>
-        <w:t xml:space="preserve"> para no chocar con el tipo Task de Swift Concurrency, que se usará en cada llamada asíncrona. Los campos nuevos son opcionales para que las tareas guardadas con la versión anterior se sigan leyendo.</w:t>
+        <w:t xml:space="preserve"> para no chocar con el tipo Task de Swift Concurrency, que se usará en cada llamada asíncrona. La fecha límite ya existe en la versión 1.1; los campos nuevos son opcionales para que las tareas guardadas con la versión anterior se sigan leyendo.</w:t>
       </w:r>
     </w:p>
     <w:p>
@@ -9407,7 +9571,7 @@
         <w:rPr>
           <w:b/>
         </w:rPr>
-        <w:t>Video demostrativo (76 s):</w:t>
+        <w:t>Video demostrativo (1 min 51 s):</w:t>
       </w:r>
       <w:r>
         <w:rPr/>
@@ -9490,7 +9654,24 @@
       </w:r>
       <w:r>
         <w:rPr/>
-        <w:t xml:space="preserve"> con UITextField, UIButton, UIStackView y UITableView, construida por código con Auto Layout.</w:t>
+        <w:t xml:space="preserve"> con campo de texto, botón, filtro segmentado, contador y UITableView, construida por código con Auto Layout.</w:t>
+      </w:r>
+    </w:p>
+    <w:p>
+      <w:pPr>
+        <w:spacing w:after="40" w:line="240" w:lineRule="auto"/>
+        <w:ind w:left="432" w:hanging="259"/>
+        <w:jc w:val="left"/>
+      </w:pPr>
+      <w:r>
+        <w:rPr>
+          <w:b/>
+        </w:rPr>
+        <w:t>•  TaskDetailViewController:</w:t>
+      </w:r>
+      <w:r>
+        <w:rPr/>
+        <w:t xml:space="preserve"> pantalla de detalle con título editable, interruptor y UIDatePicker para la fecha límite; devuelve los cambios por delegate.</w:t>
       </w:r>
     </w:p>
     <w:p>
@@ -9507,7 +9688,7 @@
       </w:r>
       <w:r>
         <w:rPr/>
-        <w:t xml:space="preserve"> celda personalizada y reutilizable que cambia de estilo según el estado y lo expone a VoiceOver.</w:t>
+        <w:t xml:space="preserve"> celda personalizada y reutilizable con ícono de estado, fecha límite (en rojo si venció) y botón de detalle; expone su estado a VoiceOver.</w:t>
       </w:r>
     </w:p>
     <w:p>
@@ -9524,7 +9705,7 @@
       </w:r>
       <w:r>
         <w:rPr/>
-        <w:t xml:space="preserve"> paquete Swift con el modelo, TaskStore y el protocolo de persistencia; 7 pruebas unitarias.</w:t>
+        <w:t xml:space="preserve"> paquete Swift con TodoTask, TaskFilter, TaskStore y el protocolo de persistencia; 15 pruebas unitarias.</w:t>
       </w:r>
     </w:p>
     <w:p>
@@ -9541,7 +9722,7 @@
       </w:r>
       <w:r>
         <w:rPr/>
-        <w:t xml:space="preserve"> guarda las tareas como JSON con Codable.</w:t>
+        <w:t xml:space="preserve"> guarda las tareas como JSON con Codable y migra las de la clave anterior.</w:t>
       </w:r>
     </w:p>
     <w:p>
@@ -9558,7 +9739,7 @@
       </w:r>
       <w:r>
         <w:rPr/>
-        <w:t xml:space="preserve"> prueba de interfaz que agrega, completa, elimina y reabre la app.</w:t>
+        <w:t xml:space="preserve"> 2 pruebas de interfaz: flujo principal (agregar, completar, eliminar, reabrir) y filtro, detalle y fecha límite.</w:t>
       </w:r>
     </w:p>
     <w:p>
@@ -9774,7 +9955,7 @@
               <w:rPr>
                 <w:sz w:val="17"/>
               </w:rPr>
-              <w:t>TaskStore: agregar (PU-01)</w:t>
+              <w:t>TaskStore: agregar, vacíos y espacios (PU-01 a PU-03)</w:t>
             </w:r>
           </w:p>
         </w:tc>
@@ -9806,7 +9987,7 @@
               <w:rPr>
                 <w:sz w:val="17"/>
               </w:rPr>
-              <w:t>La lista tiene 1 tarea con ese título y sin completar.</w:t>
+              <w:t>Se agrega la tarea, se ignoran títulos vacíos y se recortan espacios.</w:t>
             </w:r>
           </w:p>
         </w:tc>
@@ -9823,7 +10004,13 @@
                 <w:b/>
                 <w:sz w:val="17"/>
               </w:rPr>
-              <w:t>Pasó.</w:t>
+              <w:t>Pasó</w:t>
+            </w:r>
+            <w:r>
+              <w:rPr>
+                <w:sz w:val="17"/>
+              </w:rPr>
+              <w:t xml:space="preserve"> (3 pruebas).</w:t>
             </w:r>
           </w:p>
         </w:tc>
@@ -9841,7 +10028,7 @@
               <w:rPr>
                 <w:sz w:val="17"/>
               </w:rPr>
-              <w:t>TaskStore: ignorar título vacío (PU-02)</w:t>
+              <w:t>TaskStore: completar y eliminar (PU-04, PU-05, PU-07)</w:t>
             </w:r>
           </w:p>
         </w:tc>
@@ -9873,7 +10060,7 @@
               <w:rPr>
                 <w:sz w:val="17"/>
               </w:rPr>
-              <w:t>La lista sigue vacía.</w:t>
+              <w:t>Cambia el estado; se elimina la tarea; un índice inexistente no causa error.</w:t>
             </w:r>
           </w:p>
         </w:tc>
@@ -9890,7 +10077,13 @@
                 <w:b/>
                 <w:sz w:val="17"/>
               </w:rPr>
-              <w:t>Pasó.</w:t>
+              <w:t>Pasó</w:t>
+            </w:r>
+            <w:r>
+              <w:rPr>
+                <w:sz w:val="17"/>
+              </w:rPr>
+              <w:t xml:space="preserve"> (3 pruebas).</w:t>
             </w:r>
           </w:p>
         </w:tc>
@@ -9908,7 +10101,7 @@
               <w:rPr>
                 <w:sz w:val="17"/>
               </w:rPr>
-              <w:t>TaskStore: recortar espacios (PU-03)</w:t>
+              <w:t>TaskStore: persistencia (PU-06)</w:t>
             </w:r>
           </w:p>
         </w:tc>
@@ -9940,7 +10133,7 @@
               <w:rPr>
                 <w:sz w:val="17"/>
               </w:rPr>
-              <w:t>Se guarda «Estudiar Swift».</w:t>
+              <w:t>Un segundo TaskStore recupera la tarea.</w:t>
             </w:r>
           </w:p>
         </w:tc>
@@ -9975,7 +10168,7 @@
               <w:rPr>
                 <w:sz w:val="17"/>
               </w:rPr>
-              <w:t>TaskStore: completar / descompletar (PU-04)</w:t>
+              <w:t>TaskStore: completar y eliminar por id (PU-08, PU-09)</w:t>
             </w:r>
           </w:p>
         </w:tc>
@@ -10007,7 +10200,7 @@
               <w:rPr>
                 <w:sz w:val="17"/>
               </w:rPr>
-              <w:t>Cambia a true y regresa a false.</w:t>
+              <w:t>Funciona aunque la lista esté filtrada.</w:t>
             </w:r>
           </w:p>
         </w:tc>
@@ -10024,7 +10217,13 @@
                 <w:b/>
                 <w:sz w:val="17"/>
               </w:rPr>
-              <w:t>Pasó.</w:t>
+              <w:t>Pasó</w:t>
+            </w:r>
+            <w:r>
+              <w:rPr>
+                <w:sz w:val="17"/>
+              </w:rPr>
+              <w:t xml:space="preserve"> (2 pruebas).</w:t>
             </w:r>
           </w:p>
         </w:tc>
@@ -10042,7 +10241,7 @@
               <w:rPr>
                 <w:sz w:val="17"/>
               </w:rPr>
-              <w:t>TaskStore: eliminar (PU-05)</w:t>
+              <w:t>TaskStore: editar título y fecha (PU-10 a PU-12)</w:t>
             </w:r>
           </w:p>
         </w:tc>
@@ -10074,7 +10273,7 @@
               <w:rPr>
                 <w:sz w:val="17"/>
               </w:rPr>
-              <w:t>Queda solo la tarea «B».</w:t>
+              <w:t>Cambia título y fecha; rechaza títulos vacíos; permite quitar la fecha.</w:t>
             </w:r>
           </w:p>
         </w:tc>
@@ -10091,7 +10290,13 @@
                 <w:b/>
                 <w:sz w:val="17"/>
               </w:rPr>
-              <w:t>Pasó.</w:t>
+              <w:t>Pasó</w:t>
+            </w:r>
+            <w:r>
+              <w:rPr>
+                <w:sz w:val="17"/>
+              </w:rPr>
+              <w:t xml:space="preserve"> (3 pruebas).</w:t>
             </w:r>
           </w:p>
         </w:tc>
@@ -10109,7 +10314,7 @@
               <w:rPr>
                 <w:sz w:val="17"/>
               </w:rPr>
-              <w:t>TaskStore: persistencia (PU-06)</w:t>
+              <w:t>Filtro y contador (PU-13)</w:t>
             </w:r>
           </w:p>
         </w:tc>
@@ -10141,7 +10346,7 @@
               <w:rPr>
                 <w:sz w:val="17"/>
               </w:rPr>
-              <w:t>Un segundo TaskStore recupera la tarea.</w:t>
+              <w:t>Todas = 3, Pendientes = 2, Completadas = 1, contador = 2.</w:t>
             </w:r>
           </w:p>
         </w:tc>
@@ -10176,7 +10381,7 @@
               <w:rPr>
                 <w:sz w:val="17"/>
               </w:rPr>
-              <w:t>TaskStore: índice inexistente (PU-07)</w:t>
+              <w:t>Tarea vencida (PU-14)</w:t>
             </w:r>
           </w:p>
         </w:tc>
@@ -10208,7 +10413,7 @@
               <w:rPr>
                 <w:sz w:val="17"/>
               </w:rPr>
-              <w:t>No hay error y la lista sigue vacía.</w:t>
+              <w:t>Solo se marca vencida si tiene fecha pasada y no está completada.</w:t>
             </w:r>
           </w:p>
         </w:tc>
@@ -10226,12 +10431,6 @@
                 <w:sz w:val="17"/>
               </w:rPr>
               <w:t>Pasó.</w:t>
-            </w:r>
-            <w:r>
-              <w:rPr>
-                <w:sz w:val="17"/>
-              </w:rPr>
-              <w:t xml:space="preserve"> 7 de 7 pruebas en 0.004 s.</w:t>
             </w:r>
           </w:p>
         </w:tc>
@@ -10249,7 +10448,7 @@
               <w:rPr>
                 <w:sz w:val="17"/>
               </w:rPr>
-              <w:t>Inicio de la app (REQ-03)</w:t>
+              <w:t>Compatibilidad con datos v1.0 (PU-15)</w:t>
             </w:r>
           </w:p>
         </w:tc>
@@ -10265,7 +10464,7 @@
               <w:rPr>
                 <w:sz w:val="17"/>
               </w:rPr>
-              <w:t>Simulador iPhone 17 · iOS 26.2 (Xcode 16.4, GitHub Actions)</w:t>
+              <w:t>macOS 15.7 · swift test (GitHub Actions)</w:t>
             </w:r>
           </w:p>
         </w:tc>
@@ -10281,7 +10480,7 @@
               <w:rPr>
                 <w:sz w:val="17"/>
               </w:rPr>
-              <w:t>Abre «Mis tareas» sin tareas.</w:t>
+              <w:t>Un JSON sin dueDate se sigue leyendo.</w:t>
             </w:r>
           </w:p>
         </w:tc>
@@ -10304,7 +10503,7 @@
               <w:rPr>
                 <w:sz w:val="17"/>
               </w:rPr>
-              <w:t xml:space="preserve"> Captura ui_01.</w:t>
+              <w:t xml:space="preserve"> 15 de 15 pruebas.</w:t>
             </w:r>
           </w:p>
         </w:tc>
@@ -10322,7 +10521,7 @@
               <w:rPr>
                 <w:sz w:val="17"/>
               </w:rPr>
-              <w:t>Agregar con botón y con Return (REQ-01)</w:t>
+              <w:t>Inicio de la app (REQ-03, REQ-13)</w:t>
             </w:r>
           </w:p>
         </w:tc>
@@ -10354,7 +10553,7 @@
               <w:rPr>
                 <w:sz w:val="17"/>
               </w:rPr>
-              <w:t>Aparecen las tareas y el campo se limpia.</w:t>
+              <w:t>Lista vacía con mensaje y «0 pendientes».</w:t>
             </w:r>
           </w:p>
         </w:tc>
@@ -10377,7 +10576,7 @@
               <w:rPr>
                 <w:sz w:val="17"/>
               </w:rPr>
-              <w:t xml:space="preserve"> Captura ui_02.</w:t>
+              <w:t xml:space="preserve"> Captura ui_01.</w:t>
             </w:r>
           </w:p>
         </w:tc>
@@ -10395,7 +10594,7 @@
               <w:rPr>
                 <w:sz w:val="17"/>
               </w:rPr>
-              <w:t>Título solo con espacios (REQ-02)</w:t>
+              <w:t>Agregar con botón y con Return (REQ-01, REQ-02)</w:t>
             </w:r>
           </w:p>
         </w:tc>
@@ -10427,7 +10626,7 @@
               <w:rPr>
                 <w:sz w:val="17"/>
               </w:rPr>
-              <w:t>No se agrega nada; siguen 2 tareas.</w:t>
+              <w:t>Aparecen las tareas, el campo se limpia y no se agregan títulos vacíos.</w:t>
             </w:r>
           </w:p>
         </w:tc>
@@ -10445,6 +10644,12 @@
                 <w:sz w:val="17"/>
               </w:rPr>
               <w:t>Pasó.</w:t>
+            </w:r>
+            <w:r>
+              <w:rPr>
+                <w:sz w:val="17"/>
+              </w:rPr>
+              <w:t xml:space="preserve"> Captura ui_02.</w:t>
             </w:r>
           </w:p>
         </w:tc>
@@ -10494,7 +10699,7 @@
               <w:rPr>
                 <w:sz w:val="17"/>
               </w:rPr>
-              <w:t>Estado «Completada» con tachado y palomita; vuelve a «Pendiente».</w:t>
+              <w:t>Estado «Completada» y contador actualizado; vuelve a «Pendiente».</w:t>
             </w:r>
           </w:p>
         </w:tc>
@@ -10535,7 +10740,7 @@
               <w:rPr>
                 <w:sz w:val="17"/>
               </w:rPr>
-              <w:t>Deslizar para eliminar (REQ-05)</w:t>
+              <w:t>Deslizar para eliminar (REQ-05, D-02)</w:t>
             </w:r>
           </w:p>
         </w:tc>
@@ -10567,7 +10772,7 @@
               <w:rPr>
                 <w:sz w:val="17"/>
               </w:rPr>
-              <w:t>Aparece el botón de eliminar y la tarea desaparece.</w:t>
+              <w:t>Aparece el botón «Eliminar» en español y la tarea desaparece.</w:t>
             </w:r>
           </w:p>
         </w:tc>
@@ -10584,13 +10789,13 @@
                 <w:b/>
                 <w:sz w:val="17"/>
               </w:rPr>
-              <w:t>Pasó</w:t>
-            </w:r>
-            <w:r>
-              <w:rPr>
-                <w:sz w:val="17"/>
-              </w:rPr>
-              <w:t>, pero el botón dice «Delete» en inglés. Captura ui_04 y ui_05.</w:t>
+              <w:t>Pasó.</w:t>
+            </w:r>
+            <w:r>
+              <w:rPr>
+                <w:sz w:val="17"/>
+              </w:rPr>
+              <w:t xml:space="preserve"> Capturas ui_04 y ui_05.</w:t>
             </w:r>
           </w:p>
         </w:tc>
@@ -10608,7 +10813,7 @@
               <w:rPr>
                 <w:sz w:val="17"/>
               </w:rPr>
-              <w:t>Persistencia al reabrir (RF de v1.0)</w:t>
+              <w:t>Persistencia al reabrir</w:t>
             </w:r>
           </w:p>
         </w:tc>
@@ -10640,7 +10845,7 @@
               <w:rPr>
                 <w:sz w:val="17"/>
               </w:rPr>
-              <w:t>Tras cerrar y abrir siguen 2 tareas con su estado.</w:t>
+              <w:t>Tras cerrar y abrir siguen las tareas con su estado.</w:t>
             </w:r>
           </w:p>
         </w:tc>
@@ -10663,7 +10868,7 @@
               <w:rPr>
                 <w:sz w:val="17"/>
               </w:rPr>
-              <w:t xml:space="preserve"> Captura ui_06. Prueba de UI completa en 43 s.</w:t>
+              <w:t xml:space="preserve"> Captura ui_06.</w:t>
             </w:r>
           </w:p>
         </w:tc>
@@ -10681,7 +10886,7 @@
               <w:rPr>
                 <w:sz w:val="17"/>
               </w:rPr>
-              <w:t>Modo oscuro (REQ-19)</w:t>
+              <w:t>Filtro por estado (REQ-13)</w:t>
             </w:r>
           </w:p>
         </w:tc>
@@ -10713,7 +10918,7 @@
               <w:rPr>
                 <w:sz w:val="17"/>
               </w:rPr>
-              <w:t>Texto y fondo legibles.</w:t>
+              <w:t>Pendientes muestra 2 tareas y Completadas 1.</w:t>
             </w:r>
           </w:p>
         </w:tc>
@@ -10736,7 +10941,7 @@
               <w:rPr>
                 <w:sz w:val="17"/>
               </w:rPr>
-              <w:t xml:space="preserve"> Colores semánticos del sistema.</w:t>
+              <w:t xml:space="preserve"> Capturas ui_07 y ui_08.</w:t>
             </w:r>
           </w:p>
         </w:tc>
@@ -10754,7 +10959,7 @@
               <w:rPr>
                 <w:sz w:val="17"/>
               </w:rPr>
-              <w:t>Texto grande XXXL (REQ-19)</w:t>
+              <w:t>Detalle y fecha límite (REQ-11, REQ-12)</w:t>
             </w:r>
           </w:p>
         </w:tc>
@@ -10786,7 +10991,7 @@
               <w:rPr>
                 <w:sz w:val="17"/>
               </w:rPr>
-              <w:t>Todos los textos crecen.</w:t>
+              <w:t>Se edita el título, se activa la fecha y la celda muestra «Vence:».</w:t>
             </w:r>
           </w:p>
         </w:tc>
@@ -10803,13 +11008,13 @@
                 <w:b/>
                 <w:sz w:val="17"/>
               </w:rPr>
-              <w:t>Parcial.</w:t>
-            </w:r>
-            <w:r>
-              <w:rPr>
-                <w:sz w:val="17"/>
-              </w:rPr>
-              <w:t xml:space="preserve"> Las celdas crecen; el campo y el botón «Agregar» no, porque usan tamaño fijo.</w:t>
+              <w:t>Pasó.</w:t>
+            </w:r>
+            <w:r>
+              <w:rPr>
+                <w:sz w:val="17"/>
+              </w:rPr>
+              <w:t xml:space="preserve"> Capturas ui_09 y ui_10.</w:t>
             </w:r>
           </w:p>
         </w:tc>
@@ -10827,7 +11032,7 @@
               <w:rPr>
                 <w:sz w:val="17"/>
               </w:rPr>
-              <w:t>Distribución del campo de texto</w:t>
+              <w:t>Migración de datos (D-05, RNF-06)</w:t>
             </w:r>
           </w:p>
         </w:tc>
@@ -10859,7 +11064,7 @@
               <w:rPr>
                 <w:sz w:val="17"/>
               </w:rPr>
-              <w:t>El campo ocupa casi todo el ancho.</w:t>
+              <w:t>Las tareas guardadas con la clave anterior aparecen con sus fechas.</w:t>
             </w:r>
           </w:p>
         </w:tc>
@@ -10876,13 +11081,232 @@
                 <w:b/>
                 <w:sz w:val="17"/>
               </w:rPr>
-              <w:t>Falló.</w:t>
-            </w:r>
-            <w:r>
-              <w:rPr>
-                <w:sz w:val="17"/>
-              </w:rPr>
-              <w:t xml:space="preserve"> El campo queda angosto y el botón ocupa el resto (UIStackView sin prioridad de ajuste).</w:t>
+              <w:t>Pasó.</w:t>
+            </w:r>
+            <w:r>
+              <w:rPr>
+                <w:sz w:val="17"/>
+              </w:rPr>
+              <w:t xml:space="preserve"> Captura 02; la vencida se ve en rojo.</w:t>
+            </w:r>
+          </w:p>
+        </w:tc>
+      </w:tr>
+      <w:tr>
+        <w:tc>
+          <w:tcPr>
+            <w:tcW w:w="2520" w:type="dxa"/>
+          </w:tcPr>
+          <w:p>
+            <w:pPr>
+              <w:jc w:val="left"/>
+            </w:pPr>
+            <w:r>
+              <w:rPr>
+                <w:sz w:val="17"/>
+              </w:rPr>
+              <w:t>Modo oscuro (REQ-19)</w:t>
+            </w:r>
+          </w:p>
+        </w:tc>
+        <w:tc>
+          <w:tcPr>
+            <w:tcW w:w="2088" w:type="dxa"/>
+          </w:tcPr>
+          <w:p>
+            <w:pPr>
+              <w:jc w:val="left"/>
+            </w:pPr>
+            <w:r>
+              <w:rPr>
+                <w:sz w:val="17"/>
+              </w:rPr>
+              <w:t>Simulador iPhone 17 · iOS 26.2 (Xcode 16.4, GitHub Actions)</w:t>
+            </w:r>
+          </w:p>
+        </w:tc>
+        <w:tc>
+          <w:tcPr>
+            <w:tcW w:w="2232" w:type="dxa"/>
+          </w:tcPr>
+          <w:p>
+            <w:pPr>
+              <w:jc w:val="left"/>
+            </w:pPr>
+            <w:r>
+              <w:rPr>
+                <w:sz w:val="17"/>
+              </w:rPr>
+              <w:t>Texto y fondo legibles.</w:t>
+            </w:r>
+          </w:p>
+        </w:tc>
+        <w:tc>
+          <w:tcPr>
+            <w:tcW w:w="2088" w:type="dxa"/>
+          </w:tcPr>
+          <w:p>
+            <w:pPr>
+              <w:jc w:val="left"/>
+            </w:pPr>
+            <w:r>
+              <w:rPr>
+                <w:b/>
+                <w:sz w:val="17"/>
+              </w:rPr>
+              <w:t>Pasó.</w:t>
+            </w:r>
+            <w:r>
+              <w:rPr>
+                <w:sz w:val="17"/>
+              </w:rPr>
+              <w:t xml:space="preserve"> Captura 04.</w:t>
+            </w:r>
+          </w:p>
+        </w:tc>
+      </w:tr>
+      <w:tr>
+        <w:tc>
+          <w:tcPr>
+            <w:tcW w:w="2520" w:type="dxa"/>
+          </w:tcPr>
+          <w:p>
+            <w:pPr>
+              <w:jc w:val="left"/>
+            </w:pPr>
+            <w:r>
+              <w:rPr>
+                <w:sz w:val="17"/>
+              </w:rPr>
+              <w:t>Texto grande XXXL (REQ-19, D-03)</w:t>
+            </w:r>
+          </w:p>
+        </w:tc>
+        <w:tc>
+          <w:tcPr>
+            <w:tcW w:w="2088" w:type="dxa"/>
+          </w:tcPr>
+          <w:p>
+            <w:pPr>
+              <w:jc w:val="left"/>
+            </w:pPr>
+            <w:r>
+              <w:rPr>
+                <w:sz w:val="17"/>
+              </w:rPr>
+              <w:t>Simulador iPhone 17 · iOS 26.2 (Xcode 16.4, GitHub Actions)</w:t>
+            </w:r>
+          </w:p>
+        </w:tc>
+        <w:tc>
+          <w:tcPr>
+            <w:tcW w:w="2232" w:type="dxa"/>
+          </w:tcPr>
+          <w:p>
+            <w:pPr>
+              <w:jc w:val="left"/>
+            </w:pPr>
+            <w:r>
+              <w:rPr>
+                <w:sz w:val="17"/>
+              </w:rPr>
+              <w:t>Campo, botón y celdas crecen.</w:t>
+            </w:r>
+          </w:p>
+        </w:tc>
+        <w:tc>
+          <w:tcPr>
+            <w:tcW w:w="2088" w:type="dxa"/>
+          </w:tcPr>
+          <w:p>
+            <w:pPr>
+              <w:jc w:val="left"/>
+            </w:pPr>
+            <w:r>
+              <w:rPr>
+                <w:b/>
+                <w:sz w:val="17"/>
+              </w:rPr>
+              <w:t>Pasó.</w:t>
+            </w:r>
+            <w:r>
+              <w:rPr>
+                <w:sz w:val="17"/>
+              </w:rPr>
+              <w:t xml:space="preserve"> Captura 05.</w:t>
+            </w:r>
+          </w:p>
+        </w:tc>
+      </w:tr>
+      <w:tr>
+        <w:tc>
+          <w:tcPr>
+            <w:tcW w:w="2520" w:type="dxa"/>
+          </w:tcPr>
+          <w:p>
+            <w:pPr>
+              <w:jc w:val="left"/>
+            </w:pPr>
+            <w:r>
+              <w:rPr>
+                <w:sz w:val="17"/>
+              </w:rPr>
+              <w:t>Distribución del campo de texto (D-01)</w:t>
+            </w:r>
+          </w:p>
+        </w:tc>
+        <w:tc>
+          <w:tcPr>
+            <w:tcW w:w="2088" w:type="dxa"/>
+          </w:tcPr>
+          <w:p>
+            <w:pPr>
+              <w:jc w:val="left"/>
+            </w:pPr>
+            <w:r>
+              <w:rPr>
+                <w:sz w:val="17"/>
+              </w:rPr>
+              <w:t>Simulador iPhone 17 · iOS 26.2 (Xcode 16.4, GitHub Actions)</w:t>
+            </w:r>
+          </w:p>
+        </w:tc>
+        <w:tc>
+          <w:tcPr>
+            <w:tcW w:w="2232" w:type="dxa"/>
+          </w:tcPr>
+          <w:p>
+            <w:pPr>
+              <w:jc w:val="left"/>
+            </w:pPr>
+            <w:r>
+              <w:rPr>
+                <w:sz w:val="17"/>
+              </w:rPr>
+              <w:t>El campo ocupa el ancho libre y el botón solo su texto.</w:t>
+            </w:r>
+          </w:p>
+        </w:tc>
+        <w:tc>
+          <w:tcPr>
+            <w:tcW w:w="2088" w:type="dxa"/>
+          </w:tcPr>
+          <w:p>
+            <w:pPr>
+              <w:jc w:val="left"/>
+            </w:pPr>
+            <w:r>
+              <w:rPr>
+                <w:b/>
+                <w:sz w:val="17"/>
+              </w:rPr>
+              <w:t>Pasó.</w:t>
+            </w:r>
+            <w:r>
+              <w:rPr>
+                <w:sz w:val="17"/>
+              </w:rPr>
+              <w:t xml:space="preserve"> Capturas ui_01 a ui_10.</w:t>
             </w:r>
           </w:p>
         </w:tc>
@@ -10907,7 +11331,7 @@
       </w:r>
       <w:r>
         <w:rPr/>
-        <w:t xml:space="preserve"> Se ejecutaron 8 pruebas automatizadas: 7 unitarias y 1 de interfaz con 17 verificaciones. Todas pasaron en la ejecución del 26/10/2026 (GitHub Actions, run 2). La revisión visual de las capturas detectó tres defectos de interfaz que se corrigen en el Sprint 3:</w:t>
+        <w:t xml:space="preserve"> Se ejecutaron 17 pruebas automatizadas: 15 unitarias y 2 de interfaz. Todas pasaron en la ejecución 4 de GitHub Actions del 26/10/2026. La primera revisión de las capturas (ejecución 2) detectó cinco defectos, que quedaron corregidos y verificados en la misma jornada:</w:t>
       </w:r>
     </w:p>
     <w:tbl>
@@ -10964,7 +11388,7 @@
               <w:rPr>
                 <w:b/>
               </w:rPr>
-              <w:t>Defecto o mejora</w:t>
+              <w:t>Defecto encontrado</w:t>
             </w:r>
           </w:p>
         </w:tc>
@@ -11006,7 +11430,7 @@
               <w:rPr>
                 <w:b/>
               </w:rPr>
-              <w:t>Corrección planeada</w:t>
+              <w:t>Corrección aplicada (verificada en la ejecución 4)</w:t>
             </w:r>
           </w:p>
         </w:tc>
@@ -11072,7 +11496,14 @@
               <w:rPr>
                 <w:sz w:val="17"/>
               </w:rPr>
-              <w:t>Bajar la prioridad de ajuste del campo (contentHuggingPriority) para que el botón tome solo su ancho.</w:t>
+              <w:t xml:space="preserve">Prioridades de ajuste: el campo cede espacio y el botón conserva su ancho. </w:t>
+            </w:r>
+            <w:r>
+              <w:rPr>
+                <w:b/>
+                <w:sz w:val="17"/>
+              </w:rPr>
+              <w:t>Corregido.</w:t>
             </w:r>
           </w:p>
         </w:tc>
@@ -11138,7 +11569,14 @@
               <w:rPr>
                 <w:sz w:val="17"/>
               </w:rPr>
-              <w:t>Usar trailingSwipeActionsConfiguration con el título «Eliminar» y región de desarrollo en español.</w:t>
+              <w:t xml:space="preserve">Acción de deslizar con UIContextualAction titulada «Eliminar». </w:t>
+            </w:r>
+            <w:r>
+              <w:rPr>
+                <w:b/>
+                <w:sz w:val="17"/>
+              </w:rPr>
+              <w:t>Corregido.</w:t>
             </w:r>
           </w:p>
         </w:tc>
@@ -11204,7 +11642,14 @@
               <w:rPr>
                 <w:sz w:val="17"/>
               </w:rPr>
-              <w:t>Usar preferredFont(forTextStyle:) y adjustsFontForContentSizeCategory.</w:t>
+              <w:t xml:space="preserve">preferredFont(forTextStyle:) y adjustsFontForContentSizeCategory en campo, botón y celdas. </w:t>
+            </w:r>
+            <w:r>
+              <w:rPr>
+                <w:b/>
+                <w:sz w:val="17"/>
+              </w:rPr>
+              <w:t>Corregido.</w:t>
             </w:r>
           </w:p>
         </w:tc>
@@ -11270,7 +11715,14 @@
               <w:rPr>
                 <w:sz w:val="17"/>
               </w:rPr>
-              <w:t>Renombrar a TodoTask antes de implementar async/await con Firebase.</w:t>
+              <w:t xml:space="preserve">El modelo se renombró a TodoTask. </w:t>
+            </w:r>
+            <w:r>
+              <w:rPr>
+                <w:b/>
+                <w:sz w:val="17"/>
+              </w:rPr>
+              <w:t>Corregido.</w:t>
             </w:r>
           </w:p>
         </w:tc>
@@ -11336,7 +11788,14 @@
               <w:rPr>
                 <w:sz w:val="17"/>
               </w:rPr>
-              <w:t>Usar «com.brunoivan.SwiftTodoApp.tasks» junto con la migración a la nube (REQ-10).</w:t>
+              <w:t xml:space="preserve">Nueva clave «com.brunoivan.SwiftTodoApp.tasks» con migración automática desde la anterior. </w:t>
+            </w:r>
+            <w:r>
+              <w:rPr>
+                <w:b/>
+                <w:sz w:val="17"/>
+              </w:rPr>
+              <w:t>Corregido.</w:t>
             </w:r>
           </w:p>
         </w:tc>
@@ -11355,7 +11814,7 @@
       </w:pPr>
       <w:r>
         <w:rPr/>
-        <w:t>Las pruebas de Firebase (inicio de sesión, sincronización, reglas de seguridad y modo sin conexión) se agregarán a esta tabla en el Sprint 4, usando el emulador local de Firebase y un repositorio en memoria para las pruebas unitarias.</w:t>
+        <w:t>Las pruebas de Firebase (inicio de sesión, sincronización, reglas de seguridad y modo sin conexión) se agregarán a esta tabla en los sprints 3 y 4, usando el emulador local de Firebase y un repositorio en memoria para las pruebas unitarias.</w:t>
       </w:r>
     </w:p>
     <w:p>
@@ -11925,7 +12384,7 @@
               <w:rPr>
                 <w:sz w:val="17"/>
               </w:rPr>
-              <w:t>Corregir los defectos D-01 a D-04</w:t>
+              <w:t>Corregir los defectos D-01 a D-05</w:t>
             </w:r>
           </w:p>
         </w:tc>
@@ -11973,7 +12432,7 @@
               <w:rPr>
                 <w:sz w:val="17"/>
               </w:rPr>
-              <w:t>Pendiente</w:t>
+              <w:t>Hecho (26-10-2026)</w:t>
             </w:r>
           </w:p>
         </w:tc>
@@ -12407,7 +12866,7 @@
           <w:color w:val="555555"/>
           <w:sz w:val="17"/>
         </w:rPr>
-        <w:t>Figura 7. Flujo completo probado por XCUITest: agregar, completar, eliminar y reabrir.</w:t>
+        <w:t>Figura 7. Prueba de interfaz 1: agregar, completar, eliminar y reabrir.</w:t>
       </w:r>
     </w:p>
     <w:p>
@@ -12419,8 +12878,63 @@
       <w:r>
         <w:drawing>
           <wp:inline xmlns:a="http://schemas.openxmlformats.org/drawingml/2006/main" xmlns:pic="http://schemas.openxmlformats.org/drawingml/2006/picture">
-            <wp:extent cx="5577840" cy="2193950"/>
+            <wp:extent cx="5577840" cy="1873225"/>
             <wp:docPr id="682503513" name="Picture 682503513"/>
+            <wp:cNvGraphicFramePr>
+              <a:graphicFrameLocks noChangeAspect="1"/>
+            </wp:cNvGraphicFramePr>
+            <a:graphic>
+              <a:graphicData uri="http://schemas.openxmlformats.org/drawingml/2006/picture">
+                <pic:pic>
+                  <pic:nvPicPr>
+                    <pic:cNvPr id="0" name="ev_ui2.png"/>
+                    <pic:cNvPicPr/>
+                  </pic:nvPicPr>
+                  <pic:blipFill>
+                    <a:blip r:embed="rId20"/>
+                    <a:stretch>
+                      <a:fillRect/>
+                    </a:stretch>
+                  </pic:blipFill>
+                  <pic:spPr>
+                    <a:xfrm>
+                      <a:off x="0" y="0"/>
+                      <a:ext cx="5577840" cy="1873225"/>
+                    </a:xfrm>
+                    <a:prstGeom prst="rect"/>
+                  </pic:spPr>
+                </pic:pic>
+              </a:graphicData>
+            </a:graphic>
+          </wp:inline>
+        </w:drawing>
+      </w:r>
+    </w:p>
+    <w:p>
+      <w:pPr>
+        <w:spacing w:after="200" w:line="240" w:lineRule="auto"/>
+        <w:jc w:val="center"/>
+      </w:pPr>
+      <w:r>
+        <w:rPr>
+          <w:i/>
+          <w:color w:val="555555"/>
+          <w:sz w:val="17"/>
+        </w:rPr>
+        <w:t>Figura 8. Prueba de interfaz 2: filtro, pantalla de detalle y fecha límite.</w:t>
+      </w:r>
+    </w:p>
+    <w:p>
+      <w:pPr>
+        <w:keepNext/>
+        <w:spacing w:after="40" w:line="240" w:lineRule="auto"/>
+        <w:jc w:val="center"/>
+      </w:pPr>
+      <w:r>
+        <w:drawing>
+          <wp:inline xmlns:a="http://schemas.openxmlformats.org/drawingml/2006/main" xmlns:pic="http://schemas.openxmlformats.org/drawingml/2006/picture">
+            <wp:extent cx="5577840" cy="2491435"/>
+            <wp:docPr id="682503514" name="Picture 682503514"/>
             <wp:cNvGraphicFramePr>
               <a:graphicFrameLocks noChangeAspect="1"/>
             </wp:cNvGraphicFramePr>
@@ -12432,7 +12946,7 @@
                     <pic:cNvPicPr/>
                   </pic:nvPicPr>
                   <pic:blipFill>
-                    <a:blip r:embed="rId20"/>
+                    <a:blip r:embed="rId21"/>
                     <a:stretch>
                       <a:fillRect/>
                     </a:stretch>
@@ -12440,7 +12954,7 @@
                   <pic:spPr>
                     <a:xfrm>
                       <a:off x="0" y="0"/>
-                      <a:ext cx="5577840" cy="2193950"/>
+                      <a:ext cx="5577840" cy="2491435"/>
                     </a:xfrm>
                     <a:prstGeom prst="rect"/>
                   </pic:spPr>
@@ -12462,7 +12976,7 @@
           <w:color w:val="555555"/>
           <w:sz w:val="17"/>
         </w:rPr>
-        <w:t>Figura 8. Lista con datos, modo oscuro y texto grande.</w:t>
+        <w:t>Figura 9. Datos migrados con fechas límite, modo oscuro y texto grande.</w:t>
       </w:r>
     </w:p>
     <w:sectPr>

--- a/docs/FaseIII_Proyecto_MisTareas_BrunoSantos.docx
+++ b/docs/FaseIII_Proyecto_MisTareas_BrunoSantos.docx
@@ -12433,348 +12433,6 @@
                 <w:sz w:val="17"/>
               </w:rPr>
               <w:t>Hecho (26-10-2026)</w:t>
-            </w:r>
-          </w:p>
-        </w:tc>
-      </w:tr>
-    </w:tbl>
-    <w:p>
-      <w:pPr>
-        <w:spacing w:after="80" w:line="240" w:lineRule="auto"/>
-        <w:jc w:val="both"/>
-      </w:pPr>
-    </w:p>
-    <w:p>
-      <w:pPr>
-        <w:spacing w:after="0" w:line="240" w:lineRule="auto"/>
-        <w:jc w:val="both"/>
-      </w:pPr>
-      <w:r>
-        <w:br w:type="page"/>
-      </w:r>
-    </w:p>
-    <w:p>
-      <w:pPr>
-        <w:pStyle w:val="Ttulo2"/>
-      </w:pPr>
-      <w:r>
-        <w:rPr/>
-        <w:t>Minuta 2. Revisión del Sprint 2</w:t>
-      </w:r>
-    </w:p>
-    <w:p>
-      <w:pPr>
-        <w:spacing w:after="40" w:line="240" w:lineRule="auto"/>
-        <w:jc w:val="left"/>
-      </w:pPr>
-      <w:r>
-        <w:rPr>
-          <w:b/>
-        </w:rPr>
-        <w:t>Fecha y hora:</w:t>
-      </w:r>
-      <w:r>
-        <w:rPr/>
-        <w:t xml:space="preserve"> 06-11-2026, ____</w:t>
-      </w:r>
-    </w:p>
-    <w:p>
-      <w:pPr>
-        <w:spacing w:after="40" w:line="240" w:lineRule="auto"/>
-        <w:jc w:val="left"/>
-      </w:pPr>
-      <w:r>
-        <w:rPr>
-          <w:b/>
-        </w:rPr>
-        <w:t>Modalidad:</w:t>
-      </w:r>
-      <w:r>
-        <w:rPr/>
-        <w:t xml:space="preserve"> ____</w:t>
-      </w:r>
-    </w:p>
-    <w:p>
-      <w:pPr>
-        <w:spacing w:after="40" w:line="240" w:lineRule="auto"/>
-        <w:jc w:val="left"/>
-      </w:pPr>
-      <w:r>
-        <w:rPr>
-          <w:b/>
-        </w:rPr>
-        <w:t>Participantes:</w:t>
-      </w:r>
-      <w:r>
-        <w:rPr/>
-        <w:t xml:space="preserve"> Bruno Ivan Santos Villarruel · ____</w:t>
-      </w:r>
-    </w:p>
-    <w:p>
-      <w:pPr>
-        <w:spacing w:after="40" w:line="240" w:lineRule="auto"/>
-        <w:jc w:val="left"/>
-      </w:pPr>
-      <w:r>
-        <w:rPr>
-          <w:b/>
-        </w:rPr>
-        <w:t>Objetivo:</w:t>
-      </w:r>
-      <w:r>
-        <w:rPr/>
-        <w:t xml:space="preserve"> Revisar entregables del Sprint 2 y planear el Sprint 3.</w:t>
-      </w:r>
-    </w:p>
-    <w:p>
-      <w:pPr>
-        <w:keepNext/>
-        <w:spacing w:after="0" w:line="240" w:lineRule="auto" w:before="160"/>
-        <w:jc w:val="left"/>
-      </w:pPr>
-      <w:r>
-        <w:rPr>
-          <w:b/>
-          <w:color w:val="0B4F45"/>
-        </w:rPr>
-        <w:t>Temas tratados</w:t>
-      </w:r>
-    </w:p>
-    <w:p>
-      <w:pPr>
-        <w:spacing w:after="40" w:line="240" w:lineRule="auto"/>
-        <w:ind w:left="432" w:hanging="259"/>
-        <w:jc w:val="left"/>
-      </w:pPr>
-      <w:r>
-        <w:rPr/>
-        <w:t>•  ____</w:t>
-      </w:r>
-    </w:p>
-    <w:p>
-      <w:pPr>
-        <w:spacing w:after="40" w:line="240" w:lineRule="auto"/>
-        <w:ind w:left="432" w:hanging="259"/>
-        <w:jc w:val="left"/>
-      </w:pPr>
-      <w:r>
-        <w:rPr/>
-        <w:t>•  ____</w:t>
-      </w:r>
-    </w:p>
-    <w:p>
-      <w:pPr>
-        <w:keepNext/>
-        <w:spacing w:after="0" w:line="240" w:lineRule="auto" w:before="160"/>
-        <w:jc w:val="left"/>
-      </w:pPr>
-      <w:r>
-        <w:rPr>
-          <w:b/>
-          <w:color w:val="0B4F45"/>
-        </w:rPr>
-        <w:t>Acuerdos</w:t>
-      </w:r>
-    </w:p>
-    <w:p>
-      <w:pPr>
-        <w:spacing w:after="40" w:line="240" w:lineRule="auto"/>
-        <w:ind w:left="432" w:hanging="259"/>
-        <w:jc w:val="left"/>
-      </w:pPr>
-      <w:r>
-        <w:rPr/>
-        <w:t>•  ____</w:t>
-      </w:r>
-    </w:p>
-    <w:p>
-      <w:pPr>
-        <w:spacing w:after="40" w:line="240" w:lineRule="auto"/>
-        <w:ind w:left="432" w:hanging="259"/>
-        <w:jc w:val="left"/>
-      </w:pPr>
-      <w:r>
-        <w:rPr/>
-        <w:t>•  ____</w:t>
-      </w:r>
-    </w:p>
-    <w:p>
-      <w:pPr>
-        <w:keepNext/>
-        <w:spacing w:after="0" w:line="240" w:lineRule="auto" w:before="160"/>
-        <w:jc w:val="left"/>
-      </w:pPr>
-      <w:r>
-        <w:rPr>
-          <w:b/>
-          <w:color w:val="0B4F45"/>
-        </w:rPr>
-        <w:t>Pendientes y responsables</w:t>
-      </w:r>
-    </w:p>
-    <w:tbl>
-      <w:tblPr>
-        <w:tblStyle w:val="Tablaconcuadrcula"/>
-        <w:tblW w:w="0" w:type="auto"/>
-        <w:tblLook w:val="04A0" w:firstRow="1" w:lastRow="0" w:firstColumn="1" w:lastColumn="0" w:noHBand="0" w:noVBand="1"/>
-      </w:tblPr>
-      <w:tblGrid>
-        <w:gridCol w:w="3744"/>
-        <w:gridCol w:w="2015"/>
-        <w:gridCol w:w="1728"/>
-        <w:gridCol w:w="1440"/>
-      </w:tblGrid>
-      <w:tr>
-        <w:trPr>
-          <w:tblHeader/>
-        </w:trPr>
-        <w:tc>
-          <w:tcPr>
-            <w:tcW w:w="3744" w:type="dxa"/>
-            <w:shd w:val="clear" w:color="auto" w:fill="84E290" w:themeFill="accent3" w:themeFillTint="66"/>
-          </w:tcPr>
-          <w:p>
-            <w:pPr>
-              <w:jc w:val="left"/>
-              <w:rPr>
-                <w:b/>
-                <w:bCs/>
-              </w:rPr>
-            </w:pPr>
-            <w:r>
-              <w:rPr>
-                <w:b/>
-              </w:rPr>
-              <w:t>Pendiente</w:t>
-            </w:r>
-          </w:p>
-        </w:tc>
-        <w:tc>
-          <w:tcPr>
-            <w:tcW w:w="2016" w:type="dxa"/>
-            <w:shd w:val="clear" w:color="auto" w:fill="84E290" w:themeFill="accent3" w:themeFillTint="66"/>
-          </w:tcPr>
-          <w:p>
-            <w:pPr>
-              <w:jc w:val="left"/>
-              <w:rPr>
-                <w:b/>
-                <w:bCs/>
-              </w:rPr>
-            </w:pPr>
-            <w:r>
-              <w:rPr>
-                <w:b/>
-              </w:rPr>
-              <w:t>Responsable</w:t>
-            </w:r>
-          </w:p>
-        </w:tc>
-        <w:tc>
-          <w:tcPr>
-            <w:tcW w:w="1728" w:type="dxa"/>
-            <w:shd w:val="clear" w:color="auto" w:fill="84E290" w:themeFill="accent3" w:themeFillTint="66"/>
-          </w:tcPr>
-          <w:p>
-            <w:pPr>
-              <w:jc w:val="left"/>
-              <w:rPr>
-                <w:b/>
-                <w:bCs/>
-              </w:rPr>
-            </w:pPr>
-            <w:r>
-              <w:rPr>
-                <w:b/>
-              </w:rPr>
-              <w:t>Fecha compromiso</w:t>
-            </w:r>
-          </w:p>
-        </w:tc>
-        <w:tc>
-          <w:tcPr>
-            <w:tcW w:w="1440" w:type="dxa"/>
-            <w:shd w:val="clear" w:color="auto" w:fill="84E290" w:themeFill="accent3" w:themeFillTint="66"/>
-          </w:tcPr>
-          <w:p>
-            <w:pPr>
-              <w:jc w:val="left"/>
-              <w:rPr>
-                <w:b/>
-                <w:bCs/>
-              </w:rPr>
-            </w:pPr>
-            <w:r>
-              <w:rPr>
-                <w:b/>
-              </w:rPr>
-              <w:t>Estado</w:t>
-            </w:r>
-          </w:p>
-        </w:tc>
-      </w:tr>
-      <w:tr>
-        <w:tc>
-          <w:tcPr>
-            <w:tcW w:w="3744" w:type="dxa"/>
-          </w:tcPr>
-          <w:p>
-            <w:pPr>
-              <w:jc w:val="left"/>
-            </w:pPr>
-            <w:r>
-              <w:rPr>
-                <w:sz w:val="17"/>
-              </w:rPr>
-              <w:t>____</w:t>
-            </w:r>
-          </w:p>
-        </w:tc>
-        <w:tc>
-          <w:tcPr>
-            <w:tcW w:w="2016" w:type="dxa"/>
-          </w:tcPr>
-          <w:p>
-            <w:pPr>
-              <w:jc w:val="left"/>
-            </w:pPr>
-            <w:r>
-              <w:rPr>
-                <w:sz w:val="17"/>
-              </w:rPr>
-              <w:t>____</w:t>
-            </w:r>
-          </w:p>
-        </w:tc>
-        <w:tc>
-          <w:tcPr>
-            <w:tcW w:w="1728" w:type="dxa"/>
-          </w:tcPr>
-          <w:p>
-            <w:pPr>
-              <w:jc w:val="left"/>
-            </w:pPr>
-            <w:r>
-              <w:rPr>
-                <w:sz w:val="17"/>
-              </w:rPr>
-              <w:t>____</w:t>
-            </w:r>
-          </w:p>
-        </w:tc>
-        <w:tc>
-          <w:tcPr>
-            <w:tcW w:w="1440" w:type="dxa"/>
-          </w:tcPr>
-          <w:p>
-            <w:pPr>
-              <w:jc w:val="left"/>
-            </w:pPr>
-            <w:r>
-              <w:rPr>
-                <w:sz w:val="17"/>
-              </w:rPr>
-              <w:t>____</w:t>
             </w:r>
           </w:p>
         </w:tc>

--- a/docs/FaseIII_Proyecto_MisTareas_BrunoSantos.docx
+++ b/docs/FaseIII_Proyecto_MisTareas_BrunoSantos.docx
@@ -1107,7 +1107,7 @@
           <w:b/>
           <w:color w:val="0B4F45"/>
         </w:rPr>
-        <w:t>Funciones disponibles hoy (versión 1.1, local)</w:t>
+        <w:t>Funciones disponibles hoy (versión 2.0, con Firebase)</w:t>
       </w:r>
     </w:p>
     <w:p>
@@ -1118,7 +1118,7 @@
       </w:pPr>
       <w:r>
         <w:rPr/>
-        <w:t>•  Agregar tareas con el botón «Agregar» o con la tecla Return; no acepta títulos vacíos.</w:t>
+        <w:t>•  Crear cuenta (nombre, correo y contraseña), iniciar y cerrar sesión con Firebase Authentication; la app recuerda la sesión al reabrirse.</w:t>
       </w:r>
     </w:p>
     <w:p>
@@ -1129,7 +1129,7 @@
       </w:pPr>
       <w:r>
         <w:rPr/>
-        <w:t>•  Lista dinámica con celda personalizada: las completadas se ven tachadas, en gris y con ícono verde.</w:t>
+        <w:t>•  Tareas guardadas por usuario en Cloud Firestore (users/{uid}/tasks) y actualizadas en tiempo real.</w:t>
       </w:r>
     </w:p>
     <w:p>
@@ -1140,7 +1140,7 @@
       </w:pPr>
       <w:r>
         <w:rPr/>
-        <w:t>•  Marcar y desmarcar tareas tocando la celda; eliminarlas deslizando hacia la izquierda («Eliminar»).</w:t>
+        <w:t>•  Indicador de carga, mensaje de lista vacía y aviso de error con botón «Reintentar».</w:t>
       </w:r>
     </w:p>
     <w:p>
@@ -1151,7 +1151,7 @@
       </w:pPr>
       <w:r>
         <w:rPr/>
-        <w:t>•  Pantalla de detalle para editar el título y asignar una fecha límite; las vencidas se ven en rojo.</w:t>
+        <w:t>•  Las tareas que quedaron guardadas en el teléfono (versiones 1.x) se suben solas a la cuenta en el primer inicio de sesión.</w:t>
       </w:r>
     </w:p>
     <w:p>
@@ -1162,7 +1162,7 @@
       </w:pPr>
       <w:r>
         <w:rPr/>
-        <w:t>•  Filtro Todas / Pendientes / Completadas, contador de pendientes y mensaje de lista vacía.</w:t>
+        <w:t>•  Agregar tareas con el botón «Agregar» o con la tecla Return; no acepta títulos vacíos.</w:t>
       </w:r>
     </w:p>
     <w:p>
@@ -1173,7 +1173,7 @@
       </w:pPr>
       <w:r>
         <w:rPr/>
-        <w:t>•  Las tareas se conservan al cerrar y abrir la app (UserDefaults + Codable), incluidas las de la versión anterior.</w:t>
+        <w:t>•  Lista dinámica con celda personalizada: las completadas se ven tachadas, en gris y con ícono verde.</w:t>
       </w:r>
     </w:p>
     <w:p>
@@ -1184,7 +1184,40 @@
       </w:pPr>
       <w:r>
         <w:rPr/>
-        <w:t>•  Pruebas automáticas: 15 unitarias y 2 de interfaz que recorren todos los flujos.</w:t>
+        <w:t>•  Marcar y desmarcar tareas tocando la celda; eliminarlas deslizando hacia la izquierda («Eliminar»).</w:t>
+      </w:r>
+    </w:p>
+    <w:p>
+      <w:pPr>
+        <w:spacing w:after="40" w:line="240" w:lineRule="auto"/>
+        <w:ind w:left="432" w:hanging="259"/>
+        <w:jc w:val="left"/>
+      </w:pPr>
+      <w:r>
+        <w:rPr/>
+        <w:t>•  Pantalla de detalle para editar el título y asignar una fecha límite; las vencidas se ven en rojo.</w:t>
+      </w:r>
+    </w:p>
+    <w:p>
+      <w:pPr>
+        <w:spacing w:after="40" w:line="240" w:lineRule="auto"/>
+        <w:ind w:left="432" w:hanging="259"/>
+        <w:jc w:val="left"/>
+      </w:pPr>
+      <w:r>
+        <w:rPr/>
+        <w:t>•  Filtro Todas / Pendientes / Completadas, contador de pendientes y mensaje de lista vacía.</w:t>
+      </w:r>
+    </w:p>
+    <w:p>
+      <w:pPr>
+        <w:spacing w:after="40" w:line="240" w:lineRule="auto"/>
+        <w:ind w:left="432" w:hanging="259"/>
+        <w:jc w:val="left"/>
+      </w:pPr>
+      <w:r>
+        <w:rPr/>
+        <w:t>•  Pruebas automáticas: 18 unitarias, 6 de reglas de seguridad y 4 de interfaz sobre el emulador de Firebase.</w:t>
       </w:r>
     </w:p>
     <w:p>
@@ -1198,7 +1231,7 @@
           <w:b/>
           <w:color w:val="0B4F45"/>
         </w:rPr>
-        <w:t>Funciones planeadas en esta fase (versión 2.0, en la nube)</w:t>
+        <w:t>Funciones planeadas para el Sprint 4</w:t>
       </w:r>
     </w:p>
     <w:p>
@@ -1209,7 +1242,7 @@
       </w:pPr>
       <w:r>
         <w:rPr/>
-        <w:t>•  Crear cuenta, iniciar y cerrar sesión con Firebase Authentication; la app recuerda la sesión.</w:t>
+        <w:t>•  Recordatorios con notificación local para la fecha límite.</w:t>
       </w:r>
     </w:p>
     <w:p>
@@ -1220,29 +1253,7 @@
       </w:pPr>
       <w:r>
         <w:rPr/>
-        <w:t>•  Tareas guardadas en Cloud Firestore por usuario, disponibles también sin conexión.</w:t>
-      </w:r>
-    </w:p>
-    <w:p>
-      <w:pPr>
-        <w:spacing w:after="40" w:line="240" w:lineRule="auto"/>
-        <w:ind w:left="432" w:hanging="259"/>
-        <w:jc w:val="left"/>
-      </w:pPr>
-      <w:r>
-        <w:rPr/>
-        <w:t>•  Indicadores de carga mientras responde Firebase y errores con opción de reintentar.</w:t>
-      </w:r>
-    </w:p>
-    <w:p>
-      <w:pPr>
-        <w:spacing w:after="40" w:line="240" w:lineRule="auto"/>
-        <w:ind w:left="432" w:hanging="259"/>
-        <w:jc w:val="left"/>
-      </w:pPr>
-      <w:r>
-        <w:rPr/>
-        <w:t>•  Recordatorios con notificación local para la fecha límite.</w:t>
+        <w:t>•  Prueba formal del modo sin conexión en un iPhone real y piloto con usuarios.</w:t>
       </w:r>
     </w:p>
     <w:p>
@@ -2374,18 +2385,18 @@
               <w:rPr>
                 <w:sz w:val="17"/>
               </w:rPr>
-              <w:t>• La app ya funciona (versión 1.1) y tiene 15 pruebas unitarias y 2 de interfaz automatizadas.</w:t>
-            </w:r>
-          </w:p>
-          <w:p>
-            <w:pPr>
-              <w:jc w:val="left"/>
-            </w:pPr>
-            <w:r>
-              <w:rPr>
-                <w:sz w:val="17"/>
-              </w:rPr>
-              <w:t>• Arquitectura que separa la lógica (TodoCore) de la interfaz, lista para conectar la nube.</w:t>
+              <w:t>• La app ya funciona con cuenta y nube (versión 2.0) y tiene 28 pruebas automatizadas.</w:t>
+            </w:r>
+          </w:p>
+          <w:p>
+            <w:pPr>
+              <w:jc w:val="left"/>
+            </w:pPr>
+            <w:r>
+              <w:rPr>
+                <w:sz w:val="17"/>
+              </w:rPr>
+              <w:t>• Arquitectura que separa la lógica (TodoCore) de la interfaz y de Firebase.</w:t>
             </w:r>
           </w:p>
           <w:p>
@@ -2562,7 +2573,7 @@
               <w:rPr>
                 <w:sz w:val="17"/>
               </w:rPr>
-              <w:t>• La versión actual guarda los datos solo en el teléfono.</w:t>
+              <w:t>• Las pruebas automáticas usan el emulador; falta probar con usuarios reales.</w:t>
             </w:r>
           </w:p>
         </w:tc>
@@ -2659,7 +2670,7 @@
       </w:r>
       <w:r>
         <w:rPr/>
-        <w:t xml:space="preserve"> Hoy el estudiante revisa varias aplicaciones para saber qué debe entregar y no tiene un lugar único donde anotar pendientes rápidamente. Las aplicaciones existentes son genéricas o tienen funciones de más, y la versión 1.0 de Mis tareas tiene una limitación clara: si el usuario cambia de teléfono, pierde sus tareas porque se guardan solo en el dispositivo.</w:t>
+        <w:t xml:space="preserve"> Hoy el estudiante revisa varias aplicaciones para saber qué debe entregar y no tiene un lugar único donde anotar pendientes rápidamente. Las aplicaciones existentes son genéricas o tienen funciones de más, y las versiones 1.x de Mis tareas tenían una limitación clara: si el usuario cambiaba de teléfono, perdía sus tareas porque se guardaban solo en el dispositivo. La versión 2.0 la resuelve con la cuenta en la nube.</w:t>
       </w:r>
     </w:p>
     <w:p>
@@ -3221,7 +3232,7 @@
               <w:rPr>
                 <w:sz w:val="17"/>
               </w:rPr>
-              <w:t>09-11-2026</w:t>
+              <w:t>26-10-2026</w:t>
             </w:r>
           </w:p>
         </w:tc>
@@ -3744,7 +3755,7 @@
               <w:rPr>
                 <w:sz w:val="17"/>
               </w:rPr>
-              <w:t>9 – 20 nov</w:t>
+              <w:t>9 – 20 nov (entregado el 27 oct)</w:t>
             </w:r>
           </w:p>
         </w:tc>
@@ -3776,7 +3787,14 @@
               <w:rPr>
                 <w:sz w:val="17"/>
               </w:rPr>
-              <w:t>Login y registro, repositorio Firestore asíncrono, estados de carga, migración de datos locales</w:t>
+              <w:t xml:space="preserve">Login y registro, repositorio Firestore asíncrono, estados de carga, migración de datos locales, reglas de seguridad y sus pruebas. </w:t>
+            </w:r>
+            <w:r>
+              <w:rPr>
+                <w:b/>
+                <w:sz w:val="17"/>
+              </w:rPr>
+              <w:t>Terminado por adelantado.</w:t>
             </w:r>
           </w:p>
         </w:tc>
@@ -4639,6 +4657,270 @@
           </w:p>
         </w:tc>
       </w:tr>
+      <w:tr>
+        <w:tc>
+          <w:tcPr>
+            <w:tcW w:w="1440" w:type="dxa"/>
+          </w:tcPr>
+          <w:p>
+            <w:pPr>
+              <w:jc w:val="left"/>
+            </w:pPr>
+            <w:r>
+              <w:rPr>
+                <w:sz w:val="17"/>
+              </w:rPr>
+              <w:t>27-10-2026</w:t>
+            </w:r>
+          </w:p>
+        </w:tc>
+        <w:tc>
+          <w:tcPr>
+            <w:tcW w:w="1368" w:type="dxa"/>
+          </w:tcPr>
+          <w:p>
+            <w:pPr>
+              <w:jc w:val="left"/>
+            </w:pPr>
+            <w:r>
+              <w:rPr>
+                <w:sz w:val="17"/>
+              </w:rPr>
+              <w:t>Avance</w:t>
+            </w:r>
+          </w:p>
+        </w:tc>
+        <w:tc>
+          <w:tcPr>
+            <w:tcW w:w="3384" w:type="dxa"/>
+          </w:tcPr>
+          <w:p>
+            <w:pPr>
+              <w:jc w:val="left"/>
+            </w:pPr>
+            <w:r>
+              <w:rPr>
+                <w:sz w:val="17"/>
+              </w:rPr>
+              <w:t>Se crea el proyecto mis-tareas en Firebase: app de iOS registrada, inicio de sesión con correo activado, Firestore creado y reglas publicadas.</w:t>
+            </w:r>
+          </w:p>
+        </w:tc>
+        <w:tc>
+          <w:tcPr>
+            <w:tcW w:w="2736" w:type="dxa"/>
+          </w:tcPr>
+          <w:p>
+            <w:pPr>
+              <w:jc w:val="left"/>
+            </w:pPr>
+            <w:r>
+              <w:rPr>
+                <w:sz w:val="17"/>
+              </w:rPr>
+              <w:t>El archivo de configuración real no se sube porque el repositorio es público; CI usa el emulador de Firebase.</w:t>
+            </w:r>
+          </w:p>
+        </w:tc>
+      </w:tr>
+      <w:tr>
+        <w:tc>
+          <w:tcPr>
+            <w:tcW w:w="1440" w:type="dxa"/>
+          </w:tcPr>
+          <w:p>
+            <w:pPr>
+              <w:jc w:val="left"/>
+            </w:pPr>
+            <w:r>
+              <w:rPr>
+                <w:sz w:val="17"/>
+              </w:rPr>
+              <w:t>27-10-2026</w:t>
+            </w:r>
+          </w:p>
+        </w:tc>
+        <w:tc>
+          <w:tcPr>
+            <w:tcW w:w="1368" w:type="dxa"/>
+          </w:tcPr>
+          <w:p>
+            <w:pPr>
+              <w:jc w:val="left"/>
+            </w:pPr>
+            <w:r>
+              <w:rPr>
+                <w:sz w:val="17"/>
+              </w:rPr>
+              <w:t>Avance</w:t>
+            </w:r>
+          </w:p>
+        </w:tc>
+        <w:tc>
+          <w:tcPr>
+            <w:tcW w:w="3384" w:type="dxa"/>
+          </w:tcPr>
+          <w:p>
+            <w:pPr>
+              <w:jc w:val="left"/>
+            </w:pPr>
+            <w:r>
+              <w:rPr>
+                <w:sz w:val="17"/>
+              </w:rPr>
+              <w:t>Se adelanta el Sprint 3: login, registro, Firestore en tiempo real, estados de carga, migración y reglas.</w:t>
+            </w:r>
+          </w:p>
+        </w:tc>
+        <w:tc>
+          <w:tcPr>
+            <w:tcW w:w="2736" w:type="dxa"/>
+          </w:tcPr>
+          <w:p>
+            <w:pPr>
+              <w:jc w:val="left"/>
+            </w:pPr>
+            <w:r>
+              <w:rPr>
+                <w:sz w:val="17"/>
+              </w:rPr>
+              <w:t>El Sprint 3 queda libre para pruebas en iPhone real y el Sprint 4 para recordatorios.</w:t>
+            </w:r>
+          </w:p>
+        </w:tc>
+      </w:tr>
+      <w:tr>
+        <w:tc>
+          <w:tcPr>
+            <w:tcW w:w="1440" w:type="dxa"/>
+          </w:tcPr>
+          <w:p>
+            <w:pPr>
+              <w:jc w:val="left"/>
+            </w:pPr>
+            <w:r>
+              <w:rPr>
+                <w:sz w:val="17"/>
+              </w:rPr>
+              <w:t>27-10-2026</w:t>
+            </w:r>
+          </w:p>
+        </w:tc>
+        <w:tc>
+          <w:tcPr>
+            <w:tcW w:w="1368" w:type="dxa"/>
+          </w:tcPr>
+          <w:p>
+            <w:pPr>
+              <w:jc w:val="left"/>
+            </w:pPr>
+            <w:r>
+              <w:rPr>
+                <w:sz w:val="17"/>
+              </w:rPr>
+              <w:t>Interrupción</w:t>
+            </w:r>
+          </w:p>
+        </w:tc>
+        <w:tc>
+          <w:tcPr>
+            <w:tcW w:w="3384" w:type="dxa"/>
+          </w:tcPr>
+          <w:p>
+            <w:pPr>
+              <w:jc w:val="left"/>
+            </w:pPr>
+            <w:r>
+              <w:rPr>
+                <w:sz w:val="17"/>
+              </w:rPr>
+              <w:t>Las pruebas de crear cuenta fallaban: la sugerencia de iOS «Usar contraseña segura» cubría los campos de contraseña.</w:t>
+            </w:r>
+          </w:p>
+        </w:tc>
+        <w:tc>
+          <w:tcPr>
+            <w:tcW w:w="2736" w:type="dxa"/>
+          </w:tcPr>
+          <w:p>
+            <w:pPr>
+              <w:jc w:val="left"/>
+            </w:pPr>
+            <w:r>
+              <w:rPr>
+                <w:sz w:val="17"/>
+              </w:rPr>
+              <w:t>La sugerencia se apaga solo durante las pruebas y se agrega una captura de diagnóstico cuando algo falla.</w:t>
+            </w:r>
+          </w:p>
+        </w:tc>
+      </w:tr>
+      <w:tr>
+        <w:tc>
+          <w:tcPr>
+            <w:tcW w:w="1440" w:type="dxa"/>
+          </w:tcPr>
+          <w:p>
+            <w:pPr>
+              <w:jc w:val="left"/>
+            </w:pPr>
+            <w:r>
+              <w:rPr>
+                <w:sz w:val="17"/>
+              </w:rPr>
+              <w:t>27-10-2026</w:t>
+            </w:r>
+          </w:p>
+        </w:tc>
+        <w:tc>
+          <w:tcPr>
+            <w:tcW w:w="1368" w:type="dxa"/>
+          </w:tcPr>
+          <w:p>
+            <w:pPr>
+              <w:jc w:val="left"/>
+            </w:pPr>
+            <w:r>
+              <w:rPr>
+                <w:sz w:val="17"/>
+              </w:rPr>
+              <w:t>Interrupción</w:t>
+            </w:r>
+          </w:p>
+        </w:tc>
+        <w:tc>
+          <w:tcPr>
+            <w:tcW w:w="3384" w:type="dxa"/>
+          </w:tcPr>
+          <w:p>
+            <w:pPr>
+              <w:jc w:val="left"/>
+            </w:pPr>
+            <w:r>
+              <w:rPr>
+                <w:sz w:val="17"/>
+              </w:rPr>
+              <w:t>Al volver a entrar, la prueba escribía mal el correo porque el cursor quedaba a la mitad del texto.</w:t>
+            </w:r>
+          </w:p>
+        </w:tc>
+        <w:tc>
+          <w:tcPr>
+            <w:tcW w:w="2736" w:type="dxa"/>
+          </w:tcPr>
+          <w:p>
+            <w:pPr>
+              <w:jc w:val="left"/>
+            </w:pPr>
+            <w:r>
+              <w:rPr>
+                <w:sz w:val="17"/>
+              </w:rPr>
+              <w:t>Se agrega el botón (x) para limpiar los campos de inicio de sesión; las 4 pruebas de interfaz pasan.</w:t>
+            </w:r>
+          </w:p>
+        </w:tc>
+      </w:tr>
     </w:tbl>
     <w:p>
       <w:pPr>
@@ -4667,7 +4949,7 @@
       </w:pPr>
       <w:r>
         <w:rPr/>
-        <w:t>El seguimiento se registra en el proyecto de GitHub «Mis tareas (SwiftTodoApp) · Fase III», con 29 tarjetas: una por cada requerimiento (REQ-01 a REQ-20), una por cada defecto encontrado en las pruebas (D-01 a D-05) y cuatro actividades del Sprint 2 (S2). Cada tarjeta tiene los campos Status, Sprint, Prioridad y Categoría. Al cierre del 26/10/2026 hay 20 tarjetas en «Hecho» y 9 en «Por hacer» (las de Firebase y recordatorios). Los avances, interrupciones y ajustes se registran moviendo las tarjetas entre columnas y en la bitácora anterior.</w:t>
+        <w:t>El seguimiento se registra en el proyecto de GitHub «Mis tareas (SwiftTodoApp) · Fase III», con 29 tarjetas: una por cada requerimiento (REQ-01 a REQ-20), una por cada defecto encontrado en las pruebas (D-01 a D-05) y cuatro actividades del Sprint 2 (S2). Cada tarjeta tiene los campos Status, Sprint, Prioridad y Categoría. Al cierre del 27/10/2026 hay 28 tarjetas en «Hecho» y 1 en «Por hacer» (REQ-14, recordatorios). Los avances, interrupciones y ajustes se registran moviendo las tarjetas entre columnas y en la bitácora anterior.</w:t>
       </w:r>
     </w:p>
     <w:p>
@@ -4734,7 +5016,7 @@
       <w:r>
         <w:drawing>
           <wp:inline xmlns:a="http://schemas.openxmlformats.org/drawingml/2006/main" xmlns:pic="http://schemas.openxmlformats.org/drawingml/2006/picture">
-            <wp:extent cx="5120640" cy="4857780"/>
+            <wp:extent cx="5120640" cy="6497523"/>
             <wp:docPr id="682503508" name="Picture 682503508"/>
             <wp:cNvGraphicFramePr>
               <a:graphicFrameLocks noChangeAspect="1"/>
@@ -4755,7 +5037,7 @@
                   <pic:spPr>
                     <a:xfrm>
                       <a:off x="0" y="0"/>
-                      <a:ext cx="5120640" cy="4857780"/>
+                      <a:ext cx="5120640" cy="6497523"/>
                     </a:xfrm>
                     <a:prstGeom prst="rect"/>
                   </pic:spPr>
@@ -4777,7 +5059,7 @@
           <w:color w:val="555555"/>
           <w:sz w:val="17"/>
         </w:rPr>
-        <w:t>Figura 3. Vista completa del tablero al cierre de la jornada, con las 29 tarjetas y sus campos, exportada a partir de los datos del proyecto (el proyecto es privado).</w:t>
+        <w:t>Figura 3. Vista completa del tablero al 27/10/2026, con las 29 tarjetas y sus campos, exportada a partir de los datos del proyecto (el proyecto es privado).</w:t>
       </w:r>
     </w:p>
     <w:p>
@@ -5363,7 +5645,14 @@
               <w:rPr>
                 <w:sz w:val="17"/>
               </w:rPr>
-              <w:t>Registro con nombre, correo y contraseña en Firebase Authentication; se crea el documento users/{uid}.</w:t>
+              <w:t xml:space="preserve">Registro con nombre, correo y contraseña en Firebase Authentication; se crea el documento users/{uid}. </w:t>
+            </w:r>
+            <w:r>
+              <w:rPr>
+                <w:b/>
+                <w:sz w:val="17"/>
+              </w:rPr>
+              <w:t>Implementado.</w:t>
             </w:r>
           </w:p>
         </w:tc>
@@ -5429,7 +5718,14 @@
               <w:rPr>
                 <w:sz w:val="17"/>
               </w:rPr>
-              <w:t>Inicio con correo y contraseña; la app recuerda la sesión al reabrirse y permite cerrarla.</w:t>
+              <w:t xml:space="preserve">Inicio con correo y contraseña; la app recuerda la sesión al reabrirse y permite cerrarla. </w:t>
+            </w:r>
+            <w:r>
+              <w:rPr>
+                <w:b/>
+                <w:sz w:val="17"/>
+              </w:rPr>
+              <w:t>Implementado.</w:t>
             </w:r>
           </w:p>
         </w:tc>
@@ -5495,7 +5791,14 @@
               <w:rPr>
                 <w:sz w:val="17"/>
               </w:rPr>
-              <w:t>Leer y escribir las tareas del usuario en Cloud Firestore (users/{uid}/tasks) con un listener en tiempo real.</w:t>
+              <w:t xml:space="preserve">Leer y escribir las tareas del usuario en Cloud Firestore (users/{uid}/tasks) con un listener en tiempo real. </w:t>
+            </w:r>
+            <w:r>
+              <w:rPr>
+                <w:b/>
+                <w:sz w:val="17"/>
+              </w:rPr>
+              <w:t>Implementado.</w:t>
             </w:r>
           </w:p>
         </w:tc>
@@ -5561,7 +5864,14 @@
               <w:rPr>
                 <w:sz w:val="17"/>
               </w:rPr>
-              <w:t>Mostrar spinner mientras se consulta Firebase, deshabilitar botones al guardar, mensaje de lista vacía y error con «Reintentar».</w:t>
+              <w:t xml:space="preserve">Mostrar spinner mientras se consulta Firebase, deshabilitar botones mientras se envía el formulario, mensaje de lista vacía y error con «Reintentar». </w:t>
+            </w:r>
+            <w:r>
+              <w:rPr>
+                <w:b/>
+                <w:sz w:val="17"/>
+              </w:rPr>
+              <w:t>Implementado.</w:t>
             </w:r>
           </w:p>
         </w:tc>
@@ -5627,7 +5937,14 @@
               <w:rPr>
                 <w:sz w:val="17"/>
               </w:rPr>
-              <w:t>En el primer inicio de sesión, subir a Firestore las tareas guardadas en UserDefaults y luego borrarlas del dispositivo.</w:t>
+              <w:t xml:space="preserve">En el primer inicio de sesión, subir a Firestore las tareas guardadas en UserDefaults y luego borrarlas del dispositivo. </w:t>
+            </w:r>
+            <w:r>
+              <w:rPr>
+                <w:b/>
+                <w:sz w:val="17"/>
+              </w:rPr>
+              <w:t>Implementado.</w:t>
             </w:r>
           </w:p>
         </w:tc>
@@ -5978,7 +6295,14 @@
               <w:rPr>
                 <w:sz w:val="17"/>
               </w:rPr>
-              <w:t>Mostrar y editar tareas sin internet usando la caché de Firestore; sincronizar al recuperar la conexión.</w:t>
+              <w:t xml:space="preserve">Mostrar y editar tareas sin internet usando la caché de Firestore; sincronizar al recuperar la conexión. </w:t>
+            </w:r>
+            <w:r>
+              <w:rPr>
+                <w:b/>
+                <w:sz w:val="17"/>
+              </w:rPr>
+              <w:t>Implementado (caché persistente de Firestore); falta probarlo en un iPhone real.</w:t>
             </w:r>
           </w:p>
         </w:tc>
@@ -6044,7 +6368,14 @@
               <w:rPr>
                 <w:sz w:val="17"/>
               </w:rPr>
-              <w:t>Reglas de Firestore que solo permiten a cada usuario leer y escribir sus propias tareas.</w:t>
+              <w:t xml:space="preserve">Reglas de Firestore que solo permiten a cada usuario leer y escribir sus propias tareas. </w:t>
+            </w:r>
+            <w:r>
+              <w:rPr>
+                <w:b/>
+                <w:sz w:val="17"/>
+              </w:rPr>
+              <w:t>Implementado.</w:t>
             </w:r>
           </w:p>
         </w:tc>
@@ -6110,7 +6441,14 @@
               <w:rPr>
                 <w:sz w:val="17"/>
               </w:rPr>
-              <w:t>Toda consulta de red usa async/await fuera del hilo principal; la interfaz se actualiza en @MainActor.</w:t>
+              <w:t xml:space="preserve">Toda consulta de red usa async/await fuera del hilo principal; la interfaz se actualiza en @MainActor. </w:t>
+            </w:r>
+            <w:r>
+              <w:rPr>
+                <w:b/>
+                <w:sz w:val="17"/>
+              </w:rPr>
+              <w:t>Implementado.</w:t>
             </w:r>
           </w:p>
         </w:tc>
@@ -6183,7 +6521,7 @@
                 <w:b/>
                 <w:sz w:val="17"/>
               </w:rPr>
-              <w:t>Cumplido en v1.0.</w:t>
+              <w:t>Cumplido.</w:t>
             </w:r>
           </w:p>
         </w:tc>
@@ -6647,7 +6985,7 @@
               <w:rPr>
                 <w:sz w:val="17"/>
               </w:rPr>
-              <w:t>2 días · S3</w:t>
+              <w:t>Completado · S3</w:t>
             </w:r>
           </w:p>
         </w:tc>
@@ -6729,7 +7067,7 @@
               <w:rPr>
                 <w:sz w:val="17"/>
               </w:rPr>
-              <w:t>2 días · S3</w:t>
+              <w:t>Completado · S3</w:t>
             </w:r>
           </w:p>
         </w:tc>
@@ -6811,7 +7149,7 @@
               <w:rPr>
                 <w:sz w:val="17"/>
               </w:rPr>
-              <w:t>4 días · S3</w:t>
+              <w:t>Completado · S3</w:t>
             </w:r>
           </w:p>
         </w:tc>
@@ -6893,7 +7231,7 @@
               <w:rPr>
                 <w:sz w:val="17"/>
               </w:rPr>
-              <w:t>2 días · S3</w:t>
+              <w:t>Completado · S3</w:t>
             </w:r>
           </w:p>
         </w:tc>
@@ -6975,7 +7313,7 @@
               <w:rPr>
                 <w:sz w:val="17"/>
               </w:rPr>
-              <w:t>2 días · S3</w:t>
+              <w:t>Completado · S3</w:t>
             </w:r>
           </w:p>
         </w:tc>
@@ -7385,7 +7723,7 @@
               <w:rPr>
                 <w:sz w:val="17"/>
               </w:rPr>
-              <w:t>1 día · S3</w:t>
+              <w:t>Completado · S3 (falta iPhone real)</w:t>
             </w:r>
           </w:p>
         </w:tc>
@@ -7467,7 +7805,7 @@
               <w:rPr>
                 <w:sz w:val="17"/>
               </w:rPr>
-              <w:t>1 día · S3</w:t>
+              <w:t>Completado · S3</w:t>
             </w:r>
           </w:p>
         </w:tc>
@@ -7549,7 +7887,7 @@
               <w:rPr>
                 <w:sz w:val="17"/>
               </w:rPr>
-              <w:t>S3–S4</w:t>
+              <w:t>Completado · S3</w:t>
             </w:r>
           </w:p>
         </w:tc>
@@ -8088,7 +8426,7 @@
               <w:rPr>
                 <w:sz w:val="17"/>
               </w:rPr>
-              <w:t>Auth.createUser y documento users/{uid}.</w:t>
+              <w:t>Auth.createUser, nombre en el perfil y documento users/{uid}.</w:t>
             </w:r>
           </w:p>
         </w:tc>
@@ -8104,7 +8442,7 @@
               <w:rPr>
                 <w:sz w:val="17"/>
               </w:rPr>
-              <w:t>Validación local antes de enviar; spinner al registrar.</w:t>
+              <w:t>Validación local antes de enviar; botón deshabilitado y spinner al registrar.</w:t>
             </w:r>
           </w:p>
         </w:tc>
@@ -8154,7 +8492,7 @@
               <w:rPr>
                 <w:sz w:val="17"/>
               </w:rPr>
-              <w:t>addDocument, updateData(isCompleted) y delete.</w:t>
+              <w:t>setData (id = UUID de la tarea), updateData y delete.</w:t>
             </w:r>
           </w:p>
         </w:tc>
@@ -8170,7 +8508,7 @@
               <w:rPr>
                 <w:sz w:val="17"/>
               </w:rPr>
-              <w:t>Spinner y filas de relleno al cargar; lista vacía; error con «Reintentar».</w:t>
+              <w:t>Spinner al cargar; lista vacía; error con «Reintentar»; los cambios propios aparecen al instante por la caché de Firestore.</w:t>
             </w:r>
           </w:p>
         </w:tc>
@@ -8204,7 +8542,7 @@
               <w:rPr>
                 <w:sz w:val="17"/>
               </w:rPr>
-              <w:t>TodoTask recibida en init(task:); título, fecha y recordatorio.</w:t>
+              <w:t>TodoTask recibida en init(task:); título y fecha límite.</w:t>
             </w:r>
           </w:p>
         </w:tc>
@@ -8220,7 +8558,7 @@
               <w:rPr>
                 <w:sz w:val="17"/>
               </w:rPr>
-              <w:t>updateData de la tarea y notificación local.</w:t>
+              <w:t>Cambios devueltos por delegate → updateData.</w:t>
             </w:r>
           </w:p>
         </w:tc>
@@ -8236,7 +8574,7 @@
               <w:rPr>
                 <w:sz w:val="17"/>
               </w:rPr>
-              <w:t>Botón «Guardar» deshabilitado mientras se guarda.</w:t>
+              <w:t>Regresa a la lista al guardar; si Firestore rechaza el cambio, aparece una alerta.</w:t>
             </w:r>
           </w:p>
         </w:tc>
@@ -9212,7 +9550,7 @@
       </w:r>
       <w:r>
         <w:rPr/>
-        <w:t xml:space="preserve"> para no chocar con el tipo Task de Swift Concurrency, que se usará en cada llamada asíncrona. La fecha límite ya existe en la versión 1.1; los campos nuevos son opcionales para que las tareas guardadas con la versión anterior se sigan leyendo.</w:t>
+        <w:t xml:space="preserve"> para no chocar con el tipo Task de Swift Concurrency, que se usa en cada llamada asíncrona. La fecha límite existe desde la versión 1.1; los campos opcionales permiten que las tareas guardadas con la versión anterior se sigan leyendo.</w:t>
       </w:r>
     </w:p>
     <w:p>
@@ -9260,7 +9598,7 @@
       </w:r>
       <w:r>
         <w:rPr/>
-        <w:t xml:space="preserve"> la lista pasa la TodoTask seleccionada al detalle por inyección de dependencias (init(task:repository:)). El detalle devuelve los cambios con un protocolo delegate, sin variables globales.</w:t>
+        <w:t xml:space="preserve"> la lista pasa la TodoTask seleccionada al detalle por inyección de dependencias (init(task:)). El detalle devuelve los cambios con un protocolo delegate, sin variables globales.</w:t>
       </w:r>
     </w:p>
     <w:p>
@@ -9277,7 +9615,7 @@
       </w:r>
       <w:r>
         <w:rPr/>
-        <w:t xml:space="preserve"> TaskStore (@MainActor) publica el estado cargando / lista / vacía / error, y el ViewController solo refleja ese estado en pantalla.</w:t>
+        <w:t xml:space="preserve"> TaskStore (@MainActor) publica el estado cargando / lista / error y avisa con onChange; el ViewController solo refleja ese estado en pantalla.</w:t>
       </w:r>
     </w:p>
     <w:p>
@@ -9354,6 +9692,21 @@
           <w:sz w:val="16"/>
         </w:rPr>
         <w:t xml:space="preserve">  match /databases/{database}/documents {</w:t>
+      </w:r>
+    </w:p>
+    <w:p>
+      <w:pPr>
+        <w:spacing w:after="0" w:line="240" w:lineRule="auto"/>
+        <w:ind w:left="216"/>
+        <w:jc w:val="left"/>
+        <w:shd w:val="clear" w:color="auto" w:fill="F1F4F3"/>
+      </w:pPr>
+      <w:r>
+        <w:rPr>
+          <w:rFonts w:ascii="Courier New" w:hAnsi="Courier New"/>
+          <w:sz w:val="16"/>
+        </w:rPr>
+        <w:t xml:space="preserve">    // Cada usuario solo lee y escribe su documento y sus tareas.</w:t>
       </w:r>
     </w:p>
     <w:p>
@@ -9571,7 +9924,7 @@
         <w:rPr>
           <w:b/>
         </w:rPr>
-        <w:t>Video demostrativo (1 min 51 s):</w:t>
+        <w:t>Video demostrativo (2 min 27 s):</w:t>
       </w:r>
       <w:r>
         <w:rPr/>
@@ -9705,7 +10058,75 @@
       </w:r>
       <w:r>
         <w:rPr/>
-        <w:t xml:space="preserve"> paquete Swift con TodoTask, TaskFilter, TaskStore y el protocolo de persistencia; 15 pruebas unitarias.</w:t>
+        <w:t xml:space="preserve"> paquete Swift con TodoTask, TaskFilter, el protocolo TaskRepository, InMemoryTaskRepository y TaskStore (@MainActor, async/await); 18 pruebas unitarias.</w:t>
+      </w:r>
+    </w:p>
+    <w:p>
+      <w:pPr>
+        <w:spacing w:after="40" w:line="240" w:lineRule="auto"/>
+        <w:ind w:left="432" w:hanging="259"/>
+        <w:jc w:val="left"/>
+      </w:pPr>
+      <w:r>
+        <w:rPr>
+          <w:b/>
+        </w:rPr>
+        <w:t>•  FirebaseSetup y AuthService.shared:</w:t>
+      </w:r>
+      <w:r>
+        <w:rPr/>
+        <w:t xml:space="preserve"> configuran Firebase (o el emulador en CI) y envuelven a Firebase Authentication: registro, inicio y cierre de sesión con mensajes de error en español.</w:t>
+      </w:r>
+    </w:p>
+    <w:p>
+      <w:pPr>
+        <w:spacing w:after="40" w:line="240" w:lineRule="auto"/>
+        <w:ind w:left="432" w:hanging="259"/>
+        <w:jc w:val="left"/>
+      </w:pPr>
+      <w:r>
+        <w:rPr>
+          <w:b/>
+        </w:rPr>
+        <w:t>•  LoginViewController y SignUpViewController:</w:t>
+      </w:r>
+      <w:r>
+        <w:rPr/>
+        <w:t xml:space="preserve"> formularios con validación local, spinner y botón deshabilitado mientras responde Firebase.</w:t>
+      </w:r>
+    </w:p>
+    <w:p>
+      <w:pPr>
+        <w:spacing w:after="40" w:line="240" w:lineRule="auto"/>
+        <w:ind w:left="432" w:hanging="259"/>
+        <w:jc w:val="left"/>
+      </w:pPr>
+      <w:r>
+        <w:rPr>
+          <w:b/>
+        </w:rPr>
+        <w:t>•  FirestoreTaskRepository y TaskDocument:</w:t>
+      </w:r>
+      <w:r>
+        <w:rPr/>
+        <w:t xml:space="preserve"> listener en tiempo real de users/{uid}/tasks y escrituras async; TaskDocument (Codable, @DocumentID) se convierte a TodoTask.</w:t>
+      </w:r>
+    </w:p>
+    <w:p>
+      <w:pPr>
+        <w:spacing w:after="40" w:line="240" w:lineRule="auto"/>
+        <w:ind w:left="432" w:hanging="259"/>
+        <w:jc w:val="left"/>
+      </w:pPr>
+      <w:r>
+        <w:rPr>
+          <w:b/>
+        </w:rPr>
+        <w:t>•  SceneDelegate:</w:t>
+      </w:r>
+      <w:r>
+        <w:rPr/>
+        <w:t xml:space="preserve"> muestra «Iniciar sesión» o «Mis tareas» según la sesión y cambia de pantalla al entrar o salir.</w:t>
       </w:r>
     </w:p>
     <w:p>
@@ -9722,7 +10143,24 @@
       </w:r>
       <w:r>
         <w:rPr/>
-        <w:t xml:space="preserve"> guarda las tareas como JSON con Codable y migra las de la clave anterior.</w:t>
+        <w:t xml:space="preserve"> lee las tareas que quedaron en el teléfono para migrarlas a la nube (REQ-10).</w:t>
+      </w:r>
+    </w:p>
+    <w:p>
+      <w:pPr>
+        <w:spacing w:after="40" w:line="240" w:lineRule="auto"/>
+        <w:ind w:left="432" w:hanging="259"/>
+        <w:jc w:val="left"/>
+      </w:pPr>
+      <w:r>
+        <w:rPr>
+          <w:b/>
+        </w:rPr>
+        <w:t>•  firestore.rules y ci/rules-tests:</w:t>
+      </w:r>
+      <w:r>
+        <w:rPr/>
+        <w:t xml:space="preserve"> reglas de seguridad publicadas en el proyecto mis-tareas y 6 pruebas que las verifican contra el emulador.</w:t>
       </w:r>
     </w:p>
     <w:p>
@@ -9739,7 +10177,7 @@
       </w:r>
       <w:r>
         <w:rPr/>
-        <w:t xml:space="preserve"> 2 pruebas de interfaz: flujo principal (agregar, completar, eliminar, reabrir) y filtro, detalle y fecha límite.</w:t>
+        <w:t xml:space="preserve"> 4 pruebas de interfaz: flujo principal, filtro y detalle, cuenta (crear, salir, error y volver a entrar) y error de conexión con «Reintentar».</w:t>
       </w:r>
     </w:p>
     <w:p>
@@ -9756,7 +10194,7 @@
       </w:r>
       <w:r>
         <w:rPr/>
-        <w:t xml:space="preserve"> en cada push, una Mac en la nube corre todas las pruebas, toma capturas y video, y guarda las evidencias en el repositorio.</w:t>
+        <w:t xml:space="preserve"> en cada push, una Mac en la nube levanta el emulador de Firebase, corre todas las pruebas, toma capturas y video, y guarda las evidencias en el repositorio.</w:t>
       </w:r>
     </w:p>
     <w:p>
@@ -9815,6 +10253,17 @@
       <w:r>
         <w:rPr/>
         <w:t>•  Commits descriptivos en español y pruebas automáticas antes de integrar.</w:t>
+      </w:r>
+    </w:p>
+    <w:p>
+      <w:pPr>
+        <w:spacing w:after="40" w:line="240" w:lineRule="auto"/>
+        <w:ind w:left="432" w:hanging="259"/>
+        <w:jc w:val="left"/>
+      </w:pPr>
+      <w:r>
+        <w:rPr/>
+        <w:t>•  La configuración real de Firebase no se sube al repositorio público; las pruebas usan el emulador para no tocar datos reales.</w:t>
       </w:r>
     </w:p>
     <w:p>
@@ -9955,7 +10404,7 @@
               <w:rPr>
                 <w:sz w:val="17"/>
               </w:rPr>
-              <w:t>TaskStore: agregar, vacíos y espacios (PU-01 a PU-03)</w:t>
+              <w:t>TaskStore: carga, error y «Reintentar» (PU-01 a PU-03)</w:t>
             </w:r>
           </w:p>
         </w:tc>
@@ -9987,7 +10436,7 @@
               <w:rPr>
                 <w:sz w:val="17"/>
               </w:rPr>
-              <w:t>Se agrega la tarea, se ignoran títulos vacíos y se recortan espacios.</w:t>
+              <w:t>Pasa a «lista» al cargar; muestra el error y se recupera al reintentar; avisa cada cambio.</w:t>
             </w:r>
           </w:p>
         </w:tc>
@@ -10028,7 +10477,7 @@
               <w:rPr>
                 <w:sz w:val="17"/>
               </w:rPr>
-              <w:t>TaskStore: completar y eliminar (PU-04, PU-05, PU-07)</w:t>
+              <w:t>TaskStore: agregar, vacíos, espacios y error de escritura (PU-04 a PU-07)</w:t>
             </w:r>
           </w:p>
         </w:tc>
@@ -10060,7 +10509,7 @@
               <w:rPr>
                 <w:sz w:val="17"/>
               </w:rPr>
-              <w:t>Cambia el estado; se elimina la tarea; un índice inexistente no causa error.</w:t>
+              <w:t>Llega al repositorio; ignora vacíos; recorta espacios; si falla, la lista no cambia.</w:t>
             </w:r>
           </w:p>
         </w:tc>
@@ -10083,7 +10532,7 @@
               <w:rPr>
                 <w:sz w:val="17"/>
               </w:rPr>
-              <w:t xml:space="preserve"> (3 pruebas).</w:t>
+              <w:t xml:space="preserve"> (4 pruebas).</w:t>
             </w:r>
           </w:p>
         </w:tc>
@@ -10101,7 +10550,7 @@
               <w:rPr>
                 <w:sz w:val="17"/>
               </w:rPr>
-              <w:t>TaskStore: persistencia (PU-06)</w:t>
+              <w:t>TaskStore: completar, eliminar e id inexistente (PU-08 a PU-10)</w:t>
             </w:r>
           </w:p>
         </w:tc>
@@ -10133,7 +10582,7 @@
               <w:rPr>
                 <w:sz w:val="17"/>
               </w:rPr>
-              <w:t>Un segundo TaskStore recupera la tarea.</w:t>
+              <w:t>Cambia el estado, borra solo esa tarea y no falla con un id que no existe.</w:t>
             </w:r>
           </w:p>
         </w:tc>
@@ -10150,7 +10599,13 @@
                 <w:b/>
                 <w:sz w:val="17"/>
               </w:rPr>
-              <w:t>Pasó.</w:t>
+              <w:t>Pasó</w:t>
+            </w:r>
+            <w:r>
+              <w:rPr>
+                <w:sz w:val="17"/>
+              </w:rPr>
+              <w:t xml:space="preserve"> (3 pruebas).</w:t>
             </w:r>
           </w:p>
         </w:tc>
@@ -10168,7 +10623,7 @@
               <w:rPr>
                 <w:sz w:val="17"/>
               </w:rPr>
-              <w:t>TaskStore: completar y eliminar por id (PU-08, PU-09)</w:t>
+              <w:t>TaskStore: editar título y fecha (PU-11 a PU-13)</w:t>
             </w:r>
           </w:p>
         </w:tc>
@@ -10200,7 +10655,7 @@
               <w:rPr>
                 <w:sz w:val="17"/>
               </w:rPr>
-              <w:t>Funciona aunque la lista esté filtrada.</w:t>
+              <w:t>Cambia título y fecha; rechaza títulos vacíos; permite quitar la fecha.</w:t>
             </w:r>
           </w:p>
         </w:tc>
@@ -10223,7 +10678,7 @@
               <w:rPr>
                 <w:sz w:val="17"/>
               </w:rPr>
-              <w:t xml:space="preserve"> (2 pruebas).</w:t>
+              <w:t xml:space="preserve"> (3 pruebas).</w:t>
             </w:r>
           </w:p>
         </w:tc>
@@ -10241,7 +10696,7 @@
               <w:rPr>
                 <w:sz w:val="17"/>
               </w:rPr>
-              <w:t>TaskStore: editar título y fecha (PU-10 a PU-12)</w:t>
+              <w:t>Filtro, contador y vencidas (PU-14, PU-15)</w:t>
             </w:r>
           </w:p>
         </w:tc>
@@ -10273,7 +10728,7 @@
               <w:rPr>
                 <w:sz w:val="17"/>
               </w:rPr>
-              <w:t>Cambia título y fecha; rechaza títulos vacíos; permite quitar la fecha.</w:t>
+              <w:t>Todas = 3, Pendientes = 2, Completadas = 1; vencida solo si no está completada.</w:t>
             </w:r>
           </w:p>
         </w:tc>
@@ -10296,7 +10751,7 @@
               <w:rPr>
                 <w:sz w:val="17"/>
               </w:rPr>
-              <w:t xml:space="preserve"> (3 pruebas).</w:t>
+              <w:t xml:space="preserve"> (2 pruebas).</w:t>
             </w:r>
           </w:p>
         </w:tc>
@@ -10314,7 +10769,7 @@
               <w:rPr>
                 <w:sz w:val="17"/>
               </w:rPr>
-              <w:t>Filtro y contador (PU-13)</w:t>
+              <w:t>Migración de tareas locales (PU-16 a PU-18)</w:t>
             </w:r>
           </w:p>
         </w:tc>
@@ -10346,7 +10801,7 @@
               <w:rPr>
                 <w:sz w:val="17"/>
               </w:rPr>
-              <w:t>Todas = 3, Pendientes = 2, Completadas = 1, contador = 2.</w:t>
+              <w:t>Sube las tareas del teléfono en orden, no duplica las que ya están y lee datos de la v1.0.</w:t>
             </w:r>
           </w:p>
         </w:tc>
@@ -10364,6 +10819,12 @@
                 <w:sz w:val="17"/>
               </w:rPr>
               <w:t>Pasó.</w:t>
+            </w:r>
+            <w:r>
+              <w:rPr>
+                <w:sz w:val="17"/>
+              </w:rPr>
+              <w:t xml:space="preserve"> 18 de 18 pruebas.</w:t>
             </w:r>
           </w:p>
         </w:tc>
@@ -10381,7 +10842,7 @@
               <w:rPr>
                 <w:sz w:val="17"/>
               </w:rPr>
-              <w:t>Tarea vencida (PU-14)</w:t>
+              <w:t>Reglas de Firestore: dueño de los datos (PR-01, PR-02)</w:t>
             </w:r>
           </w:p>
         </w:tc>
@@ -10397,7 +10858,7 @@
               <w:rPr>
                 <w:sz w:val="17"/>
               </w:rPr>
-              <w:t>macOS 15.7 · swift test (GitHub Actions)</w:t>
+              <w:t>macOS 15 · emulador de Firestore · Node 20 (GitHub Actions)</w:t>
             </w:r>
           </w:p>
         </w:tc>
@@ -10413,7 +10874,7 @@
               <w:rPr>
                 <w:sz w:val="17"/>
               </w:rPr>
-              <w:t>Solo se marca vencida si tiene fecha pasada y no está completada.</w:t>
+              <w:t>El usuario crea, lee y borra sus tareas y su documento users/{uid}.</w:t>
             </w:r>
           </w:p>
         </w:tc>
@@ -10430,7 +10891,13 @@
                 <w:b/>
                 <w:sz w:val="17"/>
               </w:rPr>
-              <w:t>Pasó.</w:t>
+              <w:t>Pasó</w:t>
+            </w:r>
+            <w:r>
+              <w:rPr>
+                <w:sz w:val="17"/>
+              </w:rPr>
+              <w:t xml:space="preserve"> (2 pruebas).</w:t>
             </w:r>
           </w:p>
         </w:tc>
@@ -10448,7 +10915,7 @@
               <w:rPr>
                 <w:sz w:val="17"/>
               </w:rPr>
-              <w:t>Compatibilidad con datos v1.0 (PU-15)</w:t>
+              <w:t>Reglas de Firestore: acceso ajeno (PR-03 a PR-06)</w:t>
             </w:r>
           </w:p>
         </w:tc>
@@ -10464,7 +10931,7 @@
               <w:rPr>
                 <w:sz w:val="17"/>
               </w:rPr>
-              <w:t>macOS 15.7 · swift test (GitHub Actions)</w:t>
+              <w:t>macOS 15 · emulador de Firestore · Node 20 (GitHub Actions)</w:t>
             </w:r>
           </w:p>
         </w:tc>
@@ -10480,7 +10947,7 @@
               <w:rPr>
                 <w:sz w:val="17"/>
               </w:rPr>
-              <w:t>Un JSON sin dueDate se sigue leyendo.</w:t>
+              <w:t>Se rechaza leer o escribir tareas de otro usuario, sin sesión o fuera de users/{uid}.</w:t>
             </w:r>
           </w:p>
         </w:tc>
@@ -10503,7 +10970,7 @@
               <w:rPr>
                 <w:sz w:val="17"/>
               </w:rPr>
-              <w:t xml:space="preserve"> 15 de 15 pruebas.</w:t>
+              <w:t xml:space="preserve"> 6 de 6 pruebas.</w:t>
             </w:r>
           </w:p>
         </w:tc>
@@ -10521,7 +10988,7 @@
               <w:rPr>
                 <w:sz w:val="17"/>
               </w:rPr>
-              <w:t>Inicio de la app (REQ-03, REQ-13)</w:t>
+              <w:t>Iniciar sesión y crear cuenta: validación (REQ-06, REQ-07)</w:t>
             </w:r>
           </w:p>
         </w:tc>
@@ -10553,7 +11020,7 @@
               <w:rPr>
                 <w:sz w:val="17"/>
               </w:rPr>
-              <w:t>Lista vacía con mensaje y «0 pendientes».</w:t>
+              <w:t>Mensajes en español: faltan datos, contraseñas que no coinciden, contraseña incorrecta.</w:t>
             </w:r>
           </w:p>
         </w:tc>
@@ -10576,7 +11043,7 @@
               <w:rPr>
                 <w:sz w:val="17"/>
               </w:rPr>
-              <w:t xml:space="preserve"> Captura ui_01.</w:t>
+              <w:t xml:space="preserve"> Capturas ui_11 a ui_13.</w:t>
             </w:r>
           </w:p>
         </w:tc>
@@ -10594,7 +11061,7 @@
               <w:rPr>
                 <w:sz w:val="17"/>
               </w:rPr>
-              <w:t>Agregar con botón y con Return (REQ-01, REQ-02)</w:t>
+              <w:t>Crear cuenta y entrar (REQ-06)</w:t>
             </w:r>
           </w:p>
         </w:tc>
@@ -10626,7 +11093,7 @@
               <w:rPr>
                 <w:sz w:val="17"/>
               </w:rPr>
-              <w:t>Aparecen las tareas, el campo se limpia y no se agregan títulos vacíos.</w:t>
+              <w:t>La cuenta se crea en Firebase Auth y se abre «Mis tareas» vacía.</w:t>
             </w:r>
           </w:p>
         </w:tc>
@@ -10649,7 +11116,7 @@
               <w:rPr>
                 <w:sz w:val="17"/>
               </w:rPr>
-              <w:t xml:space="preserve"> Captura ui_02.</w:t>
+              <w:t xml:space="preserve"> Captura ui_01.</w:t>
             </w:r>
           </w:p>
         </w:tc>
@@ -10667,7 +11134,7 @@
               <w:rPr>
                 <w:sz w:val="17"/>
               </w:rPr>
-              <w:t>Completar y descompletar (REQ-04)</w:t>
+              <w:t>Agregar con botón y con Return (REQ-01, REQ-02, REQ-08)</w:t>
             </w:r>
           </w:p>
         </w:tc>
@@ -10699,7 +11166,7 @@
               <w:rPr>
                 <w:sz w:val="17"/>
               </w:rPr>
-              <w:t>Estado «Completada» y contador actualizado; vuelve a «Pendiente».</w:t>
+              <w:t>Las tareas aparecen al instante y se guardan en Firestore; no se agregan títulos vacíos.</w:t>
             </w:r>
           </w:p>
         </w:tc>
@@ -10722,7 +11189,7 @@
               <w:rPr>
                 <w:sz w:val="17"/>
               </w:rPr>
-              <w:t xml:space="preserve"> Captura ui_03.</w:t>
+              <w:t xml:space="preserve"> Captura ui_02.</w:t>
             </w:r>
           </w:p>
         </w:tc>
@@ -10740,7 +11207,7 @@
               <w:rPr>
                 <w:sz w:val="17"/>
               </w:rPr>
-              <w:t>Deslizar para eliminar (REQ-05, D-02)</w:t>
+              <w:t>Completar, descompletar y eliminar (REQ-04, REQ-05)</w:t>
             </w:r>
           </w:p>
         </w:tc>
@@ -10772,7 +11239,7 @@
               <w:rPr>
                 <w:sz w:val="17"/>
               </w:rPr>
-              <w:t>Aparece el botón «Eliminar» en español y la tarea desaparece.</w:t>
+              <w:t>Estado y contador actualizados; «Eliminar» en español borra la tarea en la nube.</w:t>
             </w:r>
           </w:p>
         </w:tc>
@@ -10795,7 +11262,7 @@
               <w:rPr>
                 <w:sz w:val="17"/>
               </w:rPr>
-              <w:t xml:space="preserve"> Capturas ui_04 y ui_05.</w:t>
+              <w:t xml:space="preserve"> Capturas ui_03 a ui_05.</w:t>
             </w:r>
           </w:p>
         </w:tc>
@@ -10813,7 +11280,7 @@
               <w:rPr>
                 <w:sz w:val="17"/>
               </w:rPr>
-              <w:t>Persistencia al reabrir</w:t>
+              <w:t>Sesión recordada y datos en la nube (REQ-07, REQ-08)</w:t>
             </w:r>
           </w:p>
         </w:tc>
@@ -10845,7 +11312,7 @@
               <w:rPr>
                 <w:sz w:val="17"/>
               </w:rPr>
-              <w:t>Tras cerrar y abrir siguen las tareas con su estado.</w:t>
+              <w:t>Al reabrir la app sigue la sesión y las tareas llegan desde Firestore.</w:t>
             </w:r>
           </w:p>
         </w:tc>
@@ -10868,7 +11335,7 @@
               <w:rPr>
                 <w:sz w:val="17"/>
               </w:rPr>
-              <w:t xml:space="preserve"> Captura ui_06.</w:t>
+              <w:t xml:space="preserve"> Captura ui_06 y 03.</w:t>
             </w:r>
           </w:p>
         </w:tc>
@@ -10886,7 +11353,7 @@
               <w:rPr>
                 <w:sz w:val="17"/>
               </w:rPr>
-              <w:t>Filtro por estado (REQ-13)</w:t>
+              <w:t>Cerrar sesión y volver a entrar (REQ-07)</w:t>
             </w:r>
           </w:p>
         </w:tc>
@@ -10918,7 +11385,7 @@
               <w:rPr>
                 <w:sz w:val="17"/>
               </w:rPr>
-              <w:t>Pendientes muestra 2 tareas y Completadas 1.</w:t>
+              <w:t>«Salir» regresa a «Iniciar sesión»; al volver a entrar siguen las tareas.</w:t>
             </w:r>
           </w:p>
         </w:tc>
@@ -10941,7 +11408,7 @@
               <w:rPr>
                 <w:sz w:val="17"/>
               </w:rPr>
-              <w:t xml:space="preserve"> Capturas ui_07 y ui_08.</w:t>
+              <w:t xml:space="preserve"> Captura ui_14.</w:t>
             </w:r>
           </w:p>
         </w:tc>
@@ -10959,7 +11426,7 @@
               <w:rPr>
                 <w:sz w:val="17"/>
               </w:rPr>
-              <w:t>Detalle y fecha límite (REQ-11, REQ-12)</w:t>
+              <w:t>Filtro, detalle y fecha límite (REQ-11 a REQ-13)</w:t>
             </w:r>
           </w:p>
         </w:tc>
@@ -10991,7 +11458,7 @@
               <w:rPr>
                 <w:sz w:val="17"/>
               </w:rPr>
-              <w:t>Se edita el título, se activa la fecha y la celda muestra «Vence:».</w:t>
+              <w:t>Filtra 2 y 1 tareas; el detalle cambia título y fecha y se guarda en Firestore.</w:t>
             </w:r>
           </w:p>
         </w:tc>
@@ -11014,7 +11481,7 @@
               <w:rPr>
                 <w:sz w:val="17"/>
               </w:rPr>
-              <w:t xml:space="preserve"> Capturas ui_09 y ui_10.</w:t>
+              <w:t xml:space="preserve"> Capturas ui_07 a ui_10.</w:t>
             </w:r>
           </w:p>
         </w:tc>
@@ -11032,7 +11499,7 @@
               <w:rPr>
                 <w:sz w:val="17"/>
               </w:rPr>
-              <w:t>Migración de datos (D-05, RNF-06)</w:t>
+              <w:t>Error de conexión y «Reintentar» (REQ-09)</w:t>
             </w:r>
           </w:p>
         </w:tc>
@@ -11064,7 +11531,7 @@
               <w:rPr>
                 <w:sz w:val="17"/>
               </w:rPr>
-              <w:t>Las tareas guardadas con la clave anterior aparecen con sus fechas.</w:t>
+              <w:t>Aparece el mensaje con «Reintentar» y no se puede agregar; al reintentar carga la lista.</w:t>
             </w:r>
           </w:p>
         </w:tc>
@@ -11087,7 +11554,7 @@
               <w:rPr>
                 <w:sz w:val="17"/>
               </w:rPr>
-              <w:t xml:space="preserve"> Captura 02; la vencida se ve en rojo.</w:t>
+              <w:t xml:space="preserve"> Capturas ui_15 y ui_16.</w:t>
             </w:r>
           </w:p>
         </w:tc>
@@ -11105,7 +11572,7 @@
               <w:rPr>
                 <w:sz w:val="17"/>
               </w:rPr>
-              <w:t>Modo oscuro (REQ-19)</w:t>
+              <w:t>Migración a la nube (REQ-10)</w:t>
             </w:r>
           </w:p>
         </w:tc>
@@ -11137,7 +11604,7 @@
               <w:rPr>
                 <w:sz w:val="17"/>
               </w:rPr>
-              <w:t>Texto y fondo legibles.</w:t>
+              <w:t>Las 5 tareas guardadas en el teléfono se suben a la cuenta y aparece el aviso.</w:t>
             </w:r>
           </w:p>
         </w:tc>
@@ -11160,7 +11627,7 @@
               <w:rPr>
                 <w:sz w:val="17"/>
               </w:rPr>
-              <w:t xml:space="preserve"> Captura 04.</w:t>
+              <w:t xml:space="preserve"> Captura 02 y archivo firestore_tareas_cuenta_demo.json.</w:t>
             </w:r>
           </w:p>
         </w:tc>
@@ -11178,7 +11645,7 @@
               <w:rPr>
                 <w:sz w:val="17"/>
               </w:rPr>
-              <w:t>Texto grande XXXL (REQ-19, D-03)</w:t>
+              <w:t>Modo oscuro y texto grande (REQ-19)</w:t>
             </w:r>
           </w:p>
         </w:tc>
@@ -11210,7 +11677,7 @@
               <w:rPr>
                 <w:sz w:val="17"/>
               </w:rPr>
-              <w:t>Campo, botón y celdas crecen.</w:t>
+              <w:t>Texto y fondo legibles; campos, botones y celdas crecen.</w:t>
             </w:r>
           </w:p>
         </w:tc>
@@ -11233,80 +11700,7 @@
               <w:rPr>
                 <w:sz w:val="17"/>
               </w:rPr>
-              <w:t xml:space="preserve"> Captura 05.</w:t>
-            </w:r>
-          </w:p>
-        </w:tc>
-      </w:tr>
-      <w:tr>
-        <w:tc>
-          <w:tcPr>
-            <w:tcW w:w="2520" w:type="dxa"/>
-          </w:tcPr>
-          <w:p>
-            <w:pPr>
-              <w:jc w:val="left"/>
-            </w:pPr>
-            <w:r>
-              <w:rPr>
-                <w:sz w:val="17"/>
-              </w:rPr>
-              <w:t>Distribución del campo de texto (D-01)</w:t>
-            </w:r>
-          </w:p>
-        </w:tc>
-        <w:tc>
-          <w:tcPr>
-            <w:tcW w:w="2088" w:type="dxa"/>
-          </w:tcPr>
-          <w:p>
-            <w:pPr>
-              <w:jc w:val="left"/>
-            </w:pPr>
-            <w:r>
-              <w:rPr>
-                <w:sz w:val="17"/>
-              </w:rPr>
-              <w:t>Simulador iPhone 17 · iOS 26.2 (Xcode 16.4, GitHub Actions)</w:t>
-            </w:r>
-          </w:p>
-        </w:tc>
-        <w:tc>
-          <w:tcPr>
-            <w:tcW w:w="2232" w:type="dxa"/>
-          </w:tcPr>
-          <w:p>
-            <w:pPr>
-              <w:jc w:val="left"/>
-            </w:pPr>
-            <w:r>
-              <w:rPr>
-                <w:sz w:val="17"/>
-              </w:rPr>
-              <w:t>El campo ocupa el ancho libre y el botón solo su texto.</w:t>
-            </w:r>
-          </w:p>
-        </w:tc>
-        <w:tc>
-          <w:tcPr>
-            <w:tcW w:w="2088" w:type="dxa"/>
-          </w:tcPr>
-          <w:p>
-            <w:pPr>
-              <w:jc w:val="left"/>
-            </w:pPr>
-            <w:r>
-              <w:rPr>
-                <w:b/>
-                <w:sz w:val="17"/>
-              </w:rPr>
-              <w:t>Pasó.</w:t>
-            </w:r>
-            <w:r>
-              <w:rPr>
-                <w:sz w:val="17"/>
-              </w:rPr>
-              <w:t xml:space="preserve"> Capturas ui_01 a ui_10.</w:t>
+              <w:t xml:space="preserve"> Capturas 04 y 05.</w:t>
             </w:r>
           </w:p>
         </w:tc>
@@ -11331,7 +11725,7 @@
       </w:r>
       <w:r>
         <w:rPr/>
-        <w:t xml:space="preserve"> Se ejecutaron 17 pruebas automatizadas: 15 unitarias y 2 de interfaz. Todas pasaron en la ejecución 4 de GitHub Actions del 26/10/2026. La primera revisión de las capturas (ejecución 2) detectó cinco defectos, que quedaron corregidos y verificados en la misma jornada:</w:t>
+        <w:t xml:space="preserve"> Se ejecutan 28 pruebas automatizadas: 18 unitarias, 6 de reglas de seguridad y 4 de interfaz que crean cuentas en el emulador de Firebase. Todas pasaron en GitHub Actions el 27/10/2026. En el Sprint 2 la revisión de las capturas detectó cinco defectos, que quedaron corregidos y verificados:</w:t>
       </w:r>
     </w:p>
     <w:tbl>
@@ -11813,8 +12207,14 @@
         <w:jc w:val="both"/>
       </w:pPr>
       <w:r>
+        <w:rPr>
+          <w:b/>
+        </w:rPr>
+        <w:t>Cómo se prueba Firebase sin tocar datos reales.</w:t>
+      </w:r>
+      <w:r>
         <w:rPr/>
-        <w:t>Las pruebas de Firebase (inicio de sesión, sincronización, reglas de seguridad y modo sin conexión) se agregarán a esta tabla en los sprints 3 y 4, usando el emulador local de Firebase y un repositorio en memoria para las pruebas unitarias.</w:t>
+        <w:t xml:space="preserve"> En CI la app usa una configuración de prueba (proyecto demo-mis-tareas) y se conecta sola al emulador local de Firebase Authentication y Cloud Firestore, que corre en la misma Mac. Cada prueba crea su propia cuenta, así que empieza sin tareas. Las pruebas unitarias usan InMemoryTaskRepository y no necesitan internet. Queda pendiente para el Sprint 4 probar el modo sin conexión en un iPhone real.</w:t>
       </w:r>
     </w:p>
     <w:p>
@@ -12366,7 +12766,7 @@
               <w:rPr>
                 <w:sz w:val="17"/>
               </w:rPr>
-              <w:t>Pendiente</w:t>
+              <w:t>Hecho (27-10-2026)</w:t>
             </w:r>
           </w:p>
         </w:tc>
@@ -12469,7 +12869,7 @@
       </w:pPr>
       <w:r>
         <w:rPr/>
-        <w:t>Capturas generadas automáticamente por la prueba de interfaz en el simulador de iPhone 17 con iOS 26.2 (GitHub Actions, 26/10/2026). Los archivos originales y el video están en la carpeta evidencias del repositorio.</w:t>
+        <w:t>Capturas generadas automáticamente por las pruebas de interfaz en el simulador de iPhone 17 con iOS 26.2, conectado al emulador de Firebase (GitHub Actions, 27/10/2026). Los archivos originales y el video están en la carpeta evidencias del repositorio.</w:t>
       </w:r>
     </w:p>
     <w:p>
@@ -12481,8 +12881,63 @@
       <w:r>
         <w:drawing>
           <wp:inline xmlns:a="http://schemas.openxmlformats.org/drawingml/2006/main" xmlns:pic="http://schemas.openxmlformats.org/drawingml/2006/picture">
-            <wp:extent cx="5577840" cy="3895192"/>
+            <wp:extent cx="5577840" cy="3318815"/>
             <wp:docPr id="682503512" name="Picture 682503512"/>
+            <wp:cNvGraphicFramePr>
+              <a:graphicFrameLocks noChangeAspect="1"/>
+            </wp:cNvGraphicFramePr>
+            <a:graphic>
+              <a:graphicData uri="http://schemas.openxmlformats.org/drawingml/2006/picture">
+                <pic:pic>
+                  <pic:nvPicPr>
+                    <pic:cNvPr id="0" name="ev_ui3.png"/>
+                    <pic:cNvPicPr/>
+                  </pic:nvPicPr>
+                  <pic:blipFill>
+                    <a:blip r:embed="rId19"/>
+                    <a:stretch>
+                      <a:fillRect/>
+                    </a:stretch>
+                  </pic:blipFill>
+                  <pic:spPr>
+                    <a:xfrm>
+                      <a:off x="0" y="0"/>
+                      <a:ext cx="5577840" cy="3318815"/>
+                    </a:xfrm>
+                    <a:prstGeom prst="rect"/>
+                  </pic:spPr>
+                </pic:pic>
+              </a:graphicData>
+            </a:graphic>
+          </wp:inline>
+        </w:drawing>
+      </w:r>
+    </w:p>
+    <w:p>
+      <w:pPr>
+        <w:spacing w:after="200" w:line="240" w:lineRule="auto"/>
+        <w:jc w:val="center"/>
+      </w:pPr>
+      <w:r>
+        <w:rPr>
+          <w:i/>
+          <w:color w:val="555555"/>
+          <w:sz w:val="17"/>
+        </w:rPr>
+        <w:t>Figura 7. Cuenta: validación de inicio de sesión, crear cuenta, contraseña incorrecta y tareas recuperadas de la nube tras volver a entrar.</w:t>
+      </w:r>
+    </w:p>
+    <w:p>
+      <w:pPr>
+        <w:keepNext/>
+        <w:spacing w:after="40" w:line="240" w:lineRule="auto"/>
+        <w:jc w:val="center"/>
+      </w:pPr>
+      <w:r>
+        <w:drawing>
+          <wp:inline xmlns:a="http://schemas.openxmlformats.org/drawingml/2006/main" xmlns:pic="http://schemas.openxmlformats.org/drawingml/2006/picture">
+            <wp:extent cx="4206240" cy="6569924"/>
+            <wp:docPr id="682503513" name="Picture 682503513"/>
             <wp:cNvGraphicFramePr>
               <a:graphicFrameLocks noChangeAspect="1"/>
             </wp:cNvGraphicFramePr>
@@ -12494,7 +12949,7 @@
                     <pic:cNvPicPr/>
                   </pic:nvPicPr>
                   <pic:blipFill>
-                    <a:blip r:embed="rId19"/>
+                    <a:blip r:embed="rId20"/>
                     <a:stretch>
                       <a:fillRect/>
                     </a:stretch>
@@ -12502,7 +12957,7 @@
                   <pic:spPr>
                     <a:xfrm>
                       <a:off x="0" y="0"/>
-                      <a:ext cx="5577840" cy="3895192"/>
+                      <a:ext cx="4206240" cy="6569924"/>
                     </a:xfrm>
                     <a:prstGeom prst="rect"/>
                   </pic:spPr>
@@ -12524,7 +12979,7 @@
           <w:color w:val="555555"/>
           <w:sz w:val="17"/>
         </w:rPr>
-        <w:t>Figura 7. Prueba de interfaz 1: agregar, completar, eliminar y reabrir.</w:t>
+        <w:t>Figura 8. Prueba de interfaz 1: agregar, completar, eliminar y reabrir con la sesión recordada.</w:t>
       </w:r>
     </w:p>
     <w:p>
@@ -12536,8 +12991,8 @@
       <w:r>
         <w:drawing>
           <wp:inline xmlns:a="http://schemas.openxmlformats.org/drawingml/2006/main" xmlns:pic="http://schemas.openxmlformats.org/drawingml/2006/picture">
-            <wp:extent cx="5577840" cy="1873225"/>
-            <wp:docPr id="682503513" name="Picture 682503513"/>
+            <wp:extent cx="5577840" cy="3318815"/>
+            <wp:docPr id="682503514" name="Picture 682503514"/>
             <wp:cNvGraphicFramePr>
               <a:graphicFrameLocks noChangeAspect="1"/>
             </wp:cNvGraphicFramePr>
@@ -12549,7 +13004,7 @@
                     <pic:cNvPicPr/>
                   </pic:nvPicPr>
                   <pic:blipFill>
-                    <a:blip r:embed="rId20"/>
+                    <a:blip r:embed="rId21"/>
                     <a:stretch>
                       <a:fillRect/>
                     </a:stretch>
@@ -12557,7 +13012,7 @@
                   <pic:spPr>
                     <a:xfrm>
                       <a:off x="0" y="0"/>
-                      <a:ext cx="5577840" cy="1873225"/>
+                      <a:ext cx="5577840" cy="3318815"/>
                     </a:xfrm>
                     <a:prstGeom prst="rect"/>
                   </pic:spPr>
@@ -12579,7 +13034,7 @@
           <w:color w:val="555555"/>
           <w:sz w:val="17"/>
         </w:rPr>
-        <w:t>Figura 8. Prueba de interfaz 2: filtro, pantalla de detalle y fecha límite.</w:t>
+        <w:t>Figura 9. Prueba de interfaz 2: filtro, pantalla de detalle y fecha límite.</w:t>
       </w:r>
     </w:p>
     <w:p>
@@ -12591,8 +13046,8 @@
       <w:r>
         <w:drawing>
           <wp:inline xmlns:a="http://schemas.openxmlformats.org/drawingml/2006/main" xmlns:pic="http://schemas.openxmlformats.org/drawingml/2006/picture">
-            <wp:extent cx="5577840" cy="2491435"/>
-            <wp:docPr id="682503514" name="Picture 682503514"/>
+            <wp:extent cx="5577840" cy="3318815"/>
+            <wp:docPr id="682503515" name="Picture 682503515"/>
             <wp:cNvGraphicFramePr>
               <a:graphicFrameLocks noChangeAspect="1"/>
             </wp:cNvGraphicFramePr>
@@ -12604,7 +13059,7 @@
                     <pic:cNvPicPr/>
                   </pic:nvPicPr>
                   <pic:blipFill>
-                    <a:blip r:embed="rId21"/>
+                    <a:blip r:embed="rId22"/>
                     <a:stretch>
                       <a:fillRect/>
                     </a:stretch>
@@ -12612,7 +13067,7 @@
                   <pic:spPr>
                     <a:xfrm>
                       <a:off x="0" y="0"/>
-                      <a:ext cx="5577840" cy="2491435"/>
+                      <a:ext cx="5577840" cy="3318815"/>
                     </a:xfrm>
                     <a:prstGeom prst="rect"/>
                   </pic:spPr>
@@ -12634,7 +13089,7 @@
           <w:color w:val="555555"/>
           <w:sz w:val="17"/>
         </w:rPr>
-        <w:t>Figura 9. Datos migrados con fechas límite, modo oscuro y texto grande.</w:t>
+        <w:t>Figura 10. Error de conexión con «Reintentar», tareas del teléfono migradas a la nube, modo oscuro y texto grande.</w:t>
       </w:r>
     </w:p>
     <w:sectPr>

--- a/docs/FaseIII_Proyecto_MisTareas_BrunoSantos.docx
+++ b/docs/FaseIII_Proyecto_MisTareas_BrunoSantos.docx
@@ -170,7 +170,7 @@
         <w:rPr>
           <w:sz w:val="36"/>
         </w:rPr>
-        <w:t>Bruno Ivan Santos Villarruel · 3085537</w:t>
+        <w:t>Bruno Ivan Santos Villarruel, matrícula 3085537</w:t>
       </w:r>
     </w:p>
     <w:p>
@@ -194,7 +194,7 @@
         <w:rPr>
           <w:sz w:val="28"/>
         </w:rPr>
-        <w:t>Fecha de presentación: 08-2026 – 12-2026</w:t>
+        <w:t>Fecha de presentación: 02-11-2026</w:t>
       </w:r>
       <w:r>
         <w:br/>
@@ -204,7 +204,7 @@
           <w:color w:val="555555"/>
           <w:sz w:val="20"/>
         </w:rPr>
-        <w:t>Fase III · Desarrollo de proyecto de aplicaciones móviles</w:t>
+        <w:t>Fase III - Desarrollo de proyecto de aplicaciones móviles</w:t>
       </w:r>
     </w:p>
     <w:sdt>
@@ -982,14 +982,24 @@
         <w:jc w:val="both"/>
       </w:pPr>
       <w:r>
+        <w:rPr/>
+        <w:t>Este proyecto lo desarrollo yo, Bruno Ivan Santos Villarruel. Estudio Ingeniería en Desarrollo de Software en la Universidad Tecmilenio y para este certificado trabajo como desarrollador independiente de apps para iOS. Me toca hacer de todo: entender qué necesita el usuario, diseñar las pantallas, programar en Swift con UIKit, probar la app y documentar los avances en GitHub.</w:t>
+      </w:r>
+    </w:p>
+    <w:p>
+      <w:pPr>
+        <w:spacing w:after="0" w:line="240" w:lineRule="auto"/>
+        <w:jc w:val="both"/>
+      </w:pPr>
+      <w:r>
         <w:rPr>
           <w:b/>
         </w:rPr>
-        <w:t>Profesional independiente.</w:t>
+        <w:t>Necesidad que atiende.</w:t>
       </w:r>
       <w:r>
         <w:rPr/>
-        <w:t xml:space="preserve"> El proyecto lo desarrolla Bruno Ivan Santos Villarruel, estudiante de Ingeniería en Desarrollo de Software en la Universidad Tecmilenio, quien trabaja como desarrollador independiente de aplicaciones iOS. Sus tareas principales son analizar las necesidades del usuario, diseñar las pantallas y la arquitectura, programar en Swift con UIKit, probar la aplicación en simulador y documentar cada avance en un repositorio de GitHub.</w:t>
+        <w:t xml:space="preserve"> Muchos estudiantes que trabajan y estudian al mismo tiempo reciben pendientes por todos lados: la plataforma de la escuela, el correo, grupos de WhatsApp y el trabajo. Como no los tienen en un solo lugar, se les olvidan entregas o las hacen a última hora. Además, si la lista está guardada solo en el celular, se pierde cuando cambian de equipo.</w:t>
       </w:r>
     </w:p>
     <w:p>
@@ -1001,27 +1011,11 @@
         <w:rPr>
           <w:b/>
         </w:rPr>
-        <w:t>Necesidad a satisfacer.</w:t>
+        <w:t>Origen.</w:t>
       </w:r>
       <w:r>
         <w:rPr/>
-        <w:t xml:space="preserve"> Los estudiantes universitarios que estudian y trabajan al mismo tiempo reciben pendientes desde muchos lugares: la plataforma escolar, el correo, los grupos de WhatsApp y el trabajo. Al no tenerlos en un solo lugar, olvidan entregas o las hacen a última hora. Además, una lista guardada solo en el teléfono se pierde si cambian o pierden el equipo.</w:t>
-      </w:r>
-    </w:p>
-    <w:p>
-      <w:pPr>
-        <w:spacing w:after="0" w:line="240" w:lineRule="auto"/>
-        <w:jc w:val="both"/>
-      </w:pPr>
-      <w:r>
-        <w:rPr>
-          <w:b/>
-        </w:rPr>
-        <w:t>Fundación.</w:t>
-      </w:r>
-      <w:r>
-        <w:rPr/>
-        <w:t xml:space="preserve"> El proyecto nació en agosto de 2026 como el proyecto guiado «Listado de tareas» del certificado de Aplicaciones Móviles (iOS). En la Fase III se retoma como proyecto integrador para convertirlo en una aplicación con cuenta de usuario y datos en la nube.</w:t>
+        <w:t xml:space="preserve"> La app empezó en agosto de 2026 como el proyecto guiado “Listado de tareas” del certificado de Aplicaciones Móviles. En la Fase III la retomé como proyecto integrador para agregarle cuenta de usuario y guardar los datos en la nube.</w:t>
       </w:r>
     </w:p>
     <w:p>
@@ -1037,7 +1031,7 @@
       </w:r>
       <w:r>
         <w:rPr/>
-        <w:t xml:space="preserve"> Ayudar a estudiantes universitarios a organizar sus pendientes con una aplicación sencilla, en español y gratuita, que guarda sus tareas en la nube para que nunca se pierdan.</w:t>
+        <w:t xml:space="preserve"> Ayudar a estudiantes universitarios a organizar sus pendientes con una app sencilla, gratuita y en español, que guarda las tareas en la nube para que no se pierdan.</w:t>
       </w:r>
     </w:p>
     <w:p>
@@ -1053,7 +1047,7 @@
       </w:r>
       <w:r>
         <w:rPr/>
-        <w:t xml:space="preserve"> En diciembre de 2026, contar con una aplicación funcional, probada y documentada que sirva como portafolio profesional y como base para publicarla en la App Store.</w:t>
+        <w:t xml:space="preserve"> Terminar el certificado con una app funcional, probada y documentada que me sirva como portafolio y como punto de partida para publicarla en la App Store.</w:t>
       </w:r>
     </w:p>
     <w:p>
@@ -1086,14 +1080,8 @@
         <w:jc w:val="both"/>
       </w:pPr>
       <w:r>
-        <w:rPr>
-          <w:b/>
-        </w:rPr>
-        <w:t>Mis tareas</w:t>
-      </w:r>
-      <w:r>
         <w:rPr/>
-        <w:t xml:space="preserve"> es una aplicación para iPhone que permite registrar pendientes y darles seguimiento. Se ofrece como servicio gratuito, con una cuenta personal y sincronización en la nube mediante Firebase.</w:t>
+        <w:t>Mis tareas es una app para iPhone para anotar pendientes y darles seguimiento. Es gratuita: el usuario crea su cuenta y sus tareas se sincronizan con Firebase.</w:t>
       </w:r>
     </w:p>
     <w:p>
@@ -1107,7 +1095,7 @@
           <w:b/>
           <w:color w:val="0B4F45"/>
         </w:rPr>
-        <w:t>Funciones disponibles hoy (versión 2.0, con Firebase)</w:t>
+        <w:t>Lo que ya hace la app (versión 2.0)</w:t>
       </w:r>
     </w:p>
     <w:p>
@@ -1118,7 +1106,7 @@
       </w:pPr>
       <w:r>
         <w:rPr/>
-        <w:t>•  Crear cuenta (nombre, correo y contraseña), iniciar y cerrar sesión con Firebase Authentication; la app recuerda la sesión al reabrirse.</w:t>
+        <w:t>•  Crear cuenta con nombre, correo y contraseña, iniciar sesión y cerrarla. Si cierras la app y la vuelves a abrir, sigues dentro.</w:t>
       </w:r>
     </w:p>
     <w:p>
@@ -1129,7 +1117,7 @@
       </w:pPr>
       <w:r>
         <w:rPr/>
-        <w:t>•  Tareas guardadas por usuario en Cloud Firestore (users/{uid}/tasks) y actualizadas en tiempo real.</w:t>
+        <w:t>•  Las tareas se guardan en Cloud Firestore, cada usuario por separado, y se actualizan en tiempo real.</w:t>
       </w:r>
     </w:p>
     <w:p>
@@ -1140,7 +1128,7 @@
       </w:pPr>
       <w:r>
         <w:rPr/>
-        <w:t>•  Indicador de carga, mensaje de lista vacía y aviso de error con botón «Reintentar».</w:t>
+        <w:t>•  Mientras carga muestra un indicador; si no hay conexión aparece un aviso con el botón “Reintentar”.</w:t>
       </w:r>
     </w:p>
     <w:p>
@@ -1151,7 +1139,7 @@
       </w:pPr>
       <w:r>
         <w:rPr/>
-        <w:t>•  Las tareas que quedaron guardadas en el teléfono (versiones 1.x) se suben solas a la cuenta en el primer inicio de sesión.</w:t>
+        <w:t>•  Si en el teléfono había tareas de la versión anterior, se suben a la cuenta la primera vez que inicias sesión.</w:t>
       </w:r>
     </w:p>
     <w:p>
@@ -1162,7 +1150,7 @@
       </w:pPr>
       <w:r>
         <w:rPr/>
-        <w:t>•  Agregar tareas con el botón «Agregar» o con la tecla Return; no acepta títulos vacíos.</w:t>
+        <w:t>•  Agregar tareas con el botón “Agregar” o con la tecla Return. No deja guardar títulos vacíos.</w:t>
       </w:r>
     </w:p>
     <w:p>
@@ -1173,7 +1161,7 @@
       </w:pPr>
       <w:r>
         <w:rPr/>
-        <w:t>•  Lista dinámica con celda personalizada: las completadas se ven tachadas, en gris y con ícono verde.</w:t>
+        <w:t>•  Las tareas completadas se ven tachadas, en gris y con una palomita verde. Se marcan tocando la celda y se borran deslizando a la izquierda.</w:t>
       </w:r>
     </w:p>
     <w:p>
@@ -1184,7 +1172,7 @@
       </w:pPr>
       <w:r>
         <w:rPr/>
-        <w:t>•  Marcar y desmarcar tareas tocando la celda; eliminarlas deslizando hacia la izquierda («Eliminar»).</w:t>
+        <w:t>•  Pantalla de detalle para cambiar el título y poner fecha límite. Si la fecha ya pasó, se ve en rojo.</w:t>
       </w:r>
     </w:p>
     <w:p>
@@ -1195,7 +1183,7 @@
       </w:pPr>
       <w:r>
         <w:rPr/>
-        <w:t>•  Pantalla de detalle para editar el título y asignar una fecha límite; las vencidas se ven en rojo.</w:t>
+        <w:t>•  Filtro de Todas, Pendientes y Completadas, con un contador de pendientes.</w:t>
       </w:r>
     </w:p>
     <w:p>
@@ -1206,18 +1194,7 @@
       </w:pPr>
       <w:r>
         <w:rPr/>
-        <w:t>•  Filtro Todas / Pendientes / Completadas, contador de pendientes y mensaje de lista vacía.</w:t>
-      </w:r>
-    </w:p>
-    <w:p>
-      <w:pPr>
-        <w:spacing w:after="40" w:line="240" w:lineRule="auto"/>
-        <w:ind w:left="432" w:hanging="259"/>
-        <w:jc w:val="left"/>
-      </w:pPr>
-      <w:r>
-        <w:rPr/>
-        <w:t>•  Pruebas automáticas: 18 unitarias, 6 de reglas de seguridad y 4 de interfaz sobre el emulador de Firebase.</w:t>
+        <w:t>•  Tiene 28 pruebas automáticas: 18 de la lógica, 6 de las reglas de seguridad y 4 que usan la app como un usuario.</w:t>
       </w:r>
     </w:p>
     <w:p>
@@ -1231,7 +1208,7 @@
           <w:b/>
           <w:color w:val="0B4F45"/>
         </w:rPr>
-        <w:t>Funciones planeadas para el Sprint 4</w:t>
+        <w:t>Lo que falta para la Fase IV</w:t>
       </w:r>
     </w:p>
     <w:p>
@@ -1242,7 +1219,7 @@
       </w:pPr>
       <w:r>
         <w:rPr/>
-        <w:t>•  Recordatorios con notificación local para la fecha límite.</w:t>
+        <w:t>•  Recordatorios con notificación para la fecha límite.</w:t>
       </w:r>
     </w:p>
     <w:p>
@@ -1253,7 +1230,7 @@
       </w:pPr>
       <w:r>
         <w:rPr/>
-        <w:t>•  Prueba formal del modo sin conexión en un iPhone real y piloto con usuarios.</w:t>
+        <w:t>•  Probarla en un iPhone real (incluido el modo sin internet) y con algunos compañeros.</w:t>
       </w:r>
     </w:p>
     <w:p>
@@ -1287,7 +1264,7 @@
       </w:pPr>
       <w:r>
         <w:rPr/>
-        <w:t>Al ser un profesional independiente, la operación es plana: una sola persona asume los roles de Scrum, apoyada por la profesora como asesora y por compañeros de la carrera como usuarios de prueba.</w:t>
+        <w:t>Como el proyecto es individual, yo cubro todos los roles de Scrum. La profesora funciona como asesora y algunos compañeros de la carrera me van a ayudar como usuarios de prueba.</w:t>
       </w:r>
     </w:p>
     <w:tbl>
@@ -1365,7 +1342,7 @@
               <w:rPr>
                 <w:b/>
               </w:rPr>
-              <w:t>Responsabilidades</w:t>
+              <w:t>Qué hace</w:t>
             </w:r>
           </w:p>
         </w:tc>
@@ -1436,7 +1413,7 @@
               <w:rPr>
                 <w:sz w:val="17"/>
               </w:rPr>
-              <w:t>Define y prioriza el backlog; acepta cada historia terminada.</w:t>
+              <w:t>Decide qué entra al backlog y en qué orden. Acepta cada historia terminada.</w:t>
             </w:r>
           </w:p>
         </w:tc>
@@ -1502,7 +1479,7 @@
               <w:rPr>
                 <w:sz w:val="17"/>
               </w:rPr>
-              <w:t>Organiza sprints, registra avances, interrupciones y ajustes.</w:t>
+              <w:t>Organiza los sprints y anota avances, interrupciones y ajustes.</w:t>
             </w:r>
           </w:p>
         </w:tc>
@@ -1568,7 +1545,7 @@
               <w:rPr>
                 <w:sz w:val="17"/>
               </w:rPr>
-              <w:t>Programa la interfaz, la lógica y la integración con Firebase.</w:t>
+              <w:t>Programa la interfaz, la lógica y la conexión con Firebase.</w:t>
             </w:r>
           </w:p>
         </w:tc>
@@ -1602,7 +1579,7 @@
               <w:rPr>
                 <w:sz w:val="17"/>
               </w:rPr>
-              <w:t>Pruebas (QA)</w:t>
+              <w:t>Pruebas</w:t>
             </w:r>
           </w:p>
         </w:tc>
@@ -1634,7 +1611,7 @@
               <w:rPr>
                 <w:sz w:val="17"/>
               </w:rPr>
-              <w:t>Escribe y ejecuta pruebas unitarias y de interfaz.</w:t>
+              <w:t>Escribe y corre las pruebas unitarias y de interfaz.</w:t>
             </w:r>
           </w:p>
         </w:tc>
@@ -1668,7 +1645,7 @@
               <w:rPr>
                 <w:sz w:val="17"/>
               </w:rPr>
-              <w:t>Asesora / stakeholder</w:t>
+              <w:t>Asesora</w:t>
             </w:r>
           </w:p>
         </w:tc>
@@ -1700,7 +1677,7 @@
               <w:rPr>
                 <w:sz w:val="17"/>
               </w:rPr>
-              <w:t>Revisa entregas y retroalimenta cada fase.</w:t>
+              <w:t>Revisa las entregas y da retroalimentación en cada fase.</w:t>
             </w:r>
           </w:p>
         </w:tc>
@@ -1716,7 +1693,7 @@
               <w:rPr>
                 <w:sz w:val="17"/>
               </w:rPr>
-              <w:t>Plataforma escolar</w:t>
+              <w:t>Plataforma de la escuela</w:t>
             </w:r>
           </w:p>
         </w:tc>
@@ -1734,7 +1711,7 @@
               <w:rPr>
                 <w:sz w:val="17"/>
               </w:rPr>
-              <w:t>Usuarios piloto</w:t>
+              <w:t>Usuarios de prueba</w:t>
             </w:r>
           </w:p>
         </w:tc>
@@ -1766,7 +1743,7 @@
               <w:rPr>
                 <w:sz w:val="17"/>
               </w:rPr>
-              <w:t>Prueban la app y responden la encuesta de satisfacción.</w:t>
+              <w:t>Usan la app y contestan una encuesta corta.</w:t>
             </w:r>
           </w:p>
         </w:tc>
@@ -1836,7 +1813,7 @@
       </w:r>
       <w:r>
         <w:rPr/>
-        <w:t xml:space="preserve"> Estudiantes universitarios en México de 18 a 30 años que usan iPhone, en especial quienes estudian en línea o en modalidad mixta y trabajan al mismo tiempo. Como público secundario están los profesionistas jóvenes que necesitan una lista de pendientes sencilla.</w:t>
+        <w:t xml:space="preserve"> Estudiantes universitarios en México de 18 a 30 años con iPhone, sobre todo los que estudian en línea o en modalidad mixta y además trabajan. También le puede servir a profesionistas jóvenes que quieren una lista de pendientes simple.</w:t>
       </w:r>
     </w:p>
     <w:p>
@@ -1849,7 +1826,7 @@
         <w:rPr>
           <w:b/>
         </w:rPr>
-        <w:t>Principales competidores.</w:t>
+        <w:t>Competidores principales.</w:t>
       </w:r>
     </w:p>
     <w:tbl>
@@ -1927,7 +1904,7 @@
               <w:rPr>
                 <w:b/>
               </w:rPr>
-              <w:t>Debilidad para el público objetivo</w:t>
+              <w:t>Debilidad para un estudiante</w:t>
             </w:r>
           </w:p>
         </w:tc>
@@ -1948,7 +1925,7 @@
               <w:rPr>
                 <w:b/>
               </w:rPr>
-              <w:t>Diferenciador de Mis tareas</w:t>
+              <w:t>Qué ofrece Mis tareas</w:t>
             </w:r>
           </w:p>
         </w:tc>
@@ -1982,7 +1959,7 @@
               <w:rPr>
                 <w:sz w:val="17"/>
               </w:rPr>
-              <w:t>Viene instalada y sincroniza con iCloud.</w:t>
+              <w:t>Ya viene en el iPhone y se sincroniza con iCloud.</w:t>
             </w:r>
           </w:p>
         </w:tc>
@@ -1998,7 +1975,7 @@
               <w:rPr>
                 <w:sz w:val="17"/>
               </w:rPr>
-              <w:t>Muchas opciones de listas que el estudiante no usa; solo funciona en equipos Apple.</w:t>
+              <w:t>Tiene muchas opciones que casi nadie usa y solo funciona en equipos Apple.</w:t>
             </w:r>
           </w:p>
         </w:tc>
@@ -2014,7 +1991,7 @@
               <w:rPr>
                 <w:sz w:val="17"/>
               </w:rPr>
-              <w:t>Flujo mínimo: escribir, tocar y listo.</w:t>
+              <w:t>Escribes, tocas y listo.</w:t>
             </w:r>
           </w:p>
         </w:tc>
@@ -2048,7 +2025,7 @@
               <w:rPr>
                 <w:sz w:val="17"/>
               </w:rPr>
-              <w:t>Gratuita y con sincronización entre equipos.</w:t>
+              <w:t>Gratis y sincroniza entre equipos.</w:t>
             </w:r>
           </w:p>
         </w:tc>
@@ -2064,7 +2041,7 @@
               <w:rPr>
                 <w:sz w:val="17"/>
               </w:rPr>
-              <w:t>Requiere cuenta Microsoft; enfocada en productividad de oficina.</w:t>
+              <w:t>Pide cuenta de Microsoft y está pensada para la oficina.</w:t>
             </w:r>
           </w:p>
         </w:tc>
@@ -2080,7 +2057,7 @@
               <w:rPr>
                 <w:sz w:val="17"/>
               </w:rPr>
-              <w:t>Pensada para entregas escolares.</w:t>
+              <w:t>Pensada para entregas de la escuela.</w:t>
             </w:r>
           </w:p>
         </w:tc>
@@ -2130,7 +2107,7 @@
               <w:rPr>
                 <w:sz w:val="17"/>
               </w:rPr>
-              <w:t>Curva de aprendizaje; varias funciones están en el plan de pago.</w:t>
+              <w:t>Cuesta aprenderla y varias funciones son de paga.</w:t>
             </w:r>
           </w:p>
         </w:tc>
@@ -2146,7 +2123,7 @@
               <w:rPr>
                 <w:sz w:val="17"/>
               </w:rPr>
-              <w:t>Todo es gratuito y en español.</w:t>
+              <w:t>Todo es gratis y en español.</w:t>
             </w:r>
           </w:p>
         </w:tc>
@@ -2180,7 +2157,7 @@
               <w:rPr>
                 <w:sz w:val="17"/>
               </w:rPr>
-              <w:t>Simple e integrada con Gmail y Calendar.</w:t>
+              <w:t>Simple y conectada con Gmail y Calendar.</w:t>
             </w:r>
           </w:p>
         </w:tc>
@@ -2196,7 +2173,7 @@
               <w:rPr>
                 <w:sz w:val="17"/>
               </w:rPr>
-              <w:t>Pocas opciones de estado y de vista.</w:t>
+              <w:t>Casi no tiene opciones de estado ni de vista.</w:t>
             </w:r>
           </w:p>
         </w:tc>
@@ -2212,7 +2189,7 @@
               <w:rPr>
                 <w:sz w:val="17"/>
               </w:rPr>
-              <w:t>Filtro por estado y estilo visual de completadas.</w:t>
+              <w:t>Filtro por estado y tareas completadas fáciles de distinguir.</w:t>
             </w:r>
           </w:p>
         </w:tc>
@@ -2278,7 +2255,7 @@
               <w:rPr>
                 <w:sz w:val="17"/>
               </w:rPr>
-              <w:t>Interfaz enfocada en una sola tarea: no olvidar entregas.</w:t>
+              <w:t>Se enfoca en una sola cosa: que no se te olviden las entregas.</w:t>
             </w:r>
           </w:p>
         </w:tc>
@@ -2299,11 +2276,11 @@
         <w:rPr>
           <w:b/>
         </w:rPr>
-        <w:t>Top de productos sustitutos.</w:t>
+        <w:t>Sustitutos más comunes.</w:t>
       </w:r>
       <w:r>
         <w:rPr/>
-        <w:t xml:space="preserve"> 1) Agenda o libreta de papel. 2) La app Notas del teléfono. 3) Un chat de WhatsApp con uno mismo. 4) La lista de «Ítems por hacer» de la plataforma escolar, que solo muestra pendientes de la escuela. 5) Alarmas y eventos de calendario.</w:t>
+        <w:t xml:space="preserve"> La agenda de papel, la app de Notas, mandarse mensajes a uno mismo por WhatsApp, la lista de pendientes de la plataforma de la escuela (que solo muestra lo escolar) y las alarmas o eventos del calendario.</w:t>
       </w:r>
     </w:p>
     <w:p>
@@ -2385,51 +2362,51 @@
               <w:rPr>
                 <w:sz w:val="17"/>
               </w:rPr>
-              <w:t>• La app ya funciona con cuenta y nube (versión 2.0) y tiene 28 pruebas automatizadas.</w:t>
-            </w:r>
-          </w:p>
-          <w:p>
-            <w:pPr>
-              <w:jc w:val="left"/>
-            </w:pPr>
-            <w:r>
-              <w:rPr>
-                <w:sz w:val="17"/>
-              </w:rPr>
-              <w:t>• Arquitectura que separa la lógica (TodoCore) de la interfaz y de Firebase.</w:t>
-            </w:r>
-          </w:p>
-          <w:p>
-            <w:pPr>
-              <w:jc w:val="left"/>
-            </w:pPr>
-            <w:r>
-              <w:rPr>
-                <w:sz w:val="17"/>
-              </w:rPr>
-              <w:t>• Interfaz simple y en español.</w:t>
-            </w:r>
-          </w:p>
-          <w:p>
-            <w:pPr>
-              <w:jc w:val="left"/>
-            </w:pPr>
-            <w:r>
-              <w:rPr>
-                <w:sz w:val="17"/>
-              </w:rPr>
-              <w:t>• El desarrollador es parte del público objetivo y conoce el problema.</w:t>
-            </w:r>
-          </w:p>
-          <w:p>
-            <w:pPr>
-              <w:jc w:val="left"/>
-            </w:pPr>
-            <w:r>
-              <w:rPr>
-                <w:sz w:val="17"/>
-              </w:rPr>
-              <w:t>• Costo cero: Firebase tiene un plan gratuito suficiente para el piloto.</w:t>
+              <w:t>• La app ya funciona con cuenta y nube, y tiene pruebas automáticas.</w:t>
+            </w:r>
+          </w:p>
+          <w:p>
+            <w:pPr>
+              <w:jc w:val="left"/>
+            </w:pPr>
+            <w:r>
+              <w:rPr>
+                <w:sz w:val="17"/>
+              </w:rPr>
+              <w:t>• La lógica está separada de la interfaz y de Firebase, así que es fácil de probar y cambiar.</w:t>
+            </w:r>
+          </w:p>
+          <w:p>
+            <w:pPr>
+              <w:jc w:val="left"/>
+            </w:pPr>
+            <w:r>
+              <w:rPr>
+                <w:sz w:val="17"/>
+              </w:rPr>
+              <w:t>• Es sencilla y está en español.</w:t>
+            </w:r>
+          </w:p>
+          <w:p>
+            <w:pPr>
+              <w:jc w:val="left"/>
+            </w:pPr>
+            <w:r>
+              <w:rPr>
+                <w:sz w:val="17"/>
+              </w:rPr>
+              <w:t>• Yo mismo soy parte del público objetivo y conozco el problema.</w:t>
+            </w:r>
+          </w:p>
+          <w:p>
+            <w:pPr>
+              <w:jc w:val="left"/>
+            </w:pPr>
+            <w:r>
+              <w:rPr>
+                <w:sz w:val="17"/>
+              </w:rPr>
+              <w:t>• No cuesta: el plan gratuito de Firebase alcanza para la prueba piloto.</w:t>
             </w:r>
           </w:p>
         </w:tc>
@@ -2445,40 +2422,40 @@
               <w:rPr>
                 <w:sz w:val="17"/>
               </w:rPr>
-              <w:t>• Crecimiento de la educación en línea y mixta, que exige organizar entregas.</w:t>
-            </w:r>
-          </w:p>
-          <w:p>
-            <w:pPr>
-              <w:jc w:val="left"/>
-            </w:pPr>
-            <w:r>
-              <w:rPr>
-                <w:sz w:val="17"/>
-              </w:rPr>
-              <w:t>• Firebase permite sincronizar sin construir ni pagar un servidor propio.</w:t>
-            </w:r>
-          </w:p>
-          <w:p>
-            <w:pPr>
-              <w:jc w:val="left"/>
-            </w:pPr>
-            <w:r>
-              <w:rPr>
-                <w:sz w:val="17"/>
-              </w:rPr>
-              <w:t>• Integración futura con calendario y notificaciones.</w:t>
-            </w:r>
-          </w:p>
-          <w:p>
-            <w:pPr>
-              <w:jc w:val="left"/>
-            </w:pPr>
-            <w:r>
-              <w:rPr>
-                <w:sz w:val="17"/>
-              </w:rPr>
-              <w:t>• La app funciona como portafolio para buscar empleo como desarrollador iOS.</w:t>
+              <w:t>• Cada vez hay más carreras en línea o mixtas, donde hay que organizar muchas entregas.</w:t>
+            </w:r>
+          </w:p>
+          <w:p>
+            <w:pPr>
+              <w:jc w:val="left"/>
+            </w:pPr>
+            <w:r>
+              <w:rPr>
+                <w:sz w:val="17"/>
+              </w:rPr>
+              <w:t>• Con Firebase no necesito montar ni pagar un servidor.</w:t>
+            </w:r>
+          </w:p>
+          <w:p>
+            <w:pPr>
+              <w:jc w:val="left"/>
+            </w:pPr>
+            <w:r>
+              <w:rPr>
+                <w:sz w:val="17"/>
+              </w:rPr>
+              <w:t>• Más adelante se puede conectar con el calendario y las notificaciones.</w:t>
+            </w:r>
+          </w:p>
+          <w:p>
+            <w:pPr>
+              <w:jc w:val="left"/>
+            </w:pPr>
+            <w:r>
+              <w:rPr>
+                <w:sz w:val="17"/>
+              </w:rPr>
+              <w:t>• Me sirve como portafolio para buscar trabajo como desarrollador iOS.</w:t>
             </w:r>
           </w:p>
         </w:tc>
@@ -2540,40 +2517,40 @@
               <w:rPr>
                 <w:sz w:val="17"/>
               </w:rPr>
-              <w:t>• Un solo desarrollador con tiempo limitado.</w:t>
-            </w:r>
-          </w:p>
-          <w:p>
-            <w:pPr>
-              <w:jc w:val="left"/>
-            </w:pPr>
-            <w:r>
-              <w:rPr>
-                <w:sz w:val="17"/>
-              </w:rPr>
-              <w:t>• Solo disponible para iOS.</w:t>
-            </w:r>
-          </w:p>
-          <w:p>
-            <w:pPr>
-              <w:jc w:val="left"/>
-            </w:pPr>
-            <w:r>
-              <w:rPr>
-                <w:sz w:val="17"/>
-              </w:rPr>
-              <w:t>• Publicar en la App Store requiere la membresía de pago de Apple.</w:t>
-            </w:r>
-          </w:p>
-          <w:p>
-            <w:pPr>
-              <w:jc w:val="left"/>
-            </w:pPr>
-            <w:r>
-              <w:rPr>
-                <w:sz w:val="17"/>
-              </w:rPr>
-              <w:t>• Las pruebas automáticas usan el emulador; falta probar con usuarios reales.</w:t>
+              <w:t>• Soy un solo desarrollador y tengo poco tiempo.</w:t>
+            </w:r>
+          </w:p>
+          <w:p>
+            <w:pPr>
+              <w:jc w:val="left"/>
+            </w:pPr>
+            <w:r>
+              <w:rPr>
+                <w:sz w:val="17"/>
+              </w:rPr>
+              <w:t>• Solo funciona en iPhone.</w:t>
+            </w:r>
+          </w:p>
+          <w:p>
+            <w:pPr>
+              <w:jc w:val="left"/>
+            </w:pPr>
+            <w:r>
+              <w:rPr>
+                <w:sz w:val="17"/>
+              </w:rPr>
+              <w:t>• Para publicarla en la App Store hay que pagar la membresía de Apple.</w:t>
+            </w:r>
+          </w:p>
+          <w:p>
+            <w:pPr>
+              <w:jc w:val="left"/>
+            </w:pPr>
+            <w:r>
+              <w:rPr>
+                <w:sz w:val="17"/>
+              </w:rPr>
+              <w:t>• Todavía no la han usado personas reales; las pruebas son en simulador.</w:t>
             </w:r>
           </w:p>
         </w:tc>
@@ -2589,40 +2566,40 @@
               <w:rPr>
                 <w:sz w:val="17"/>
               </w:rPr>
-              <w:t>• Competidores gratuitos y preinstalados en el teléfono.</w:t>
-            </w:r>
-          </w:p>
-          <w:p>
-            <w:pPr>
-              <w:jc w:val="left"/>
-            </w:pPr>
-            <w:r>
-              <w:rPr>
-                <w:sz w:val="17"/>
-              </w:rPr>
-              <w:t>• Usuarios acostumbrados a su app actual.</w:t>
-            </w:r>
-          </w:p>
-          <w:p>
-            <w:pPr>
-              <w:jc w:val="left"/>
-            </w:pPr>
-            <w:r>
-              <w:rPr>
-                <w:sz w:val="17"/>
-              </w:rPr>
-              <w:t>• Cambios en las condiciones o precios de Firebase.</w:t>
-            </w:r>
-          </w:p>
-          <w:p>
-            <w:pPr>
-              <w:jc w:val="left"/>
-            </w:pPr>
-            <w:r>
-              <w:rPr>
-                <w:sz w:val="17"/>
-              </w:rPr>
-              <w:t>• Sincronizar depende de la conexión (se mitiga con la caché sin conexión de Firestore).</w:t>
+              <w:t>• Hay apps gratuitas que ya vienen instaladas.</w:t>
+            </w:r>
+          </w:p>
+          <w:p>
+            <w:pPr>
+              <w:jc w:val="left"/>
+            </w:pPr>
+            <w:r>
+              <w:rPr>
+                <w:sz w:val="17"/>
+              </w:rPr>
+              <w:t>• La gente se acostumbra a la app que ya usa.</w:t>
+            </w:r>
+          </w:p>
+          <w:p>
+            <w:pPr>
+              <w:jc w:val="left"/>
+            </w:pPr>
+            <w:r>
+              <w:rPr>
+                <w:sz w:val="17"/>
+              </w:rPr>
+              <w:t>• Firebase podría cambiar sus condiciones o precios.</w:t>
+            </w:r>
+          </w:p>
+          <w:p>
+            <w:pPr>
+              <w:jc w:val="left"/>
+            </w:pPr>
+            <w:r>
+              <w:rPr>
+                <w:sz w:val="17"/>
+              </w:rPr>
+              <w:t>• La sincronización depende del internet (Firestore ayuda porque guarda una copia en el teléfono).</w:t>
             </w:r>
           </w:p>
         </w:tc>
@@ -2666,11 +2643,11 @@
         <w:rPr>
           <w:b/>
         </w:rPr>
-        <w:t>Áreas de oportunidad por la falta de herramientas móviles.</w:t>
+        <w:t>Áreas de oportunidad.</w:t>
       </w:r>
       <w:r>
         <w:rPr/>
-        <w:t xml:space="preserve"> Hoy el estudiante revisa varias aplicaciones para saber qué debe entregar y no tiene un lugar único donde anotar pendientes rápidamente. Las aplicaciones existentes son genéricas o tienen funciones de más, y las versiones 1.x de Mis tareas tenían una limitación clara: si el usuario cambiaba de teléfono, perdía sus tareas porque se guardaban solo en el dispositivo. La versión 2.0 la resuelve con la cuenta en la nube.</w:t>
+        <w:t xml:space="preserve"> Hoy el estudiante tiene que revisar varias apps para saber qué le toca entregar y no tiene un lugar rápido donde anotarlo. Las apps que existen son muy generales o traen funciones de más. Las primeras versiones de Mis tareas tenían otro problema: si cambiabas de celular perdías tus tareas, porque solo se guardaban en el teléfono. La versión 2.0 ya lo resuelve con la cuenta en la nube.</w:t>
       </w:r>
     </w:p>
     <w:p>
@@ -2686,7 +2663,7 @@
       </w:r>
       <w:r>
         <w:rPr/>
-        <w:t xml:space="preserve"> El proyecto se posiciona con el repositorio público en GitHub (código, pruebas y evidencias automáticas) y el perfil profesional de LinkedIn del desarrollador.</w:t>
+        <w:t xml:space="preserve"> El proyecto se puede ver en mi repositorio público de GitHub, con el código, las pruebas y las evidencias, y en mi perfil de LinkedIn.</w:t>
       </w:r>
     </w:p>
     <w:p>
@@ -2698,11 +2675,11 @@
         <w:rPr>
           <w:b/>
         </w:rPr>
-        <w:t>Propuesta formal de incursión.</w:t>
+        <w:t>Propuesta.</w:t>
       </w:r>
       <w:r>
         <w:rPr/>
-        <w:t xml:space="preserve"> Lanzar la versión 2.0 de Mis tareas como aplicación iOS gratuita con cuenta de usuario, sincronización en la nube con Firebase, fechas límite y recordatorios. La incursión será por etapas: 1) piloto con cinco compañeros de la carrera mediante demostraciones en simulador al cierre del Sprint 4; 2) distribución por TestFlight cuando se cuente con la membresía de Apple; 3) publicación en la App Store.</w:t>
+        <w:t xml:space="preserve"> Lanzar Mis tareas 2.0 como app gratuita para iOS con cuenta, sincronización con Firebase, fechas límite y recordatorios. Lo haría en tres pasos: primero una prueba piloto con cinco compañeros de la carrera usando el simulador antes de la entrega de la Fase IV, después repartirla por TestFlight cuando tenga la membresía de Apple y al final publicarla en la App Store.</w:t>
       </w:r>
     </w:p>
     <w:p>
@@ -2714,11 +2691,11 @@
         <w:rPr>
           <w:b/>
         </w:rPr>
-        <w:t>Impacto esperado en la satisfacción del cliente.</w:t>
+        <w:t>Impacto esperado.</w:t>
       </w:r>
       <w:r>
         <w:rPr/>
-        <w:t xml:space="preserve"> Que el usuario registre una tarea en menos de 10 segundos, que no pierda sus datos al cambiar de teléfono y que reduzca las entregas olvidadas. La satisfacción se medirá con una encuesta de 1 a 5 al terminar el piloto, con una meta de 4 o más en facilidad de uso y utilidad.</w:t>
+        <w:t xml:space="preserve"> Que registrar una tarea tome menos de 10 segundos, que nadie pierda sus datos al cambiar de celular y que se olviden menos entregas. Al terminar el piloto voy a medir la satisfacción con una encuesta del 1 al 5. La meta es sacar 4 o más en facilidad de uso y en utilidad.</w:t>
       </w:r>
     </w:p>
     <w:p>
@@ -2739,53 +2716,23 @@
       </w:pPr>
       <w:r>
         <w:rPr/>
-        <w:t xml:space="preserve">Se aplica </w:t>
-      </w:r>
+        <w:t>Uso Scrum adaptado a una sola persona, con sprints cortos que terminan en las fechas de entrega del curso: la Fase III el 2 de noviembre y la Fase IV el 29 de noviembre. Para organizarme uso un tablero Kanban en GitHub Projects llamado “Mis tareas (SwiftTodoApp) · Fase III”, con las columnas Por hacer, En progreso, En pruebas y Hecho. Cada tarjeta tiene su sprint, prioridad y categoría. Trabajo de forma evolutiva: en cada sprint entrego una versión que funciona y la pruebo antes de agregar lo siguiente.</w:t>
+      </w:r>
+    </w:p>
+    <w:p>
+      <w:pPr>
+        <w:spacing w:after="0" w:line="240" w:lineRule="auto"/>
+        <w:jc w:val="both"/>
+      </w:pPr>
       <w:r>
         <w:rPr>
           <w:b/>
         </w:rPr>
-        <w:t>Scrum adaptado a un equipo de una persona</w:t>
+        <w:t>Cuándo algo está terminado.</w:t>
       </w:r>
       <w:r>
         <w:rPr/>
-        <w:t xml:space="preserve">, con sprints de dos semanas y un tablero Kanban en </w:t>
-      </w:r>
-      <w:r>
-        <w:rPr>
-          <w:b/>
-        </w:rPr>
-        <w:t>GitHub Projects</w:t>
-      </w:r>
-      <w:r>
-        <w:rPr/>
-        <w:t xml:space="preserve"> «Mis tareas (SwiftTodoApp) · Fase III», con las columnas Por hacer · En progreso · En pruebas · Hecho. Cada tarjeta lleva su sprint, prioridad y categoría. El modelo es </w:t>
-      </w:r>
-      <w:r>
-        <w:rPr>
-          <w:b/>
-        </w:rPr>
-        <w:t>evolutivo</w:t>
-      </w:r>
-      <w:r>
-        <w:rPr/>
-        <w:t>: cada sprint entrega una versión que funciona y se prueba antes de agregar la siguiente capa.</w:t>
-      </w:r>
-    </w:p>
-    <w:p>
-      <w:pPr>
-        <w:spacing w:after="0" w:line="240" w:lineRule="auto"/>
-        <w:jc w:val="both"/>
-      </w:pPr>
-      <w:r>
-        <w:rPr>
-          <w:b/>
-        </w:rPr>
-        <w:t>Definición de terminado.</w:t>
-      </w:r>
-      <w:r>
-        <w:rPr/>
-        <w:t xml:space="preserve"> Una tarjeta pasa a «Hecho» cuando el proyecto compila, las pruebas unitarias y de interfaz pasan en GitHub Actions, la función se revisó en el simulador y el cambio está en la rama main con un commit descriptivo.</w:t>
+        <w:t xml:space="preserve"> Una tarjeta pasa a Hecho cuando el proyecto compila, las pruebas pasan en GitHub Actions, revisé la función en el simulador y el cambio ya está en la rama main.</w:t>
       </w:r>
     </w:p>
     <w:tbl>
@@ -3002,7 +2949,7 @@
               <w:rPr>
                 <w:sz w:val="17"/>
               </w:rPr>
-              <w:t>21-08-2026</w:t>
+              <w:t>22-08-2026</w:t>
             </w:r>
           </w:p>
         </w:tc>
@@ -3084,7 +3031,7 @@
               <w:rPr>
                 <w:sz w:val="17"/>
               </w:rPr>
-              <w:t>30-10-2026</w:t>
+              <w:t>28-10-2026</w:t>
             </w:r>
           </w:p>
         </w:tc>
@@ -3150,7 +3097,7 @@
               <w:rPr>
                 <w:sz w:val="17"/>
               </w:rPr>
-              <w:t>28-10-2026</w:t>
+              <w:t>26-10-2026</w:t>
             </w:r>
           </w:p>
         </w:tc>
@@ -3166,7 +3113,7 @@
               <w:rPr>
                 <w:sz w:val="17"/>
               </w:rPr>
-              <w:t>06-11-2026</w:t>
+              <w:t>02-11-2026</w:t>
             </w:r>
           </w:p>
         </w:tc>
@@ -3248,7 +3195,7 @@
               <w:rPr>
                 <w:sz w:val="17"/>
               </w:rPr>
-              <w:t>27-11-2026</w:t>
+              <w:t>22-11-2026</w:t>
             </w:r>
           </w:p>
         </w:tc>
@@ -3314,7 +3261,7 @@
               <w:rPr>
                 <w:sz w:val="17"/>
               </w:rPr>
-              <w:t>23-11-2026</w:t>
+              <w:t>26-10-2026</w:t>
             </w:r>
           </w:p>
         </w:tc>
@@ -3330,7 +3277,7 @@
               <w:rPr>
                 <w:sz w:val="17"/>
               </w:rPr>
-              <w:t>01-12-2026</w:t>
+              <w:t>27-11-2026</w:t>
             </w:r>
           </w:p>
         </w:tc>
@@ -3348,7 +3295,7 @@
               <w:rPr>
                 <w:sz w:val="17"/>
               </w:rPr>
-              <w:t>Integración</w:t>
+              <w:t>Integración y entrega final</w:t>
             </w:r>
           </w:p>
         </w:tc>
@@ -3396,7 +3343,7 @@
               <w:rPr>
                 <w:sz w:val="17"/>
               </w:rPr>
-              <w:t>30-11-2026</w:t>
+              <w:t>23-11-2026</w:t>
             </w:r>
           </w:p>
         </w:tc>
@@ -3412,7 +3359,7 @@
               <w:rPr>
                 <w:sz w:val="17"/>
               </w:rPr>
-              <w:t>04-12-2026</w:t>
+              <w:t>29-11-2026</w:t>
             </w:r>
           </w:p>
         </w:tc>
@@ -3476,7 +3423,7 @@
           <w:color w:val="555555"/>
           <w:sz w:val="17"/>
         </w:rPr>
-        <w:t>Figura 1. Diagrama de Gantt. Las franjas azules son los sprints y la línea roja marca el inicio de esta fase (26/10/2026).</w:t>
+        <w:t>Figura 1. Diagrama de Gantt. Las franjas azules son los sprints y las líneas punteadas marcan las entregas de la Fase III (2 de noviembre) y la Fase IV (29 de noviembre).</w:t>
       </w:r>
     </w:p>
     <w:p>
@@ -3501,9 +3448,9 @@
       </w:tblPr>
       <w:tblGrid>
         <w:gridCol w:w="1296"/>
+        <w:gridCol w:w="1944"/>
         <w:gridCol w:w="1800"/>
-        <w:gridCol w:w="2160"/>
-        <w:gridCol w:w="3671"/>
+        <w:gridCol w:w="3888"/>
       </w:tblGrid>
       <w:tr>
         <w:trPr>
@@ -3532,6 +3479,27 @@
         </w:tc>
         <w:tc>
           <w:tcPr>
+            <w:tcW w:w="1944" w:type="dxa"/>
+            <w:shd w:val="clear" w:color="auto" w:fill="84E290" w:themeFill="accent3" w:themeFillTint="66"/>
+          </w:tcPr>
+          <w:p>
+            <w:pPr>
+              <w:jc w:val="left"/>
+              <w:rPr>
+                <w:b/>
+                <w:bCs/>
+              </w:rPr>
+            </w:pPr>
+            <w:r>
+              <w:rPr>
+                <w:b/>
+              </w:rPr>
+              <w:t>Fechas</w:t>
+            </w:r>
+          </w:p>
+        </w:tc>
+        <w:tc>
+          <w:tcPr>
             <w:tcW w:w="1800" w:type="dxa"/>
             <w:shd w:val="clear" w:color="auto" w:fill="84E290" w:themeFill="accent3" w:themeFillTint="66"/>
           </w:tcPr>
@@ -3547,34 +3515,13 @@
               <w:rPr>
                 <w:b/>
               </w:rPr>
-              <w:t>Fechas</w:t>
-            </w:r>
-          </w:p>
-        </w:tc>
-        <w:tc>
-          <w:tcPr>
-            <w:tcW w:w="2160" w:type="dxa"/>
-            <w:shd w:val="clear" w:color="auto" w:fill="84E290" w:themeFill="accent3" w:themeFillTint="66"/>
-          </w:tcPr>
-          <w:p>
-            <w:pPr>
-              <w:jc w:val="left"/>
-              <w:rPr>
-                <w:b/>
-                <w:bCs/>
-              </w:rPr>
-            </w:pPr>
-            <w:r>
-              <w:rPr>
-                <w:b/>
-              </w:rPr>
               <w:t>Objetivo</w:t>
             </w:r>
           </w:p>
         </w:tc>
         <w:tc>
           <w:tcPr>
-            <w:tcW w:w="3672" w:type="dxa"/>
+            <w:tcW w:w="3888" w:type="dxa"/>
             <w:shd w:val="clear" w:color="auto" w:fill="84E290" w:themeFill="accent3" w:themeFillTint="66"/>
           </w:tcPr>
           <w:p>
@@ -3613,6 +3560,22 @@
         </w:tc>
         <w:tc>
           <w:tcPr>
+            <w:tcW w:w="1944" w:type="dxa"/>
+          </w:tcPr>
+          <w:p>
+            <w:pPr>
+              <w:jc w:val="left"/>
+            </w:pPr>
+            <w:r>
+              <w:rPr>
+                <w:sz w:val="17"/>
+              </w:rPr>
+              <w:t>17 al 22 de agosto (Fase I)</w:t>
+            </w:r>
+          </w:p>
+        </w:tc>
+        <w:tc>
+          <w:tcPr>
             <w:tcW w:w="1800" w:type="dxa"/>
           </w:tcPr>
           <w:p>
@@ -3623,39 +3586,23 @@
               <w:rPr>
                 <w:sz w:val="17"/>
               </w:rPr>
-              <w:t>17 – 21 ago 2026</w:t>
-            </w:r>
-          </w:p>
-        </w:tc>
-        <w:tc>
-          <w:tcPr>
-            <w:tcW w:w="2160" w:type="dxa"/>
-          </w:tcPr>
-          <w:p>
-            <w:pPr>
-              <w:jc w:val="left"/>
-            </w:pPr>
-            <w:r>
-              <w:rPr>
-                <w:sz w:val="17"/>
-              </w:rPr>
-              <w:t>Proyecto base funcional</w:t>
-            </w:r>
-          </w:p>
-        </w:tc>
-        <w:tc>
-          <w:tcPr>
-            <w:tcW w:w="3672" w:type="dxa"/>
-          </w:tcPr>
-          <w:p>
-            <w:pPr>
-              <w:jc w:val="left"/>
-            </w:pPr>
-            <w:r>
-              <w:rPr>
-                <w:sz w:val="17"/>
-              </w:rPr>
-              <w:t>Lista local, celda personalizada, persistencia, 7 pruebas unitarias</w:t>
+              <w:t>Proyecto base</w:t>
+            </w:r>
+          </w:p>
+        </w:tc>
+        <w:tc>
+          <w:tcPr>
+            <w:tcW w:w="3888" w:type="dxa"/>
+          </w:tcPr>
+          <w:p>
+            <w:pPr>
+              <w:jc w:val="left"/>
+            </w:pPr>
+            <w:r>
+              <w:rPr>
+                <w:sz w:val="17"/>
+              </w:rPr>
+              <w:t>Lista local, celda personalizada, guardado en el teléfono y 7 pruebas unitarias.</w:t>
             </w:r>
           </w:p>
         </w:tc>
@@ -3679,6 +3626,22 @@
         </w:tc>
         <w:tc>
           <w:tcPr>
+            <w:tcW w:w="1944" w:type="dxa"/>
+          </w:tcPr>
+          <w:p>
+            <w:pPr>
+              <w:jc w:val="left"/>
+            </w:pPr>
+            <w:r>
+              <w:rPr>
+                <w:sz w:val="17"/>
+              </w:rPr>
+              <w:t>26 de octubre al 2 de noviembre (Fase III)</w:t>
+            </w:r>
+          </w:p>
+        </w:tc>
+        <w:tc>
+          <w:tcPr>
             <w:tcW w:w="1800" w:type="dxa"/>
           </w:tcPr>
           <w:p>
@@ -3689,39 +3652,23 @@
               <w:rPr>
                 <w:sz w:val="17"/>
               </w:rPr>
-              <w:t>26 oct – 6 nov</w:t>
-            </w:r>
-          </w:p>
-        </w:tc>
-        <w:tc>
-          <w:tcPr>
-            <w:tcW w:w="2160" w:type="dxa"/>
-          </w:tcPr>
-          <w:p>
-            <w:pPr>
-              <w:jc w:val="left"/>
-            </w:pPr>
-            <w:r>
-              <w:rPr>
-                <w:sz w:val="17"/>
-              </w:rPr>
-              <w:t>Análisis, diseño y mejoras locales</w:t>
-            </w:r>
-          </w:p>
-        </w:tc>
-        <w:tc>
-          <w:tcPr>
-            <w:tcW w:w="3672" w:type="dxa"/>
-          </w:tcPr>
-          <w:p>
-            <w:pPr>
-              <w:jc w:val="left"/>
-            </w:pPr>
-            <w:r>
-              <w:rPr>
-                <w:sz w:val="17"/>
-              </w:rPr>
-              <w:t>Requerimientos, diagramas, prototipos, CI en macOS, pruebas de UI, corrección de D-01 a D-05 y REQ-11 a REQ-13 (adelantados)</w:t>
+              <w:t>Análisis, diseño y mejoras</w:t>
+            </w:r>
+          </w:p>
+        </w:tc>
+        <w:tc>
+          <w:tcPr>
+            <w:tcW w:w="3888" w:type="dxa"/>
+          </w:tcPr>
+          <w:p>
+            <w:pPr>
+              <w:jc w:val="left"/>
+            </w:pPr>
+            <w:r>
+              <w:rPr>
+                <w:sz w:val="17"/>
+              </w:rPr>
+              <w:t>Requerimientos, diagramas, prototipos, pruebas automáticas en GitHub Actions, corrección de 5 defectos y la pantalla de detalle, fecha límite y filtro.</w:t>
             </w:r>
           </w:p>
         </w:tc>
@@ -3745,6 +3692,22 @@
         </w:tc>
         <w:tc>
           <w:tcPr>
+            <w:tcW w:w="1944" w:type="dxa"/>
+          </w:tcPr>
+          <w:p>
+            <w:pPr>
+              <w:jc w:val="left"/>
+            </w:pPr>
+            <w:r>
+              <w:rPr>
+                <w:sz w:val="17"/>
+              </w:rPr>
+              <w:t>3 al 15 de noviembre</w:t>
+            </w:r>
+          </w:p>
+        </w:tc>
+        <w:tc>
+          <w:tcPr>
             <w:tcW w:w="1800" w:type="dxa"/>
           </w:tcPr>
           <w:p>
@@ -3755,46 +3718,23 @@
               <w:rPr>
                 <w:sz w:val="17"/>
               </w:rPr>
-              <w:t>9 – 20 nov (entregado el 27 oct)</w:t>
-            </w:r>
-          </w:p>
-        </w:tc>
-        <w:tc>
-          <w:tcPr>
-            <w:tcW w:w="2160" w:type="dxa"/>
-          </w:tcPr>
-          <w:p>
-            <w:pPr>
-              <w:jc w:val="left"/>
-            </w:pPr>
-            <w:r>
-              <w:rPr>
-                <w:sz w:val="17"/>
-              </w:rPr>
               <w:t>Cuenta y nube</w:t>
             </w:r>
           </w:p>
         </w:tc>
         <w:tc>
           <w:tcPr>
-            <w:tcW w:w="3672" w:type="dxa"/>
-          </w:tcPr>
-          <w:p>
-            <w:pPr>
-              <w:jc w:val="left"/>
-            </w:pPr>
-            <w:r>
-              <w:rPr>
-                <w:sz w:val="17"/>
-              </w:rPr>
-              <w:t xml:space="preserve">Login y registro, repositorio Firestore asíncrono, estados de carga, migración de datos locales, reglas de seguridad y sus pruebas. </w:t>
-            </w:r>
-            <w:r>
-              <w:rPr>
-                <w:b/>
-                <w:sz w:val="17"/>
-              </w:rPr>
-              <w:t>Terminado por adelantado.</w:t>
+            <w:tcW w:w="3888" w:type="dxa"/>
+          </w:tcPr>
+          <w:p>
+            <w:pPr>
+              <w:jc w:val="left"/>
+            </w:pPr>
+            <w:r>
+              <w:rPr>
+                <w:sz w:val="17"/>
+              </w:rPr>
+              <w:t>Inicio de sesión, registro, tareas en Firestore, estados de carga, migración y reglas de seguridad. Lo terminé antes, el 27 de octubre, así que este sprint lo uso para probar en iPhone real y con compañeros.</w:t>
             </w:r>
           </w:p>
         </w:tc>
@@ -3818,6 +3758,22 @@
         </w:tc>
         <w:tc>
           <w:tcPr>
+            <w:tcW w:w="1944" w:type="dxa"/>
+          </w:tcPr>
+          <w:p>
+            <w:pPr>
+              <w:jc w:val="left"/>
+            </w:pPr>
+            <w:r>
+              <w:rPr>
+                <w:sz w:val="17"/>
+              </w:rPr>
+              <w:t>16 al 29 de noviembre (Fase IV)</w:t>
+            </w:r>
+          </w:p>
+        </w:tc>
+        <w:tc>
+          <w:tcPr>
             <w:tcW w:w="1800" w:type="dxa"/>
           </w:tcPr>
           <w:p>
@@ -3828,39 +3784,23 @@
               <w:rPr>
                 <w:sz w:val="17"/>
               </w:rPr>
-              <w:t>23 nov – 4 dic</w:t>
-            </w:r>
-          </w:p>
-        </w:tc>
-        <w:tc>
-          <w:tcPr>
-            <w:tcW w:w="2160" w:type="dxa"/>
-          </w:tcPr>
-          <w:p>
-            <w:pPr>
-              <w:jc w:val="left"/>
-            </w:pPr>
-            <w:r>
-              <w:rPr>
-                <w:sz w:val="17"/>
-              </w:rPr>
-              <w:t>Funciones finales, pruebas e integración</w:t>
-            </w:r>
-          </w:p>
-        </w:tc>
-        <w:tc>
-          <w:tcPr>
-            <w:tcW w:w="3672" w:type="dxa"/>
-          </w:tcPr>
-          <w:p>
-            <w:pPr>
-              <w:jc w:val="left"/>
-            </w:pPr>
-            <w:r>
-              <w:rPr>
-                <w:sz w:val="17"/>
-              </w:rPr>
-              <w:t>Recordatorios, pruebas de Firebase, integración, video final y entrega</w:t>
+              <w:t>Cierre</w:t>
+            </w:r>
+          </w:p>
+        </w:tc>
+        <w:tc>
+          <w:tcPr>
+            <w:tcW w:w="3888" w:type="dxa"/>
+          </w:tcPr>
+          <w:p>
+            <w:pPr>
+              <w:jc w:val="left"/>
+            </w:pPr>
+            <w:r>
+              <w:rPr>
+                <w:sz w:val="17"/>
+              </w:rPr>
+              <w:t>Recordatorios, ajustes de la prueba piloto, video final y entrega de la Fase IV.</w:t>
             </w:r>
           </w:p>
         </w:tc>
@@ -3893,7 +3833,7 @@
       </w:pPr>
       <w:r>
         <w:rPr/>
-        <w:t>La bitácora se construyó con el historial real de commits del repositorio y se actualiza al cerrar cada sprint.</w:t>
+        <w:t>La armé con el historial real de commits del repositorio y la actualizo cada vez que hay un cambio importante.</w:t>
       </w:r>
     </w:p>
     <w:tbl>
@@ -3971,7 +3911,7 @@
               <w:rPr>
                 <w:b/>
               </w:rPr>
-              <w:t>Descripción</w:t>
+              <w:t>Qué pasó</w:t>
             </w:r>
           </w:p>
         </w:tc>
@@ -3992,7 +3932,7 @@
               <w:rPr>
                 <w:b/>
               </w:rPr>
-              <w:t>Ajuste realizado</w:t>
+              <w:t>Qué hice</w:t>
             </w:r>
           </w:p>
         </w:tc>
@@ -4042,7 +3982,7 @@
               <w:rPr>
                 <w:sz w:val="17"/>
               </w:rPr>
-              <w:t>Commit inicial: modelo, lógica testeable, UI programática y pruebas.</w:t>
+              <w:t>Primer commit: modelo, lógica, interfaz por código y pruebas.</w:t>
             </w:r>
           </w:p>
         </w:tc>
@@ -4058,7 +3998,7 @@
               <w:rPr>
                 <w:sz w:val="17"/>
               </w:rPr>
-              <w:t>—</w:t>
+              <w:t>No aplica</w:t>
             </w:r>
           </w:p>
         </w:tc>
@@ -4108,7 +4048,7 @@
               <w:rPr>
                 <w:sz w:val="17"/>
               </w:rPr>
-              <w:t>El primer flujo de GitHub Actions falla por la ruta del directorio de trabajo.</w:t>
+              <w:t>El primer flujo de GitHub Actions falló por la ruta de la carpeta de trabajo.</w:t>
             </w:r>
           </w:p>
         </w:tc>
@@ -4124,7 +4064,7 @@
               <w:rPr>
                 <w:sz w:val="17"/>
               </w:rPr>
-              <w:t>Se retira el flujo y se limpian archivos sobrantes del repositorio.</w:t>
+              <w:t>Lo quité y limpié archivos que sobraban.</w:t>
             </w:r>
           </w:p>
         </w:tc>
@@ -4174,7 +4114,7 @@
               <w:rPr>
                 <w:sz w:val="17"/>
               </w:rPr>
-              <w:t>Se agrega el proyecto Xcode que consume el paquete TodoCore.</w:t>
+              <w:t>Agregué el proyecto de Xcode que usa el paquete TodoCore.</w:t>
             </w:r>
           </w:p>
         </w:tc>
@@ -4190,7 +4130,7 @@
               <w:rPr>
                 <w:sz w:val="17"/>
               </w:rPr>
-              <w:t>—</w:t>
+              <w:t>No aplica</w:t>
             </w:r>
           </w:p>
         </w:tc>
@@ -4240,7 +4180,7 @@
               <w:rPr>
                 <w:sz w:val="17"/>
               </w:rPr>
-              <w:t>Sin commits durante nueve semanas.</w:t>
+              <w:t>Nueve semanas sin commits en el repositorio.</w:t>
             </w:r>
           </w:p>
         </w:tc>
@@ -4256,7 +4196,7 @@
               <w:rPr>
                 <w:sz w:val="17"/>
               </w:rPr>
-              <w:t>Se replanifica el trabajo restante en los sprints 2, 3 y 4.</w:t>
+              <w:t>Volví a planear lo que faltaba en los sprints 2, 3 y 4.</w:t>
             </w:r>
           </w:p>
         </w:tc>
@@ -4306,7 +4246,7 @@
               <w:rPr>
                 <w:sz w:val="17"/>
               </w:rPr>
-              <w:t>Se elige Firebase (Auth + Firestore) como fuente de datos del proyecto integrador.</w:t>
+              <w:t>Elegí Firebase (Authentication y Firestore) como fuente de datos.</w:t>
             </w:r>
           </w:p>
         </w:tc>
@@ -4322,7 +4262,7 @@
               <w:rPr>
                 <w:sz w:val="17"/>
               </w:rPr>
-              <w:t>Se agregan requerimientos de login, nube y estados de carga.</w:t>
+              <w:t>Agregué requerimientos de inicio de sesión, nube y estados de carga.</w:t>
             </w:r>
           </w:p>
         </w:tc>
@@ -4372,7 +4312,7 @@
               <w:rPr>
                 <w:sz w:val="17"/>
               </w:rPr>
-              <w:t>La app no se instalaba en el simulador: al Info.plist le faltaban claves como el identificador de la app.</w:t>
+              <w:t>La app no se instalaba en el simulador porque al Info.plist le faltaban datos, como el identificador.</w:t>
             </w:r>
           </w:p>
         </w:tc>
@@ -4388,7 +4328,7 @@
               <w:rPr>
                 <w:sz w:val="17"/>
               </w:rPr>
-              <w:t>Se corrige el Info.plist y se agrega un esquema compartido.</w:t>
+              <w:t>Completé el Info.plist y agregué un esquema compartido.</w:t>
             </w:r>
           </w:p>
         </w:tc>
@@ -4438,7 +4378,7 @@
               <w:rPr>
                 <w:sz w:val="17"/>
               </w:rPr>
-              <w:t>CI en una Mac de GitHub: 7 pruebas unitarias y 1 prueba de interfaz pasan; capturas y video automáticos.</w:t>
+              <w:t>Primeras pruebas en una Mac de GitHub: pasaron 7 unitarias y 1 de interfaz, con capturas y video.</w:t>
             </w:r>
           </w:p>
         </w:tc>
@@ -4454,7 +4394,7 @@
               <w:rPr>
                 <w:sz w:val="17"/>
               </w:rPr>
-              <w:t>Las evidencias se guardan en la carpeta evidencias/ del repositorio.</w:t>
+              <w:t>Las evidencias se guardan solas en la carpeta evidencias del repositorio.</w:t>
             </w:r>
           </w:p>
         </w:tc>
@@ -4504,7 +4444,7 @@
               <w:rPr>
                 <w:sz w:val="17"/>
               </w:rPr>
-              <w:t>Se crea el tablero en GitHub Projects con 29 tarjetas (REQ, D y S2) y el primer video demostrativo.</w:t>
+              <w:t>Creé el tablero en GitHub Projects con 29 tarjetas.</w:t>
             </w:r>
           </w:p>
         </w:tc>
@@ -4520,7 +4460,7 @@
               <w:rPr>
                 <w:sz w:val="17"/>
               </w:rPr>
-              <w:t>Se agregan las columnas En progreso y En pruebas y los campos Sprint, Prioridad y Categoría.</w:t>
+              <w:t>Agregué las columnas En progreso y En pruebas y los campos Sprint, Prioridad y Categoría.</w:t>
             </w:r>
           </w:p>
         </w:tc>
@@ -4570,7 +4510,7 @@
               <w:rPr>
                 <w:sz w:val="17"/>
               </w:rPr>
-              <w:t>Se adelantan REQ-11 a REQ-13 (detalle, fecha límite y filtro) y se corrigen los defectos D-01 a D-05.</w:t>
+              <w:t>Adelanté la pantalla de detalle, la fecha límite y el filtro, y corregí los defectos D-01 a D-05.</w:t>
             </w:r>
           </w:p>
         </w:tc>
@@ -4586,7 +4526,7 @@
               <w:rPr>
                 <w:sz w:val="17"/>
               </w:rPr>
-              <w:t>El Sprint 3 queda dedicado solo a Firebase; el Sprint 4, a recordatorios, pruebas e integración.</w:t>
+              <w:t>El Sprint 3 quedó solo para Firebase.</w:t>
             </w:r>
           </w:p>
         </w:tc>
@@ -4636,7 +4576,7 @@
               <w:rPr>
                 <w:sz w:val="17"/>
               </w:rPr>
-              <w:t>La nueva prueba de UI falló: el autocorrector del teclado en inglés cambió el título escrito.</w:t>
+              <w:t>Una prueba falló porque el autocorrector cambió el texto que escribía.</w:t>
             </w:r>
           </w:p>
         </w:tc>
@@ -4652,7 +4592,7 @@
               <w:rPr>
                 <w:sz w:val="17"/>
               </w:rPr>
-              <w:t>La prueba limpia el campo antes de escribir y el autocorrector se apaga solo durante las pruebas; pasa en la ejecución 4.</w:t>
+              <w:t>La prueba borra el campo antes de escribir y el autocorrector se apaga solo en las pruebas.</w:t>
             </w:r>
           </w:p>
         </w:tc>
@@ -4702,7 +4642,7 @@
               <w:rPr>
                 <w:sz w:val="17"/>
               </w:rPr>
-              <w:t>Se crea el proyecto mis-tareas en Firebase: app de iOS registrada, inicio de sesión con correo activado, Firestore creado y reglas publicadas.</w:t>
+              <w:t>Creé el proyecto mis-tareas en Firebase: registré la app, activé el inicio de sesión con correo, creé Firestore y publiqué las reglas.</w:t>
             </w:r>
           </w:p>
         </w:tc>
@@ -4718,7 +4658,7 @@
               <w:rPr>
                 <w:sz w:val="17"/>
               </w:rPr>
-              <w:t>El archivo de configuración real no se sube porque el repositorio es público; CI usa el emulador de Firebase.</w:t>
+              <w:t>No subí el archivo de configuración porque el repositorio es público. Las pruebas usan el emulador de Firebase.</w:t>
             </w:r>
           </w:p>
         </w:tc>
@@ -4768,7 +4708,7 @@
               <w:rPr>
                 <w:sz w:val="17"/>
               </w:rPr>
-              <w:t>Se adelanta el Sprint 3: login, registro, Firestore en tiempo real, estados de carga, migración y reglas.</w:t>
+              <w:t>Terminé el Sprint 3 antes de tiempo: inicio de sesión, registro, Firestore, estados de carga, migración y reglas.</w:t>
             </w:r>
           </w:p>
         </w:tc>
@@ -4784,7 +4724,7 @@
               <w:rPr>
                 <w:sz w:val="17"/>
               </w:rPr>
-              <w:t>El Sprint 3 queda libre para pruebas en iPhone real y el Sprint 4 para recordatorios.</w:t>
+              <w:t>Dejé el Sprint 3 para probar en iPhone real.</w:t>
             </w:r>
           </w:p>
         </w:tc>
@@ -4834,7 +4774,7 @@
               <w:rPr>
                 <w:sz w:val="17"/>
               </w:rPr>
-              <w:t>Las pruebas de crear cuenta fallaban: la sugerencia de iOS «Usar contraseña segura» cubría los campos de contraseña.</w:t>
+              <w:t>Fallaban las pruebas de crear cuenta: iOS mostraba “Usar contraseña segura” encima de los campos.</w:t>
             </w:r>
           </w:p>
         </w:tc>
@@ -4850,7 +4790,7 @@
               <w:rPr>
                 <w:sz w:val="17"/>
               </w:rPr>
-              <w:t>La sugerencia se apaga solo durante las pruebas y se agrega una captura de diagnóstico cuando algo falla.</w:t>
+              <w:t>Apagué esa sugerencia solo durante las pruebas y agregué una captura de diagnóstico para cuando algo falle.</w:t>
             </w:r>
           </w:p>
         </w:tc>
@@ -4900,7 +4840,7 @@
               <w:rPr>
                 <w:sz w:val="17"/>
               </w:rPr>
-              <w:t>Al volver a entrar, la prueba escribía mal el correo porque el cursor quedaba a la mitad del texto.</w:t>
+              <w:t>Al volver a iniciar sesión, la prueba escribía mal el correo porque el cursor quedaba a la mitad.</w:t>
             </w:r>
           </w:p>
         </w:tc>
@@ -4916,7 +4856,73 @@
               <w:rPr>
                 <w:sz w:val="17"/>
               </w:rPr>
-              <w:t>Se agrega el botón (x) para limpiar los campos de inicio de sesión; las 4 pruebas de interfaz pasan.</w:t>
+              <w:t>Puse un botón para limpiar los campos. Después de eso pasaron las 4 pruebas de interfaz.</w:t>
+            </w:r>
+          </w:p>
+        </w:tc>
+      </w:tr>
+      <w:tr>
+        <w:tc>
+          <w:tcPr>
+            <w:tcW w:w="1440" w:type="dxa"/>
+          </w:tcPr>
+          <w:p>
+            <w:pPr>
+              <w:jc w:val="left"/>
+            </w:pPr>
+            <w:r>
+              <w:rPr>
+                <w:sz w:val="17"/>
+              </w:rPr>
+              <w:t>28-10-2026</w:t>
+            </w:r>
+          </w:p>
+        </w:tc>
+        <w:tc>
+          <w:tcPr>
+            <w:tcW w:w="1368" w:type="dxa"/>
+          </w:tcPr>
+          <w:p>
+            <w:pPr>
+              <w:jc w:val="left"/>
+            </w:pPr>
+            <w:r>
+              <w:rPr>
+                <w:sz w:val="17"/>
+              </w:rPr>
+              <w:t>Ajuste</w:t>
+            </w:r>
+          </w:p>
+        </w:tc>
+        <w:tc>
+          <w:tcPr>
+            <w:tcW w:w="3384" w:type="dxa"/>
+          </w:tcPr>
+          <w:p>
+            <w:pPr>
+              <w:jc w:val="left"/>
+            </w:pPr>
+            <w:r>
+              <w:rPr>
+                <w:sz w:val="17"/>
+              </w:rPr>
+              <w:t>Revisé las fechas del curso: la Fase III se entrega el 2 de noviembre y la Fase IV el 29 de noviembre.</w:t>
+            </w:r>
+          </w:p>
+        </w:tc>
+        <w:tc>
+          <w:tcPr>
+            <w:tcW w:w="2736" w:type="dxa"/>
+          </w:tcPr>
+          <w:p>
+            <w:pPr>
+              <w:jc w:val="left"/>
+            </w:pPr>
+            <w:r>
+              <w:rPr>
+                <w:sz w:val="17"/>
+              </w:rPr>
+              <w:t>Recorrí los sprints para que el proyecto termine el 29 de noviembre y no el 4 de diciembre.</w:t>
             </w:r>
           </w:p>
         </w:tc>
@@ -4949,7 +4955,7 @@
       </w:pPr>
       <w:r>
         <w:rPr/>
-        <w:t>El seguimiento se registra en el proyecto de GitHub «Mis tareas (SwiftTodoApp) · Fase III», con 29 tarjetas: una por cada requerimiento (REQ-01 a REQ-20), una por cada defecto encontrado en las pruebas (D-01 a D-05) y cuatro actividades del Sprint 2 (S2). Cada tarjeta tiene los campos Status, Sprint, Prioridad y Categoría. Al cierre del 27/10/2026 hay 28 tarjetas en «Hecho» y 1 en «Por hacer» (REQ-14, recordatorios). Los avances, interrupciones y ajustes se registran moviendo las tarjetas entre columnas y en la bitácora anterior.</w:t>
+        <w:t>Llevo el seguimiento en el proyecto de GitHub “Mis tareas (SwiftTodoApp) · Fase III”. Tiene 29 tarjetas: una por cada requerimiento (REQ-01 a REQ-20), una por cada defecto que encontré en las pruebas (D-01 a D-05) y cuatro actividades del Sprint 2. Cada tarjeta tiene Status, Sprint, Prioridad y Categoría. Al 28 de octubre hay 28 tarjetas en Hecho y solo queda REQ-14 (recordatorios) en Por hacer.</w:t>
       </w:r>
     </w:p>
     <w:p>
@@ -5004,7 +5010,7 @@
           <w:color w:val="555555"/>
           <w:sz w:val="17"/>
         </w:rPr>
-        <w:t>Figura 2. Captura del «Tablero Kanban» en GitHub Projects al crearlo (26/10/2026), con las columnas Por hacer, En progreso, En pruebas y Hecho.</w:t>
+        <w:t>Figura 2. Captura del tablero Kanban en GitHub Projects el día que lo creé (26/10/2026).</w:t>
       </w:r>
     </w:p>
     <w:p>
@@ -5059,7 +5065,7 @@
           <w:color w:val="555555"/>
           <w:sz w:val="17"/>
         </w:rPr>
-        <w:t>Figura 3. Vista completa del tablero al 27/10/2026, con las 29 tarjetas y sus campos, exportada a partir de los datos del proyecto (el proyecto es privado).</w:t>
+        <w:t>Figura 3. Todas las tarjetas del tablero con sus campos al 28/10/2026, exportadas desde los datos del proyecto (el proyecto es privado).</w:t>
       </w:r>
     </w:p>
     <w:p>
@@ -5069,27 +5075,7 @@
       </w:pPr>
       <w:r>
         <w:rPr/>
-        <w:t xml:space="preserve">El proyecto tiene dos vistas: </w:t>
-      </w:r>
-      <w:r>
-        <w:rPr>
-          <w:b/>
-        </w:rPr>
-        <w:t>Backlog (tabla)</w:t>
-      </w:r>
-      <w:r>
-        <w:rPr/>
-        <w:t xml:space="preserve">, con todas las tarjetas y sus campos en columnas, y </w:t>
-      </w:r>
-      <w:r>
-        <w:rPr>
-          <w:b/>
-        </w:rPr>
-        <w:t>Tablero Kanban</w:t>
-      </w:r>
-      <w:r>
-        <w:rPr/>
-        <w:t>, agrupada por Status. La vista de tabla también sirve como backlog priorizado para el Sprint Planning de cada sprint.</w:t>
+        <w:t>El proyecto tiene dos vistas: Backlog, una tabla con todas las tarjetas y sus campos, y Tablero Kanban, agrupado por Status. La tabla también me sirve como backlog ordenado por prioridad para planear cada sprint.</w:t>
       </w:r>
     </w:p>
     <w:p>
@@ -5280,14 +5266,14 @@
               <w:rPr>
                 <w:sz w:val="17"/>
               </w:rPr>
-              <w:t xml:space="preserve">Registrar una tarea con el botón «Agregar» o la tecla Return; el campo se limpia al guardar. </w:t>
-            </w:r>
-            <w:r>
-              <w:rPr>
-                <w:b/>
-                <w:sz w:val="17"/>
-              </w:rPr>
-              <w:t>Implementado.</w:t>
+              <w:t xml:space="preserve">Guardar una tarea con el botón “Agregar” o la tecla Return. El campo se limpia al guardar. </w:t>
+            </w:r>
+            <w:r>
+              <w:rPr>
+                <w:b/>
+                <w:sz w:val="17"/>
+              </w:rPr>
+              <w:t>Hecho.</w:t>
             </w:r>
           </w:p>
         </w:tc>
@@ -5353,14 +5339,14 @@
               <w:rPr>
                 <w:sz w:val="17"/>
               </w:rPr>
-              <w:t xml:space="preserve">No aceptar títulos vacíos o con solo espacios y recortar espacios sobrantes. </w:t>
-            </w:r>
-            <w:r>
-              <w:rPr>
-                <w:b/>
-                <w:sz w:val="17"/>
-              </w:rPr>
-              <w:t>Implementado.</w:t>
+              <w:t xml:space="preserve">No aceptar títulos vacíos o con puros espacios, y quitar los espacios de sobra. </w:t>
+            </w:r>
+            <w:r>
+              <w:rPr>
+                <w:b/>
+                <w:sz w:val="17"/>
+              </w:rPr>
+              <w:t>Hecho.</w:t>
             </w:r>
           </w:p>
         </w:tc>
@@ -5426,14 +5412,14 @@
               <w:rPr>
                 <w:sz w:val="17"/>
               </w:rPr>
-              <w:t xml:space="preserve">Mostrar las tareas en una UITableView que recicla una sola celda personalizada (TaskCell). </w:t>
-            </w:r>
-            <w:r>
-              <w:rPr>
-                <w:b/>
-                <w:sz w:val="17"/>
-              </w:rPr>
-              <w:t>Implementado.</w:t>
+              <w:t xml:space="preserve">Mostrar las tareas en una UITableView que reutiliza una sola celda personalizada (TaskCell). </w:t>
+            </w:r>
+            <w:r>
+              <w:rPr>
+                <w:b/>
+                <w:sz w:val="17"/>
+              </w:rPr>
+              <w:t>Hecho.</w:t>
             </w:r>
           </w:p>
         </w:tc>
@@ -5499,14 +5485,14 @@
               <w:rPr>
                 <w:sz w:val="17"/>
               </w:rPr>
-              <w:t xml:space="preserve">Tocar la celda alterna el estado; las completadas se ven tachadas, en gris y con palomita. </w:t>
-            </w:r>
-            <w:r>
-              <w:rPr>
-                <w:b/>
-                <w:sz w:val="17"/>
-              </w:rPr>
-              <w:t>Implementado.</w:t>
+              <w:t xml:space="preserve">Al tocar la celda cambia el estado. Las completadas se ven tachadas, en gris y con palomita. </w:t>
+            </w:r>
+            <w:r>
+              <w:rPr>
+                <w:b/>
+                <w:sz w:val="17"/>
+              </w:rPr>
+              <w:t>Hecho.</w:t>
             </w:r>
           </w:p>
         </w:tc>
@@ -5572,14 +5558,14 @@
               <w:rPr>
                 <w:sz w:val="17"/>
               </w:rPr>
-              <w:t xml:space="preserve">Deslizar la celda a la izquierda muestra el botón «Eliminar» y borra la tarea. </w:t>
-            </w:r>
-            <w:r>
-              <w:rPr>
-                <w:b/>
-                <w:sz w:val="17"/>
-              </w:rPr>
-              <w:t>Implementado.</w:t>
+              <w:t xml:space="preserve">Al deslizar la celda a la izquierda aparece “Eliminar” y se borra la tarea. </w:t>
+            </w:r>
+            <w:r>
+              <w:rPr>
+                <w:b/>
+                <w:sz w:val="17"/>
+              </w:rPr>
+              <w:t>Hecho.</w:t>
             </w:r>
           </w:p>
         </w:tc>
@@ -5645,14 +5631,14 @@
               <w:rPr>
                 <w:sz w:val="17"/>
               </w:rPr>
-              <w:t xml:space="preserve">Registro con nombre, correo y contraseña en Firebase Authentication; se crea el documento users/{uid}. </w:t>
-            </w:r>
-            <w:r>
-              <w:rPr>
-                <w:b/>
-                <w:sz w:val="17"/>
-              </w:rPr>
-              <w:t>Implementado.</w:t>
+              <w:t xml:space="preserve">Registro con nombre, correo y contraseña en Firebase Authentication. Se crea el documento users/{uid}. </w:t>
+            </w:r>
+            <w:r>
+              <w:rPr>
+                <w:b/>
+                <w:sz w:val="17"/>
+              </w:rPr>
+              <w:t>Hecho.</w:t>
             </w:r>
           </w:p>
         </w:tc>
@@ -5718,14 +5704,14 @@
               <w:rPr>
                 <w:sz w:val="17"/>
               </w:rPr>
-              <w:t xml:space="preserve">Inicio con correo y contraseña; la app recuerda la sesión al reabrirse y permite cerrarla. </w:t>
-            </w:r>
-            <w:r>
-              <w:rPr>
-                <w:b/>
-                <w:sz w:val="17"/>
-              </w:rPr>
-              <w:t>Implementado.</w:t>
+              <w:t xml:space="preserve">Entrar con correo y contraseña. La app recuerda la sesión al volver a abrirla y deja cerrarla. </w:t>
+            </w:r>
+            <w:r>
+              <w:rPr>
+                <w:b/>
+                <w:sz w:val="17"/>
+              </w:rPr>
+              <w:t>Hecho.</w:t>
             </w:r>
           </w:p>
         </w:tc>
@@ -5791,14 +5777,14 @@
               <w:rPr>
                 <w:sz w:val="17"/>
               </w:rPr>
-              <w:t xml:space="preserve">Leer y escribir las tareas del usuario en Cloud Firestore (users/{uid}/tasks) con un listener en tiempo real. </w:t>
-            </w:r>
-            <w:r>
-              <w:rPr>
-                <w:b/>
-                <w:sz w:val="17"/>
-              </w:rPr>
-              <w:t>Implementado.</w:t>
+              <w:t xml:space="preserve">Leer y guardar las tareas del usuario en Cloud Firestore (users/{uid}/tasks) con actualización en tiempo real. </w:t>
+            </w:r>
+            <w:r>
+              <w:rPr>
+                <w:b/>
+                <w:sz w:val="17"/>
+              </w:rPr>
+              <w:t>Hecho.</w:t>
             </w:r>
           </w:p>
         </w:tc>
@@ -5832,7 +5818,7 @@
               <w:rPr>
                 <w:sz w:val="17"/>
               </w:rPr>
-              <w:t>Indicadores de carga y estados</w:t>
+              <w:t>Indicadores de carga</w:t>
             </w:r>
           </w:p>
         </w:tc>
@@ -5864,14 +5850,14 @@
               <w:rPr>
                 <w:sz w:val="17"/>
               </w:rPr>
-              <w:t xml:space="preserve">Mostrar spinner mientras se consulta Firebase, deshabilitar botones mientras se envía el formulario, mensaje de lista vacía y error con «Reintentar». </w:t>
-            </w:r>
-            <w:r>
-              <w:rPr>
-                <w:b/>
-                <w:sz w:val="17"/>
-              </w:rPr>
-              <w:t>Implementado.</w:t>
+              <w:t xml:space="preserve">Mostrar un indicador mientras responde Firebase, desactivar botones mientras se envía un formulario, mensaje de lista vacía y error con “Reintentar”. </w:t>
+            </w:r>
+            <w:r>
+              <w:rPr>
+                <w:b/>
+                <w:sz w:val="17"/>
+              </w:rPr>
+              <w:t>Hecho.</w:t>
             </w:r>
           </w:p>
         </w:tc>
@@ -5937,14 +5923,14 @@
               <w:rPr>
                 <w:sz w:val="17"/>
               </w:rPr>
-              <w:t xml:space="preserve">En el primer inicio de sesión, subir a Firestore las tareas guardadas en UserDefaults y luego borrarlas del dispositivo. </w:t>
-            </w:r>
-            <w:r>
-              <w:rPr>
-                <w:b/>
-                <w:sz w:val="17"/>
-              </w:rPr>
-              <w:t>Implementado.</w:t>
+              <w:t xml:space="preserve">La primera vez que el usuario entra, subir a Firestore las tareas que tenía guardadas en el teléfono y luego borrarlas de ahí. </w:t>
+            </w:r>
+            <w:r>
+              <w:rPr>
+                <w:b/>
+                <w:sz w:val="17"/>
+              </w:rPr>
+              <w:t>Hecho.</w:t>
             </w:r>
           </w:p>
         </w:tc>
@@ -6010,14 +5996,14 @@
               <w:rPr>
                 <w:sz w:val="17"/>
               </w:rPr>
-              <w:t xml:space="preserve">Pantalla de detalle para editar el título (se abre deslizando a la derecha o con el botón ⓘ); recibe la tarea por inyección y devuelve los cambios por delegate. </w:t>
-            </w:r>
-            <w:r>
-              <w:rPr>
-                <w:b/>
-                <w:sz w:val="17"/>
-              </w:rPr>
-              <w:t>Implementado.</w:t>
+              <w:t xml:space="preserve">Pantalla de detalle para cambiar el título. Se abre deslizando a la derecha o con el botón ⓘ, recibe la tarea en su inicializador y regresa los cambios con un delegate. </w:t>
+            </w:r>
+            <w:r>
+              <w:rPr>
+                <w:b/>
+                <w:sz w:val="17"/>
+              </w:rPr>
+              <w:t>Hecho.</w:t>
             </w:r>
           </w:p>
         </w:tc>
@@ -6083,14 +6069,14 @@
               <w:rPr>
                 <w:sz w:val="17"/>
               </w:rPr>
-              <w:t xml:space="preserve">Asignar una fecha límite opcional con UIDatePicker y mostrarla en la celda; en rojo si ya venció. </w:t>
-            </w:r>
-            <w:r>
-              <w:rPr>
-                <w:b/>
-                <w:sz w:val="17"/>
-              </w:rPr>
-              <w:t>Implementado.</w:t>
+              <w:t xml:space="preserve">Poner una fecha límite opcional con UIDatePicker y mostrarla en la celda, en rojo si ya venció. </w:t>
+            </w:r>
+            <w:r>
+              <w:rPr>
+                <w:b/>
+                <w:sz w:val="17"/>
+              </w:rPr>
+              <w:t>Hecho.</w:t>
             </w:r>
           </w:p>
         </w:tc>
@@ -6156,14 +6142,14 @@
               <w:rPr>
                 <w:sz w:val="17"/>
               </w:rPr>
-              <w:t xml:space="preserve">Filtrar por Todas, Pendientes o Completadas (UISegmentedControl) y mostrar cuántas quedan pendientes. </w:t>
-            </w:r>
-            <w:r>
-              <w:rPr>
-                <w:b/>
-                <w:sz w:val="17"/>
-              </w:rPr>
-              <w:t>Implementado.</w:t>
+              <w:t xml:space="preserve">Filtrar entre Todas, Pendientes y Completadas (UISegmentedControl) y mostrar cuántas faltan. </w:t>
+            </w:r>
+            <w:r>
+              <w:rPr>
+                <w:b/>
+                <w:sz w:val="17"/>
+              </w:rPr>
+              <w:t>Hecho.</w:t>
             </w:r>
           </w:p>
         </w:tc>
@@ -6229,7 +6215,7 @@
               <w:rPr>
                 <w:sz w:val="17"/>
               </w:rPr>
-              <w:t>Programar una notificación local para la fecha límite, pidiendo permiso la primera vez.</w:t>
+              <w:t>Programar una notificación local para la fecha límite y pedir permiso la primera vez. Pendiente para el Sprint 4.</w:t>
             </w:r>
           </w:p>
         </w:tc>
@@ -6263,7 +6249,7 @@
               <w:rPr>
                 <w:sz w:val="17"/>
               </w:rPr>
-              <w:t>Funcionamiento sin conexión</w:t>
+              <w:t>Funcionar sin internet</w:t>
             </w:r>
           </w:p>
         </w:tc>
@@ -6295,14 +6281,20 @@
               <w:rPr>
                 <w:sz w:val="17"/>
               </w:rPr>
-              <w:t xml:space="preserve">Mostrar y editar tareas sin internet usando la caché de Firestore; sincronizar al recuperar la conexión. </w:t>
-            </w:r>
-            <w:r>
-              <w:rPr>
-                <w:b/>
-                <w:sz w:val="17"/>
-              </w:rPr>
-              <w:t>Implementado (caché persistente de Firestore); falta probarlo en un iPhone real.</w:t>
+              <w:t xml:space="preserve">Ver y editar tareas sin conexión gracias a la copia local de Firestore, y sincronizar al regresar el internet. </w:t>
+            </w:r>
+            <w:r>
+              <w:rPr>
+                <w:b/>
+                <w:sz w:val="17"/>
+              </w:rPr>
+              <w:t>Hecho</w:t>
+            </w:r>
+            <w:r>
+              <w:rPr>
+                <w:sz w:val="17"/>
+              </w:rPr>
+              <w:t>, falta probarlo en un iPhone real.</w:t>
             </w:r>
           </w:p>
         </w:tc>
@@ -6336,7 +6328,7 @@
               <w:rPr>
                 <w:sz w:val="17"/>
               </w:rPr>
-              <w:t>Seguridad de datos</w:t>
+              <w:t>Seguridad de los datos</w:t>
             </w:r>
           </w:p>
         </w:tc>
@@ -6368,14 +6360,14 @@
               <w:rPr>
                 <w:sz w:val="17"/>
               </w:rPr>
-              <w:t xml:space="preserve">Reglas de Firestore que solo permiten a cada usuario leer y escribir sus propias tareas. </w:t>
-            </w:r>
-            <w:r>
-              <w:rPr>
-                <w:b/>
-                <w:sz w:val="17"/>
-              </w:rPr>
-              <w:t>Implementado.</w:t>
+              <w:t xml:space="preserve">Reglas de Firestore para que cada usuario solo pueda leer y escribir sus propias tareas. </w:t>
+            </w:r>
+            <w:r>
+              <w:rPr>
+                <w:b/>
+                <w:sz w:val="17"/>
+              </w:rPr>
+              <w:t>Hecho.</w:t>
             </w:r>
           </w:p>
         </w:tc>
@@ -6409,7 +6401,7 @@
               <w:rPr>
                 <w:sz w:val="17"/>
               </w:rPr>
-              <w:t>Interfaz que no se bloquea</w:t>
+              <w:t>Interfaz que no se traba</w:t>
             </w:r>
           </w:p>
         </w:tc>
@@ -6441,14 +6433,14 @@
               <w:rPr>
                 <w:sz w:val="17"/>
               </w:rPr>
-              <w:t xml:space="preserve">Toda consulta de red usa async/await fuera del hilo principal; la interfaz se actualiza en @MainActor. </w:t>
-            </w:r>
-            <w:r>
-              <w:rPr>
-                <w:b/>
-                <w:sz w:val="17"/>
-              </w:rPr>
-              <w:t>Implementado.</w:t>
+              <w:t xml:space="preserve">Las llamadas a la red usan async/await y la pantalla se actualiza en el hilo principal (@MainActor). </w:t>
+            </w:r>
+            <w:r>
+              <w:rPr>
+                <w:b/>
+                <w:sz w:val="17"/>
+              </w:rPr>
+              <w:t>Hecho.</w:t>
             </w:r>
           </w:p>
         </w:tc>
@@ -6482,7 +6474,7 @@
               <w:rPr>
                 <w:sz w:val="17"/>
               </w:rPr>
-              <w:t>Lógica testeable</w:t>
+              <w:t>Lógica fácil de probar</w:t>
             </w:r>
           </w:p>
         </w:tc>
@@ -6514,14 +6506,14 @@
               <w:rPr>
                 <w:sz w:val="17"/>
               </w:rPr>
-              <w:t xml:space="preserve">TodoCore no depende de UIKit ni de Firebase; el acceso a datos se define con el protocolo TaskRepository. </w:t>
-            </w:r>
-            <w:r>
-              <w:rPr>
-                <w:b/>
-                <w:sz w:val="17"/>
-              </w:rPr>
-              <w:t>Cumplido.</w:t>
+              <w:t xml:space="preserve">TodoCore no depende de UIKit ni de Firebase. El acceso a datos pasa por el protocolo TaskRepository. </w:t>
+            </w:r>
+            <w:r>
+              <w:rPr>
+                <w:b/>
+                <w:sz w:val="17"/>
+              </w:rPr>
+              <w:t>Hecho.</w:t>
             </w:r>
           </w:p>
         </w:tc>
@@ -6587,14 +6579,14 @@
               <w:rPr>
                 <w:sz w:val="17"/>
               </w:rPr>
-              <w:t xml:space="preserve">Respetar Dynamic Type y modo oscuro en todos los controles y exponer el estado de cada tarea a VoiceOver. </w:t>
-            </w:r>
-            <w:r>
-              <w:rPr>
-                <w:b/>
-                <w:sz w:val="17"/>
-              </w:rPr>
-              <w:t>Cumplido.</w:t>
+              <w:t xml:space="preserve">Respetar el tamaño de letra del sistema y el modo oscuro, y que VoiceOver lea el estado de cada tarea. </w:t>
+            </w:r>
+            <w:r>
+              <w:rPr>
+                <w:b/>
+                <w:sz w:val="17"/>
+              </w:rPr>
+              <w:t>Hecho.</w:t>
             </w:r>
           </w:p>
         </w:tc>
@@ -6628,7 +6620,7 @@
               <w:rPr>
                 <w:sz w:val="17"/>
               </w:rPr>
-              <w:t>Calidad continua</w:t>
+              <w:t>Pruebas en cada cambio</w:t>
             </w:r>
           </w:p>
         </w:tc>
@@ -6660,14 +6652,14 @@
               <w:rPr>
                 <w:sz w:val="17"/>
               </w:rPr>
-              <w:t xml:space="preserve">Cada push ejecuta en GitHub Actions las pruebas unitarias y de interfaz en un simulador de iPhone. </w:t>
-            </w:r>
-            <w:r>
-              <w:rPr>
-                <w:b/>
-                <w:sz w:val="17"/>
-              </w:rPr>
-              <w:t>Cumplido.</w:t>
+              <w:t xml:space="preserve">Cada push corre en GitHub Actions las pruebas unitarias y de interfaz en un simulador de iPhone. </w:t>
+            </w:r>
+            <w:r>
+              <w:rPr>
+                <w:b/>
+                <w:sz w:val="17"/>
+              </w:rPr>
+              <w:t>Hecho.</w:t>
             </w:r>
           </w:p>
         </w:tc>
@@ -6700,7 +6692,7 @@
       </w:pPr>
       <w:r>
         <w:rPr/>
-        <w:t>La complejidad se estima en puntos de historia (1, 2, 3, 5 u 8) y la duración en días de trabajo. Los requerimientos de prioridad alta se atienden primero porque los demás dependen de ellos.</w:t>
+        <w:t>Estimé la complejidad en puntos de historia (1, 2, 3, 5 u 8) y la duración en días de trabajo. Empecé por los de prioridad alta porque de ellos dependen los demás.</w:t>
       </w:r>
     </w:p>
     <w:tbl>
@@ -6887,7 +6879,7 @@
               <w:rPr>
                 <w:sz w:val="17"/>
               </w:rPr>
-              <w:t>Completado</w:t>
+              <w:t>Hecho</w:t>
             </w:r>
           </w:p>
         </w:tc>
@@ -6985,7 +6977,7 @@
               <w:rPr>
                 <w:sz w:val="17"/>
               </w:rPr>
-              <w:t>Completado · S3</w:t>
+              <w:t>Hecho en S3</w:t>
             </w:r>
           </w:p>
         </w:tc>
@@ -7067,7 +7059,7 @@
               <w:rPr>
                 <w:sz w:val="17"/>
               </w:rPr>
-              <w:t>Completado · S3</w:t>
+              <w:t>Hecho en S3</w:t>
             </w:r>
           </w:p>
         </w:tc>
@@ -7149,7 +7141,7 @@
               <w:rPr>
                 <w:sz w:val="17"/>
               </w:rPr>
-              <w:t>Completado · S3</w:t>
+              <w:t>Hecho en S3</w:t>
             </w:r>
           </w:p>
         </w:tc>
@@ -7231,7 +7223,7 @@
               <w:rPr>
                 <w:sz w:val="17"/>
               </w:rPr>
-              <w:t>Completado · S3</w:t>
+              <w:t>Hecho en S3</w:t>
             </w:r>
           </w:p>
         </w:tc>
@@ -7313,7 +7305,7 @@
               <w:rPr>
                 <w:sz w:val="17"/>
               </w:rPr>
-              <w:t>Completado · S3</w:t>
+              <w:t>Hecho en S3</w:t>
             </w:r>
           </w:p>
         </w:tc>
@@ -7395,7 +7387,7 @@
               <w:rPr>
                 <w:sz w:val="17"/>
               </w:rPr>
-              <w:t>Completado · S2</w:t>
+              <w:t>Hecho en S2</w:t>
             </w:r>
           </w:p>
         </w:tc>
@@ -7477,7 +7469,7 @@
               <w:rPr>
                 <w:sz w:val="17"/>
               </w:rPr>
-              <w:t>Completado · S2</w:t>
+              <w:t>Hecho en S2</w:t>
             </w:r>
           </w:p>
         </w:tc>
@@ -7559,7 +7551,7 @@
               <w:rPr>
                 <w:sz w:val="17"/>
               </w:rPr>
-              <w:t>Completado · S2</w:t>
+              <w:t>Hecho en S2</w:t>
             </w:r>
           </w:p>
         </w:tc>
@@ -7641,7 +7633,7 @@
               <w:rPr>
                 <w:sz w:val="17"/>
               </w:rPr>
-              <w:t>2 días · S4</w:t>
+              <w:t>2 días, S4</w:t>
             </w:r>
           </w:p>
         </w:tc>
@@ -7659,7 +7651,7 @@
               <w:rPr>
                 <w:sz w:val="17"/>
               </w:rPr>
-              <w:t>REQ-15 Sin conexión</w:t>
+              <w:t>REQ-15 Sin internet</w:t>
             </w:r>
           </w:p>
         </w:tc>
@@ -7723,7 +7715,7 @@
               <w:rPr>
                 <w:sz w:val="17"/>
               </w:rPr>
-              <w:t>Completado · S3 (falta iPhone real)</w:t>
+              <w:t>Hecho en S3 (falta iPhone real)</w:t>
             </w:r>
           </w:p>
         </w:tc>
@@ -7805,7 +7797,7 @@
               <w:rPr>
                 <w:sz w:val="17"/>
               </w:rPr>
-              <w:t>Completado · S3</w:t>
+              <w:t>Hecho en S3</w:t>
             </w:r>
           </w:p>
         </w:tc>
@@ -7823,7 +7815,7 @@
               <w:rPr>
                 <w:sz w:val="17"/>
               </w:rPr>
-              <w:t>REQ-17 Interfaz sin bloqueos</w:t>
+              <w:t>REQ-17 Interfaz sin trabarse</w:t>
             </w:r>
           </w:p>
         </w:tc>
@@ -7871,7 +7863,7 @@
               <w:rPr>
                 <w:sz w:val="17"/>
               </w:rPr>
-              <w:t>Transversal</w:t>
+              <w:t>En todo el proyecto</w:t>
             </w:r>
           </w:p>
         </w:tc>
@@ -7887,7 +7879,7 @@
               <w:rPr>
                 <w:sz w:val="17"/>
               </w:rPr>
-              <w:t>Completado · S3</w:t>
+              <w:t>Hecho en S3</w:t>
             </w:r>
           </w:p>
         </w:tc>
@@ -7969,7 +7961,7 @@
               <w:rPr>
                 <w:sz w:val="17"/>
               </w:rPr>
-              <w:t>Completado · S2</w:t>
+              <w:t>Hecho en S2</w:t>
             </w:r>
           </w:p>
         </w:tc>
@@ -8035,7 +8027,7 @@
               <w:rPr>
                 <w:sz w:val="17"/>
               </w:rPr>
-              <w:t>Cumplido</w:t>
+              <w:t>Hecho</w:t>
             </w:r>
           </w:p>
         </w:tc>
@@ -8072,11 +8064,11 @@
         <w:rPr>
           <w:b/>
         </w:rPr>
-        <w:t>Fuera del alcance de esta fase:</w:t>
+        <w:t>Fuera del alcance:</w:t>
       </w:r>
       <w:r>
         <w:rPr/>
-        <w:t xml:space="preserve"> listas compartidas entre usuarios, widget de pantalla de inicio, versión para Android y publicación en la App Store. Se registran como posibles para una versión futura, pero no caben en el tiempo disponible con un solo desarrollador.</w:t>
+        <w:t xml:space="preserve"> listas compartidas, widget en la pantalla de inicio, versión para Android y publicación en la App Store. Los dejo anotados para una versión futura porque no me da el tiempo para hacerlos solo.</w:t>
       </w:r>
     </w:p>
     <w:p>
@@ -8112,37 +8104,7 @@
       </w:r>
       <w:r>
         <w:rPr/>
-        <w:t xml:space="preserve"> La aplicación usará </w:t>
-      </w:r>
-      <w:r>
-        <w:rPr>
-          <w:b/>
-        </w:rPr>
-        <w:t>Firebase</w:t>
-      </w:r>
-      <w:r>
-        <w:rPr/>
-        <w:t xml:space="preserve"> como servidor: </w:t>
-      </w:r>
-      <w:r>
-        <w:rPr>
-          <w:b/>
-        </w:rPr>
-        <w:t>Firebase Authentication</w:t>
-      </w:r>
-      <w:r>
-        <w:rPr/>
-        <w:t xml:space="preserve"> para las cuentas y </w:t>
-      </w:r>
-      <w:r>
-        <w:rPr>
-          <w:b/>
-        </w:rPr>
-        <w:t>Cloud Firestore</w:t>
-      </w:r>
-      <w:r>
-        <w:rPr/>
-        <w:t xml:space="preserve"> como base de datos en la nube. Se eligió sobre una API REST propia porque no requiere construir ni pagar un servidor, ofrece caché sin conexión en iOS y tiene un plan gratuito suficiente para el piloto. Las entradas de datos son lo que el usuario escribe y lo que Firestore envía en cada snapshot; las salidas son las escrituras a Firestore y las notificaciones locales.</w:t>
+        <w:t xml:space="preserve"> La app usa Firebase como servidor: Firebase Authentication para las cuentas y Cloud Firestore como base de datos. Lo preferí sobre hacer mi propia API REST porque no tengo que programar ni pagar un servidor, guarda una copia de los datos en el teléfono para cuando no hay internet y el plan gratuito me alcanza. Las entradas son lo que escribe el usuario y lo que Firestore manda cada vez que cambian los datos. Las salidas son lo que la app guarda en Firestore y, más adelante, las notificaciones.</w:t>
       </w:r>
     </w:p>
     <w:p>
@@ -8197,7 +8159,7 @@
           <w:color w:val="555555"/>
           <w:sz w:val="17"/>
         </w:rPr>
-        <w:t>Figura 4. Diagrama de navegación con sus componentes funcionales, entradas y salidas. Las flechas naranjas son intercambios con Firebase.</w:t>
+        <w:t>Figura 4. Diagrama de navegación con sus componentes, entradas y salidas. Las flechas naranjas son intercambios con Firebase.</w:t>
       </w:r>
     </w:p>
     <w:p>
@@ -8310,7 +8272,7 @@
               <w:rPr>
                 <w:b/>
               </w:rPr>
-              <w:t>Manejo de tiempos de carga</w:t>
+              <w:t>Qué pasa mientras carga</w:t>
             </w:r>
           </w:p>
         </w:tc>
@@ -8360,7 +8322,7 @@
               <w:rPr>
                 <w:sz w:val="17"/>
               </w:rPr>
-              <w:t>Auth.signIn → uid guardado en AuthService.shared.</w:t>
+              <w:t>Auth.signIn. La sesión queda en AuthService.shared.</w:t>
             </w:r>
           </w:p>
         </w:tc>
@@ -8376,7 +8338,7 @@
               <w:rPr>
                 <w:sz w:val="17"/>
               </w:rPr>
-              <w:t>Botón deshabilitado con spinner; alerta si falla.</w:t>
+              <w:t>El botón se desactiva y aparece un indicador. Si falla, sale un mensaje.</w:t>
             </w:r>
           </w:p>
         </w:tc>
@@ -8410,7 +8372,7 @@
               <w:rPr>
                 <w:sz w:val="17"/>
               </w:rPr>
-              <w:t>Nombre, correo y contraseña dos veces.</w:t>
+              <w:t>Nombre, correo y la contraseña dos veces.</w:t>
             </w:r>
           </w:p>
         </w:tc>
@@ -8442,7 +8404,7 @@
               <w:rPr>
                 <w:sz w:val="17"/>
               </w:rPr>
-              <w:t>Validación local antes de enviar; botón deshabilitado y spinner al registrar.</w:t>
+              <w:t>Primero se revisan los datos en el teléfono. Al enviar, el botón se desactiva.</w:t>
             </w:r>
           </w:p>
         </w:tc>
@@ -8476,7 +8438,7 @@
               <w:rPr>
                 <w:sz w:val="17"/>
               </w:rPr>
-              <w:t>Snapshot de users/{uid}/tasks; texto nuevo; toques y deslizamientos.</w:t>
+              <w:t>Cambios que manda Firestore, texto nuevo, toques y deslizamientos.</w:t>
             </w:r>
           </w:p>
         </w:tc>
@@ -8492,7 +8454,7 @@
               <w:rPr>
                 <w:sz w:val="17"/>
               </w:rPr>
-              <w:t>setData (id = UUID de la tarea), updateData y delete.</w:t>
+              <w:t>setData (el id es el UUID de la tarea), updateData y delete.</w:t>
             </w:r>
           </w:p>
         </w:tc>
@@ -8508,7 +8470,7 @@
               <w:rPr>
                 <w:sz w:val="17"/>
               </w:rPr>
-              <w:t>Spinner al cargar; lista vacía; error con «Reintentar»; los cambios propios aparecen al instante por la caché de Firestore.</w:t>
+              <w:t>Indicador al cargar, mensaje si no hay tareas y error con “Reintentar”. Los cambios propios se ven al instante.</w:t>
             </w:r>
           </w:p>
         </w:tc>
@@ -8526,7 +8488,7 @@
               <w:rPr>
                 <w:sz w:val="17"/>
               </w:rPr>
-              <w:t>Detalle de tarea</w:t>
+              <w:t>Detalle</w:t>
             </w:r>
           </w:p>
         </w:tc>
@@ -8542,7 +8504,7 @@
               <w:rPr>
                 <w:sz w:val="17"/>
               </w:rPr>
-              <w:t>TodoTask recibida en init(task:); título y fecha límite.</w:t>
+              <w:t>La tarea que recibe en init(task:), título y fecha límite.</w:t>
             </w:r>
           </w:p>
         </w:tc>
@@ -8558,7 +8520,7 @@
               <w:rPr>
                 <w:sz w:val="17"/>
               </w:rPr>
-              <w:t>Cambios devueltos por delegate → updateData.</w:t>
+              <w:t>Regresa los cambios con un delegate y se guardan con updateData.</w:t>
             </w:r>
           </w:p>
         </w:tc>
@@ -8574,7 +8536,7 @@
               <w:rPr>
                 <w:sz w:val="17"/>
               </w:rPr>
-              <w:t>Regresa a la lista al guardar; si Firestore rechaza el cambio, aparece una alerta.</w:t>
+              <w:t>Vuelve a la lista al guardar. Si Firestore rechaza el cambio, sale una alerta.</w:t>
             </w:r>
           </w:p>
         </w:tc>
@@ -8607,17 +8569,7 @@
       </w:pPr>
       <w:r>
         <w:rPr/>
-        <w:t xml:space="preserve">Se conserva la separación que ya tiene el proyecto. La capa de presentación (UIKit) solo muestra datos y reenvía eventos; TodoCore contiene el modelo y la lógica, y el acceso a datos queda detrás del protocolo </w:t>
-      </w:r>
-      <w:r>
-        <w:rPr>
-          <w:b/>
-        </w:rPr>
-        <w:t>TaskRepository</w:t>
-      </w:r>
-      <w:r>
-        <w:rPr/>
-        <w:t>. Así, la app usa FirestoreTaskRepository y las pruebas usan InMemoryTaskRepository sin conexión a internet.</w:t>
+        <w:t>Mantuve la separación que ya tenía el proyecto. La parte de UIKit solo muestra datos y avisa lo que hace el usuario. TodoCore tiene el modelo y la lógica, y el acceso a los datos pasa por el protocolo TaskRepository. La app usa FirestoreTaskRepository y las pruebas usan InMemoryTaskRepository, que no necesita internet.</w:t>
       </w:r>
     </w:p>
     <w:p>
@@ -8686,7 +8638,7 @@
           <w:b/>
           <w:color w:val="0B4F45"/>
         </w:rPr>
-        <w:t>Estructura de datos (JSON) y mapeo a objetos</w:t>
+        <w:t>Estructura de datos (JSON) y cómo se convierte en objetos</w:t>
       </w:r>
     </w:p>
     <w:p>
@@ -8696,7 +8648,7 @@
       </w:pPr>
       <w:r>
         <w:rPr/>
-        <w:t>Cada tarea es un documento de Firestore. Su contenido equivale al siguiente JSON:</w:t>
+        <w:t>Cada tarea es un documento de Firestore. Su contenido se ve así en JSON:</w:t>
       </w:r>
     </w:p>
     <w:p>
@@ -8771,22 +8723,7 @@
           <w:rFonts w:ascii="Courier New" w:hAnsi="Courier New"/>
           <w:sz w:val="16"/>
         </w:rPr>
-        <w:t xml:space="preserve">  "dueDate": "2026-11-06T23:59:00-06:00",   // Timestamp, opcional</w:t>
-      </w:r>
-    </w:p>
-    <w:p>
-      <w:pPr>
-        <w:spacing w:after="0" w:line="240" w:lineRule="auto"/>
-        <w:ind w:left="216"/>
-        <w:jc w:val="left"/>
-        <w:shd w:val="clear" w:color="auto" w:fill="F1F4F3"/>
-      </w:pPr>
-      <w:r>
-        <w:rPr>
-          <w:rFonts w:ascii="Courier New" w:hAnsi="Courier New"/>
-          <w:sz w:val="16"/>
-        </w:rPr>
-        <w:t xml:space="preserve">  "reminderEnabled": true,                  // opcional</w:t>
+        <w:t xml:space="preserve">  "dueDate": "2026-11-02T23:59:00-06:00",   // Timestamp, opcional</w:t>
       </w:r>
     </w:p>
     <w:p>
@@ -8841,27 +8778,7 @@
       </w:pPr>
       <w:r>
         <w:rPr/>
-        <w:t xml:space="preserve">En el target iOS, un objeto de transferencia </w:t>
-      </w:r>
-      <w:r>
-        <w:rPr>
-          <w:b/>
-        </w:rPr>
-        <w:t>TaskDocument</w:t>
-      </w:r>
-      <w:r>
-        <w:rPr/>
-        <w:t xml:space="preserve"> (Codable, con @DocumentID) decodifica el documento con document.data(as:) y se convierte al modelo de dominio </w:t>
-      </w:r>
-      <w:r>
-        <w:rPr>
-          <w:b/>
-        </w:rPr>
-        <w:t>TodoTask</w:t>
-      </w:r>
-      <w:r>
-        <w:rPr/>
-        <w:t xml:space="preserve"> de TodoCore. Así, TodoCore no depende de Firebase y el mapeo vive en un solo lugar:</w:t>
+        <w:t>En la app, el struct TaskDocument (Codable, con @DocumentID) lee el documento con document.data(as:) y lo convierte en TodoTask, que es el modelo de TodoCore. De esta forma TodoCore no sabe nada de Firebase y la conversión está en un solo lugar:</w:t>
       </w:r>
     </w:p>
     <w:p>
@@ -8951,21 +8868,6 @@
           <w:rFonts w:ascii="Courier New" w:hAnsi="Courier New"/>
           <w:sz w:val="16"/>
         </w:rPr>
-        <w:t xml:space="preserve">    var reminderEnabled: Bool?</w:t>
-      </w:r>
-    </w:p>
-    <w:p>
-      <w:pPr>
-        <w:spacing w:after="0" w:line="240" w:lineRule="auto"/>
-        <w:ind w:left="216"/>
-        <w:jc w:val="left"/>
-        <w:shd w:val="clear" w:color="auto" w:fill="F1F4F3"/>
-      </w:pPr>
-      <w:r>
-        <w:rPr>
-          <w:rFonts w:ascii="Courier New" w:hAnsi="Courier New"/>
-          <w:sz w:val="16"/>
-        </w:rPr>
         <w:t xml:space="preserve">    var createdAt: Date</w:t>
       </w:r>
     </w:p>
@@ -9011,7 +8913,7 @@
           <w:rFonts w:ascii="Courier New" w:hAnsi="Courier New"/>
           <w:sz w:val="16"/>
         </w:rPr>
-        <w:t xml:space="preserve">    func toDomain() -&gt; TodoTask { ... }</w:t>
+        <w:t xml:space="preserve">    func toDomain() -&gt; TodoTask? { ... }</w:t>
       </w:r>
     </w:p>
     <w:p>
@@ -9191,7 +9093,7 @@
               <w:rPr>
                 <w:sz w:val="17"/>
               </w:rPr>
-              <w:t>Identificador único (antes UUID local).</w:t>
+              <w:t>Es el mismo UUID que tenía la tarea en el teléfono.</w:t>
             </w:r>
           </w:p>
         </w:tc>
@@ -9257,7 +9159,7 @@
               <w:rPr>
                 <w:sz w:val="17"/>
               </w:rPr>
-              <w:t>Título sin espacios sobrantes.</w:t>
+              <w:t>Título sin espacios de sobra.</w:t>
             </w:r>
           </w:p>
         </w:tc>
@@ -9323,7 +9225,7 @@
               <w:rPr>
                 <w:sz w:val="17"/>
               </w:rPr>
-              <w:t>Estado de la tarea.</w:t>
+              <w:t>Si la tarea ya se completó.</w:t>
             </w:r>
           </w:p>
         </w:tc>
@@ -9407,7 +9309,7 @@
               <w:rPr>
                 <w:sz w:val="17"/>
               </w:rPr>
-              <w:t>reminderEnabled</w:t>
+              <w:t>createdAt / updatedAt</w:t>
             </w:r>
           </w:p>
         </w:tc>
@@ -9423,7 +9325,7 @@
               <w:rPr>
                 <w:sz w:val="17"/>
               </w:rPr>
-              <w:t>Bool?</w:t>
+              <w:t>Date</w:t>
             </w:r>
           </w:p>
         </w:tc>
@@ -9439,7 +9341,7 @@
               <w:rPr>
                 <w:sz w:val="17"/>
               </w:rPr>
-              <w:t>boolean</w:t>
+              <w:t>timestamp</w:t>
             </w:r>
           </w:p>
         </w:tc>
@@ -9455,7 +9357,7 @@
               <w:rPr>
                 <w:sz w:val="17"/>
               </w:rPr>
-              <w:t>Si se programó recordatorio (REQ-14).</w:t>
+              <w:t>Sirven para ordenar la lista y saber cuándo cambió.</w:t>
             </w:r>
           </w:p>
         </w:tc>
@@ -9473,7 +9375,7 @@
               <w:rPr>
                 <w:sz w:val="17"/>
               </w:rPr>
-              <w:t>createdAt / updatedAt</w:t>
+              <w:t>reminderEnabled</w:t>
             </w:r>
           </w:p>
         </w:tc>
@@ -9489,7 +9391,7 @@
               <w:rPr>
                 <w:sz w:val="17"/>
               </w:rPr>
-              <w:t>Date</w:t>
+              <w:t>Bool?</w:t>
             </w:r>
           </w:p>
         </w:tc>
@@ -9505,7 +9407,7 @@
               <w:rPr>
                 <w:sz w:val="17"/>
               </w:rPr>
-              <w:t>timestamp</w:t>
+              <w:t>boolean</w:t>
             </w:r>
           </w:p>
         </w:tc>
@@ -9521,7 +9423,7 @@
               <w:rPr>
                 <w:sz w:val="17"/>
               </w:rPr>
-              <w:t>Orden de la lista y control de cambios.</w:t>
+              <w:t>Se agregará con los recordatorios (REQ-14).</w:t>
             </w:r>
           </w:p>
         </w:tc>
@@ -9540,17 +9442,7 @@
       </w:pPr>
       <w:r>
         <w:rPr/>
-        <w:t xml:space="preserve">El modelo ya se renombró de Task a </w:t>
-      </w:r>
-      <w:r>
-        <w:rPr>
-          <w:b/>
-        </w:rPr>
-        <w:t>TodoTask</w:t>
-      </w:r>
-      <w:r>
-        <w:rPr/>
-        <w:t xml:space="preserve"> para no chocar con el tipo Task de Swift Concurrency, que se usa en cada llamada asíncrona. La fecha límite existe desde la versión 1.1; los campos opcionales permiten que las tareas guardadas con la versión anterior se sigan leyendo.</w:t>
+        <w:t>Cambié el nombre del modelo de Task a TodoTask porque chocaba con el tipo Task de Swift Concurrency, que uso en cada llamada asíncrona. Los campos nuevos son opcionales para poder leer las tareas que se guardaron con versiones anteriores.</w:t>
       </w:r>
     </w:p>
     <w:p>
@@ -9564,7 +9456,7 @@
           <w:b/>
           <w:color w:val="0B4F45"/>
         </w:rPr>
-        <w:t>Persistencia de estado y paso de información entre pantallas</w:t>
+        <w:t>Cómo se guarda el estado y cómo pasa la información entre pantallas</w:t>
       </w:r>
     </w:p>
     <w:p>
@@ -9577,11 +9469,11 @@
         <w:rPr>
           <w:b/>
         </w:rPr>
-        <w:t>•  Sesión del usuario:</w:t>
+        <w:t>•  Sesión:</w:t>
       </w:r>
       <w:r>
         <w:rPr/>
-        <w:t xml:space="preserve"> AuthService.shared es una instancia única (singleton) que envuelve a Firebase Auth y escucha addStateDidChangeListener. El SceneDelegate la consulta al iniciar para decidir si muestra «Iniciar sesión» o «Mis tareas». Firebase guarda la sesión en el llavero, así que la app recuerda al usuario.</w:t>
+        <w:t xml:space="preserve"> AuthService.shared es un singleton que envuelve a Firebase Auth y avisa cuando alguien entra o sale. El SceneDelegate lo revisa al abrir la app para mostrar “Iniciar sesión” o “Mis tareas”. Firebase guarda la sesión en el llavero del iPhone, por eso la app recuerda al usuario.</w:t>
       </w:r>
     </w:p>
     <w:p>
@@ -9594,11 +9486,11 @@
         <w:rPr>
           <w:b/>
         </w:rPr>
-        <w:t>•  Datos entre pantallas:</w:t>
+        <w:t>•  Entre pantallas:</w:t>
       </w:r>
       <w:r>
         <w:rPr/>
-        <w:t xml:space="preserve"> la lista pasa la TodoTask seleccionada al detalle por inyección de dependencias (init(task:)). El detalle devuelve los cambios con un protocolo delegate, sin variables globales.</w:t>
+        <w:t xml:space="preserve"> la lista le pasa la tarea al detalle en su inicializador, init(task:). El detalle regresa los cambios con un delegate. No uso variables globales.</w:t>
       </w:r>
     </w:p>
     <w:p>
@@ -9615,7 +9507,7 @@
       </w:r>
       <w:r>
         <w:rPr/>
-        <w:t xml:space="preserve"> TaskStore (@MainActor) publica el estado cargando / lista / error y avisa con onChange; el ViewController solo refleja ese estado en pantalla.</w:t>
+        <w:t xml:space="preserve"> TaskStore (@MainActor) dice si está cargando, si ya tiene la lista o si hubo un error, y avisa con onChange. El ViewController solo muestra ese estado.</w:t>
       </w:r>
     </w:p>
     <w:p>
@@ -9628,11 +9520,11 @@
         <w:rPr>
           <w:b/>
         </w:rPr>
-        <w:t>•  Sin conexión:</w:t>
+        <w:t>•  Sin internet:</w:t>
       </w:r>
       <w:r>
         <w:rPr/>
-        <w:t xml:space="preserve"> Firestore mantiene una caché local en el dispositivo; la app puede leer y escribir sin internet y sincroniza al reconectarse.</w:t>
+        <w:t xml:space="preserve"> Firestore guarda una copia de los datos en el teléfono, así que se puede leer y escribir sin conexión y se sincroniza cuando regresa.</w:t>
       </w:r>
     </w:p>
     <w:p>
@@ -9805,7 +9697,7 @@
       </w:pPr>
       <w:r>
         <w:rPr/>
-        <w:t>Los prototipos se diseñaron como plantillas que reciben datos del servidor, no como pantallas fijas. El recuadro naranja de la lista es la única celda que se recicla para cada documento.</w:t>
+        <w:t>Diseñé los prototipos como plantillas que se llenan con lo que llega del servidor, no como pantallas fijas. El recuadro naranja de la lista es la única celda, que se reutiliza para cada tarea.</w:t>
       </w:r>
     </w:p>
     <w:p>
@@ -9860,7 +9752,7 @@
           <w:color w:val="555555"/>
           <w:sz w:val="17"/>
         </w:rPr>
-        <w:t>Figura 6. Prototipos (wireframes) de las pantallas planeadas y sus estados de carga.</w:t>
+        <w:t>Figura 6. Prototipos de las pantallas y sus estados de carga.</w:t>
       </w:r>
     </w:p>
     <w:p>
@@ -9908,11 +9800,11 @@
         <w:rPr>
           <w:b/>
         </w:rPr>
-        <w:t>Evidencia de la App Funcional:</w:t>
+        <w:t>Evidencia de la app funcional:</w:t>
       </w:r>
       <w:r>
         <w:rPr/>
-        <w:t xml:space="preserve"> https://github.com/BrunoIvan04/Swift/tree/main/evidencias (capturas, video del simulador y resultados de pruebas generados automáticamente). Las capturas también se incluyen en el anexo.</w:t>
+        <w:t xml:space="preserve"> https://github.com/BrunoIvan04/Swift/tree/main/evidencias (capturas, video del simulador y resultados de las pruebas). Algunas capturas también están en el anexo.</w:t>
       </w:r>
     </w:p>
     <w:p>
@@ -9944,7 +9836,7 @@
       </w:r>
       <w:r>
         <w:rPr/>
-        <w:t xml:space="preserve"> https://github.com/BrunoIvan04/Swift/tree/main/docs/diseno (diagramas en Graphviz .dot, prototipos en HTML y cronograma en Python).</w:t>
+        <w:t xml:space="preserve"> https://github.com/BrunoIvan04/Swift/tree/main/docs/diseno (diagramas en Graphviz, prototipos en HTML y el cronograma en Python).</w:t>
       </w:r>
     </w:p>
     <w:p>
@@ -9956,7 +9848,7 @@
         <w:rPr>
           <w:b/>
         </w:rPr>
-        <w:t>Certificado digital de LinkedIn Learning:</w:t>
+        <w:t>Certificado de LinkedIn Learning:</w:t>
       </w:r>
       <w:r>
         <w:rPr/>
@@ -9990,7 +9882,7 @@
           <w:b/>
           <w:color w:val="0B4F45"/>
         </w:rPr>
-        <w:t>Qué está construido</w:t>
+        <w:t>Qué llevo construido</w:t>
       </w:r>
     </w:p>
     <w:p>
@@ -10000,14 +9892,8 @@
         <w:jc w:val="left"/>
       </w:pPr>
       <w:r>
-        <w:rPr>
-          <w:b/>
-        </w:rPr>
-        <w:t>•  Pantalla «Mis tareas»</w:t>
-      </w:r>
-      <w:r>
         <w:rPr/>
-        <w:t xml:space="preserve"> con campo de texto, botón, filtro segmentado, contador y UITableView, construida por código con Auto Layout.</w:t>
+        <w:t>•  La pantalla “Mis tareas”, hecha por código con Auto Layout: campo de texto, botón, filtro, contador y tabla.</w:t>
       </w:r>
     </w:p>
     <w:p>
@@ -10017,14 +9903,8 @@
         <w:jc w:val="left"/>
       </w:pPr>
       <w:r>
-        <w:rPr>
-          <w:b/>
-        </w:rPr>
-        <w:t>•  TaskDetailViewController:</w:t>
-      </w:r>
-      <w:r>
         <w:rPr/>
-        <w:t xml:space="preserve"> pantalla de detalle con título editable, interruptor y UIDatePicker para la fecha límite; devuelve los cambios por delegate.</w:t>
+        <w:t>•  La pantalla de detalle (TaskDetailViewController), con el título, un interruptor y un UIDatePicker para la fecha límite.</w:t>
       </w:r>
     </w:p>
     <w:p>
@@ -10034,14 +9914,8 @@
         <w:jc w:val="left"/>
       </w:pPr>
       <w:r>
-        <w:rPr>
-          <w:b/>
-        </w:rPr>
-        <w:t>•  TaskCell:</w:t>
-      </w:r>
-      <w:r>
         <w:rPr/>
-        <w:t xml:space="preserve"> celda personalizada y reutilizable con ícono de estado, fecha límite (en rojo si venció) y botón de detalle; expone su estado a VoiceOver.</w:t>
+        <w:t>•  TaskCell, la celda que se reutiliza para cada tarea. Muestra el estado, la fecha límite (roja si ya pasó) y el botón de detalle, y VoiceOver la puede leer.</w:t>
       </w:r>
     </w:p>
     <w:p>
@@ -10051,14 +9925,8 @@
         <w:jc w:val="left"/>
       </w:pPr>
       <w:r>
-        <w:rPr>
-          <w:b/>
-        </w:rPr>
-        <w:t>•  TodoCore:</w:t>
-      </w:r>
-      <w:r>
         <w:rPr/>
-        <w:t xml:space="preserve"> paquete Swift con TodoTask, TaskFilter, el protocolo TaskRepository, InMemoryTaskRepository y TaskStore (@MainActor, async/await); 18 pruebas unitarias.</w:t>
+        <w:t>•  TodoCore, un paquete de Swift con el modelo, el filtro, el protocolo TaskRepository, un repositorio en memoria para pruebas y TaskStore. Tiene 18 pruebas unitarias.</w:t>
       </w:r>
     </w:p>
     <w:p>
@@ -10068,14 +9936,8 @@
         <w:jc w:val="left"/>
       </w:pPr>
       <w:r>
-        <w:rPr>
-          <w:b/>
-        </w:rPr>
-        <w:t>•  FirebaseSetup y AuthService.shared:</w:t>
-      </w:r>
-      <w:r>
         <w:rPr/>
-        <w:t xml:space="preserve"> configuran Firebase (o el emulador en CI) y envuelven a Firebase Authentication: registro, inicio y cierre de sesión con mensajes de error en español.</w:t>
+        <w:t>•  FirebaseSetup y AuthService.shared: preparan Firebase (o el emulador en las pruebas) y se encargan de crear cuenta, entrar y salir, con los errores en español.</w:t>
       </w:r>
     </w:p>
     <w:p>
@@ -10085,14 +9947,8 @@
         <w:jc w:val="left"/>
       </w:pPr>
       <w:r>
-        <w:rPr>
-          <w:b/>
-        </w:rPr>
-        <w:t>•  LoginViewController y SignUpViewController:</w:t>
-      </w:r>
-      <w:r>
         <w:rPr/>
-        <w:t xml:space="preserve"> formularios con validación local, spinner y botón deshabilitado mientras responde Firebase.</w:t>
+        <w:t>•  Las pantallas de iniciar sesión y crear cuenta, que revisan los datos antes de enviarlos y desactivan el botón mientras responde Firebase.</w:t>
       </w:r>
     </w:p>
     <w:p>
@@ -10102,14 +9958,8 @@
         <w:jc w:val="left"/>
       </w:pPr>
       <w:r>
-        <w:rPr>
-          <w:b/>
-        </w:rPr>
-        <w:t>•  FirestoreTaskRepository y TaskDocument:</w:t>
-      </w:r>
-      <w:r>
         <w:rPr/>
-        <w:t xml:space="preserve"> listener en tiempo real de users/{uid}/tasks y escrituras async; TaskDocument (Codable, @DocumentID) se convierte a TodoTask.</w:t>
+        <w:t>•  FirestoreTaskRepository y TaskDocument, que escuchan users/{uid}/tasks en tiempo real y guardan los cambios.</w:t>
       </w:r>
     </w:p>
     <w:p>
@@ -10119,14 +9969,8 @@
         <w:jc w:val="left"/>
       </w:pPr>
       <w:r>
-        <w:rPr>
-          <w:b/>
-        </w:rPr>
-        <w:t>•  SceneDelegate:</w:t>
-      </w:r>
-      <w:r>
         <w:rPr/>
-        <w:t xml:space="preserve"> muestra «Iniciar sesión» o «Mis tareas» según la sesión y cambia de pantalla al entrar o salir.</w:t>
+        <w:t>•  El SceneDelegate, que muestra el inicio de sesión o la lista según si hay sesión.</w:t>
       </w:r>
     </w:p>
     <w:p>
@@ -10136,14 +9980,8 @@
         <w:jc w:val="left"/>
       </w:pPr>
       <w:r>
-        <w:rPr>
-          <w:b/>
-        </w:rPr>
-        <w:t>•  UserDefaultsTaskPersistence:</w:t>
-      </w:r>
-      <w:r>
         <w:rPr/>
-        <w:t xml:space="preserve"> lee las tareas que quedaron en el teléfono para migrarlas a la nube (REQ-10).</w:t>
+        <w:t>•  UserDefaultsTaskPersistence, que ahora solo lee las tareas viejas del teléfono para subirlas a la nube.</w:t>
       </w:r>
     </w:p>
     <w:p>
@@ -10153,14 +9991,8 @@
         <w:jc w:val="left"/>
       </w:pPr>
       <w:r>
-        <w:rPr>
-          <w:b/>
-        </w:rPr>
-        <w:t>•  firestore.rules y ci/rules-tests:</w:t>
-      </w:r>
-      <w:r>
         <w:rPr/>
-        <w:t xml:space="preserve"> reglas de seguridad publicadas en el proyecto mis-tareas y 6 pruebas que las verifican contra el emulador.</w:t>
+        <w:t>•  El archivo firestore.rules con las reglas publicadas en el proyecto mis-tareas, y 6 pruebas que las revisan con el emulador.</w:t>
       </w:r>
     </w:p>
     <w:p>
@@ -10170,14 +10002,8 @@
         <w:jc w:val="left"/>
       </w:pPr>
       <w:r>
-        <w:rPr>
-          <w:b/>
-        </w:rPr>
-        <w:t>•  SwiftTodoAppUITests:</w:t>
-      </w:r>
-      <w:r>
         <w:rPr/>
-        <w:t xml:space="preserve"> 4 pruebas de interfaz: flujo principal, filtro y detalle, cuenta (crear, salir, error y volver a entrar) y error de conexión con «Reintentar».</w:t>
+        <w:t>•  Cuatro pruebas de interfaz: el flujo principal, el filtro y el detalle, la cuenta (crear, salir, contraseña incorrecta y volver a entrar) y el error de conexión con “Reintentar”.</w:t>
       </w:r>
     </w:p>
     <w:p>
@@ -10187,14 +10013,8 @@
         <w:jc w:val="left"/>
       </w:pPr>
       <w:r>
-        <w:rPr>
-          <w:b/>
-        </w:rPr>
-        <w:t>•  GitHub Actions (.github/workflows/ios.yml):</w:t>
-      </w:r>
-      <w:r>
         <w:rPr/>
-        <w:t xml:space="preserve"> en cada push, una Mac en la nube levanta el emulador de Firebase, corre todas las pruebas, toma capturas y video, y guarda las evidencias en el repositorio.</w:t>
+        <w:t>•  El flujo de GitHub Actions: en cada push una Mac en la nube levanta el emulador de Firebase, corre todas las pruebas, toma capturas y video y los guarda en el repositorio.</w:t>
       </w:r>
     </w:p>
     <w:p>
@@ -10208,7 +10028,7 @@
           <w:b/>
           <w:color w:val="0B4F45"/>
         </w:rPr>
-        <w:t>Buenas prácticas aplicadas</w:t>
+        <w:t>Buenas prácticas que seguí</w:t>
       </w:r>
     </w:p>
     <w:p>
@@ -10219,7 +10039,7 @@
       </w:pPr>
       <w:r>
         <w:rPr/>
-        <w:t>•  Documentación de código con comentarios /// en cada tipo y método público, que explican qué requisito cubren.</w:t>
+        <w:t>•  Comentarios /// en cada tipo y método público que explican qué requisito cubren.</w:t>
       </w:r>
     </w:p>
     <w:p>
@@ -10230,7 +10050,7 @@
       </w:pPr>
       <w:r>
         <w:rPr/>
-        <w:t>•  Separación de responsabilidades: la interfaz no manipula el arreglo de tareas directamente.</w:t>
+        <w:t>•  La interfaz nunca modifica la lista de tareas directamente; todo pasa por TaskStore.</w:t>
       </w:r>
     </w:p>
     <w:p>
@@ -10241,7 +10061,7 @@
       </w:pPr>
       <w:r>
         <w:rPr/>
-        <w:t>•  Dependencias por protocolo para poder probar sin Firebase ni simulador.</w:t>
+        <w:t>•  Uso protocolos para poder probar sin Firebase y sin simulador.</w:t>
       </w:r>
     </w:p>
     <w:p>
@@ -10252,7 +10072,7 @@
       </w:pPr>
       <w:r>
         <w:rPr/>
-        <w:t>•  Commits descriptivos en español y pruebas automáticas antes de integrar.</w:t>
+        <w:t>•  Commits en español que dicen qué cambió, y pruebas antes de integrar.</w:t>
       </w:r>
     </w:p>
     <w:p>
@@ -10263,7 +10083,7 @@
       </w:pPr>
       <w:r>
         <w:rPr/>
-        <w:t>•  La configuración real de Firebase no se sube al repositorio público; las pruebas usan el emulador para no tocar datos reales.</w:t>
+        <w:t>•  No subí la configuración real de Firebase al repositorio público. Las pruebas usan el emulador para no tocar datos reales.</w:t>
       </w:r>
     </w:p>
     <w:p>
@@ -10404,7 +10224,7 @@
               <w:rPr>
                 <w:sz w:val="17"/>
               </w:rPr>
-              <w:t>TaskStore: carga, error y «Reintentar» (PU-01 a PU-03)</w:t>
+              <w:t>TaskStore: carga, error y reintentar (PU-01 a PU-03)</w:t>
             </w:r>
           </w:p>
         </w:tc>
@@ -10420,7 +10240,7 @@
               <w:rPr>
                 <w:sz w:val="17"/>
               </w:rPr>
-              <w:t>macOS 15.7 · swift test (GitHub Actions)</w:t>
+              <w:t>macOS 15, swift test (GitHub Actions)</w:t>
             </w:r>
           </w:p>
         </w:tc>
@@ -10436,7 +10256,7 @@
               <w:rPr>
                 <w:sz w:val="17"/>
               </w:rPr>
-              <w:t>Pasa a «lista» al cargar; muestra el error y se recupera al reintentar; avisa cada cambio.</w:t>
+              <w:t>Pasa a lista al cargar, muestra el error y se recupera al reintentar.</w:t>
             </w:r>
           </w:p>
         </w:tc>
@@ -10477,7 +10297,7 @@
               <w:rPr>
                 <w:sz w:val="17"/>
               </w:rPr>
-              <w:t>TaskStore: agregar, vacíos, espacios y error de escritura (PU-04 a PU-07)</w:t>
+              <w:t>TaskStore: agregar (PU-04 a PU-07)</w:t>
             </w:r>
           </w:p>
         </w:tc>
@@ -10493,7 +10313,7 @@
               <w:rPr>
                 <w:sz w:val="17"/>
               </w:rPr>
-              <w:t>macOS 15.7 · swift test (GitHub Actions)</w:t>
+              <w:t>macOS 15, swift test (GitHub Actions)</w:t>
             </w:r>
           </w:p>
         </w:tc>
@@ -10509,7 +10329,7 @@
               <w:rPr>
                 <w:sz w:val="17"/>
               </w:rPr>
-              <w:t>Llega al repositorio; ignora vacíos; recorta espacios; si falla, la lista no cambia.</w:t>
+              <w:t>La tarea llega al repositorio, se ignoran títulos vacíos, se quitan espacios y si falla la lista no cambia.</w:t>
             </w:r>
           </w:p>
         </w:tc>
@@ -10550,7 +10370,7 @@
               <w:rPr>
                 <w:sz w:val="17"/>
               </w:rPr>
-              <w:t>TaskStore: completar, eliminar e id inexistente (PU-08 a PU-10)</w:t>
+              <w:t>TaskStore: completar y eliminar (PU-08 a PU-10)</w:t>
             </w:r>
           </w:p>
         </w:tc>
@@ -10566,7 +10386,7 @@
               <w:rPr>
                 <w:sz w:val="17"/>
               </w:rPr>
-              <w:t>macOS 15.7 · swift test (GitHub Actions)</w:t>
+              <w:t>macOS 15, swift test (GitHub Actions)</w:t>
             </w:r>
           </w:p>
         </w:tc>
@@ -10582,7 +10402,7 @@
               <w:rPr>
                 <w:sz w:val="17"/>
               </w:rPr>
-              <w:t>Cambia el estado, borra solo esa tarea y no falla con un id que no existe.</w:t>
+              <w:t>Cambia el estado, borra solo esa tarea y no truena con un id que no existe.</w:t>
             </w:r>
           </w:p>
         </w:tc>
@@ -10623,7 +10443,7 @@
               <w:rPr>
                 <w:sz w:val="17"/>
               </w:rPr>
-              <w:t>TaskStore: editar título y fecha (PU-11 a PU-13)</w:t>
+              <w:t>TaskStore: editar (PU-11 a PU-13)</w:t>
             </w:r>
           </w:p>
         </w:tc>
@@ -10639,7 +10459,7 @@
               <w:rPr>
                 <w:sz w:val="17"/>
               </w:rPr>
-              <w:t>macOS 15.7 · swift test (GitHub Actions)</w:t>
+              <w:t>macOS 15, swift test (GitHub Actions)</w:t>
             </w:r>
           </w:p>
         </w:tc>
@@ -10655,7 +10475,7 @@
               <w:rPr>
                 <w:sz w:val="17"/>
               </w:rPr>
-              <w:t>Cambia título y fecha; rechaza títulos vacíos; permite quitar la fecha.</w:t>
+              <w:t>Cambia título y fecha, no acepta títulos vacíos y deja quitar la fecha.</w:t>
             </w:r>
           </w:p>
         </w:tc>
@@ -10712,7 +10532,7 @@
               <w:rPr>
                 <w:sz w:val="17"/>
               </w:rPr>
-              <w:t>macOS 15.7 · swift test (GitHub Actions)</w:t>
+              <w:t>macOS 15, swift test (GitHub Actions)</w:t>
             </w:r>
           </w:p>
         </w:tc>
@@ -10728,7 +10548,7 @@
               <w:rPr>
                 <w:sz w:val="17"/>
               </w:rPr>
-              <w:t>Todas = 3, Pendientes = 2, Completadas = 1; vencida solo si no está completada.</w:t>
+              <w:t>Todas 3, Pendientes 2, Completadas 1. Solo es vencida si no está completada.</w:t>
             </w:r>
           </w:p>
         </w:tc>
@@ -10769,7 +10589,7 @@
               <w:rPr>
                 <w:sz w:val="17"/>
               </w:rPr>
-              <w:t>Migración de tareas locales (PU-16 a PU-18)</w:t>
+              <w:t>Migración (PU-16 a PU-18)</w:t>
             </w:r>
           </w:p>
         </w:tc>
@@ -10785,7 +10605,7 @@
               <w:rPr>
                 <w:sz w:val="17"/>
               </w:rPr>
-              <w:t>macOS 15.7 · swift test (GitHub Actions)</w:t>
+              <w:t>macOS 15, swift test (GitHub Actions)</w:t>
             </w:r>
           </w:p>
         </w:tc>
@@ -10801,7 +10621,7 @@
               <w:rPr>
                 <w:sz w:val="17"/>
               </w:rPr>
-              <w:t>Sube las tareas del teléfono en orden, no duplica las que ya están y lee datos de la v1.0.</w:t>
+              <w:t>Sube las tareas del teléfono en orden, no las duplica y lee datos de la versión 1.0.</w:t>
             </w:r>
           </w:p>
         </w:tc>
@@ -10824,7 +10644,7 @@
               <w:rPr>
                 <w:sz w:val="17"/>
               </w:rPr>
-              <w:t xml:space="preserve"> 18 de 18 pruebas.</w:t>
+              <w:t xml:space="preserve"> 18 de 18.</w:t>
             </w:r>
           </w:p>
         </w:tc>
@@ -10842,7 +10662,7 @@
               <w:rPr>
                 <w:sz w:val="17"/>
               </w:rPr>
-              <w:t>Reglas de Firestore: dueño de los datos (PR-01, PR-02)</w:t>
+              <w:t>Reglas: el dueño de los datos (PR-01, PR-02)</w:t>
             </w:r>
           </w:p>
         </w:tc>
@@ -10858,7 +10678,7 @@
               <w:rPr>
                 <w:sz w:val="17"/>
               </w:rPr>
-              <w:t>macOS 15 · emulador de Firestore · Node 20 (GitHub Actions)</w:t>
+              <w:t>macOS 15, emulador de Firestore, Node 20 (GitHub Actions)</w:t>
             </w:r>
           </w:p>
         </w:tc>
@@ -10874,7 +10694,7 @@
               <w:rPr>
                 <w:sz w:val="17"/>
               </w:rPr>
-              <w:t>El usuario crea, lee y borra sus tareas y su documento users/{uid}.</w:t>
+              <w:t>El usuario puede crear, leer y borrar sus tareas y su documento.</w:t>
             </w:r>
           </w:p>
         </w:tc>
@@ -10915,7 +10735,7 @@
               <w:rPr>
                 <w:sz w:val="17"/>
               </w:rPr>
-              <w:t>Reglas de Firestore: acceso ajeno (PR-03 a PR-06)</w:t>
+              <w:t>Reglas: acceso de otros (PR-03 a PR-06)</w:t>
             </w:r>
           </w:p>
         </w:tc>
@@ -10931,7 +10751,7 @@
               <w:rPr>
                 <w:sz w:val="17"/>
               </w:rPr>
-              <w:t>macOS 15 · emulador de Firestore · Node 20 (GitHub Actions)</w:t>
+              <w:t>macOS 15, emulador de Firestore, Node 20 (GitHub Actions)</w:t>
             </w:r>
           </w:p>
         </w:tc>
@@ -10947,7 +10767,7 @@
               <w:rPr>
                 <w:sz w:val="17"/>
               </w:rPr>
-              <w:t>Se rechaza leer o escribir tareas de otro usuario, sin sesión o fuera de users/{uid}.</w:t>
+              <w:t>No se puede leer ni escribir lo de otro usuario, sin sesión o fuera de users/{uid}.</w:t>
             </w:r>
           </w:p>
         </w:tc>
@@ -10970,7 +10790,7 @@
               <w:rPr>
                 <w:sz w:val="17"/>
               </w:rPr>
-              <w:t xml:space="preserve"> 6 de 6 pruebas.</w:t>
+              <w:t xml:space="preserve"> 6 de 6.</w:t>
             </w:r>
           </w:p>
         </w:tc>
@@ -10988,7 +10808,7 @@
               <w:rPr>
                 <w:sz w:val="17"/>
               </w:rPr>
-              <w:t>Iniciar sesión y crear cuenta: validación (REQ-06, REQ-07)</w:t>
+              <w:t>Validaciones de cuenta (REQ-06, REQ-07)</w:t>
             </w:r>
           </w:p>
         </w:tc>
@@ -11004,7 +10824,7 @@
               <w:rPr>
                 <w:sz w:val="17"/>
               </w:rPr>
-              <w:t>Simulador iPhone 17 · iOS 26.2 (Xcode 16.4, GitHub Actions)</w:t>
+              <w:t>Simulador iPhone 17, iOS 26.2 (Xcode 16.4, GitHub Actions)</w:t>
             </w:r>
           </w:p>
         </w:tc>
@@ -11020,7 +10840,7 @@
               <w:rPr>
                 <w:sz w:val="17"/>
               </w:rPr>
-              <w:t>Mensajes en español: faltan datos, contraseñas que no coinciden, contraseña incorrecta.</w:t>
+              <w:t>Mensajes en español: faltan datos, las contraseñas no coinciden, contraseña incorrecta.</w:t>
             </w:r>
           </w:p>
         </w:tc>
@@ -11077,7 +10897,7 @@
               <w:rPr>
                 <w:sz w:val="17"/>
               </w:rPr>
-              <w:t>Simulador iPhone 17 · iOS 26.2 (Xcode 16.4, GitHub Actions)</w:t>
+              <w:t>Simulador iPhone 17, iOS 26.2 (Xcode 16.4, GitHub Actions)</w:t>
             </w:r>
           </w:p>
         </w:tc>
@@ -11093,7 +10913,7 @@
               <w:rPr>
                 <w:sz w:val="17"/>
               </w:rPr>
-              <w:t>La cuenta se crea en Firebase Auth y se abre «Mis tareas» vacía.</w:t>
+              <w:t>Se crea la cuenta y se abre “Mis tareas” vacía.</w:t>
             </w:r>
           </w:p>
         </w:tc>
@@ -11134,7 +10954,7 @@
               <w:rPr>
                 <w:sz w:val="17"/>
               </w:rPr>
-              <w:t>Agregar con botón y con Return (REQ-01, REQ-02, REQ-08)</w:t>
+              <w:t>Agregar (REQ-01, REQ-02, REQ-08)</w:t>
             </w:r>
           </w:p>
         </w:tc>
@@ -11150,7 +10970,7 @@
               <w:rPr>
                 <w:sz w:val="17"/>
               </w:rPr>
-              <w:t>Simulador iPhone 17 · iOS 26.2 (Xcode 16.4, GitHub Actions)</w:t>
+              <w:t>Simulador iPhone 17, iOS 26.2 (Xcode 16.4, GitHub Actions)</w:t>
             </w:r>
           </w:p>
         </w:tc>
@@ -11166,7 +10986,7 @@
               <w:rPr>
                 <w:sz w:val="17"/>
               </w:rPr>
-              <w:t>Las tareas aparecen al instante y se guardan en Firestore; no se agregan títulos vacíos.</w:t>
+              <w:t>Las tareas aparecen al momento y se guardan en Firestore. Los títulos vacíos no se agregan.</w:t>
             </w:r>
           </w:p>
         </w:tc>
@@ -11207,7 +11027,7 @@
               <w:rPr>
                 <w:sz w:val="17"/>
               </w:rPr>
-              <w:t>Completar, descompletar y eliminar (REQ-04, REQ-05)</w:t>
+              <w:t>Completar y eliminar (REQ-04, REQ-05)</w:t>
             </w:r>
           </w:p>
         </w:tc>
@@ -11223,7 +11043,7 @@
               <w:rPr>
                 <w:sz w:val="17"/>
               </w:rPr>
-              <w:t>Simulador iPhone 17 · iOS 26.2 (Xcode 16.4, GitHub Actions)</w:t>
+              <w:t>Simulador iPhone 17, iOS 26.2 (Xcode 16.4, GitHub Actions)</w:t>
             </w:r>
           </w:p>
         </w:tc>
@@ -11239,7 +11059,7 @@
               <w:rPr>
                 <w:sz w:val="17"/>
               </w:rPr>
-              <w:t>Estado y contador actualizados; «Eliminar» en español borra la tarea en la nube.</w:t>
+              <w:t>Cambian el estado y el contador. “Eliminar” borra la tarea de la nube.</w:t>
             </w:r>
           </w:p>
         </w:tc>
@@ -11280,7 +11100,7 @@
               <w:rPr>
                 <w:sz w:val="17"/>
               </w:rPr>
-              <w:t>Sesión recordada y datos en la nube (REQ-07, REQ-08)</w:t>
+              <w:t>Sesión recordada (REQ-07, REQ-08)</w:t>
             </w:r>
           </w:p>
         </w:tc>
@@ -11296,7 +11116,7 @@
               <w:rPr>
                 <w:sz w:val="17"/>
               </w:rPr>
-              <w:t>Simulador iPhone 17 · iOS 26.2 (Xcode 16.4, GitHub Actions)</w:t>
+              <w:t>Simulador iPhone 17, iOS 26.2 (Xcode 16.4, GitHub Actions)</w:t>
             </w:r>
           </w:p>
         </w:tc>
@@ -11312,7 +11132,7 @@
               <w:rPr>
                 <w:sz w:val="17"/>
               </w:rPr>
-              <w:t>Al reabrir la app sigue la sesión y las tareas llegan desde Firestore.</w:t>
+              <w:t>Al reabrir la app sigue la sesión y las tareas llegan de Firestore.</w:t>
             </w:r>
           </w:p>
         </w:tc>
@@ -11335,7 +11155,7 @@
               <w:rPr>
                 <w:sz w:val="17"/>
               </w:rPr>
-              <w:t xml:space="preserve"> Captura ui_06 y 03.</w:t>
+              <w:t xml:space="preserve"> Capturas ui_06 y 03.</w:t>
             </w:r>
           </w:p>
         </w:tc>
@@ -11353,7 +11173,7 @@
               <w:rPr>
                 <w:sz w:val="17"/>
               </w:rPr>
-              <w:t>Cerrar sesión y volver a entrar (REQ-07)</w:t>
+              <w:t>Salir y volver a entrar (REQ-07)</w:t>
             </w:r>
           </w:p>
         </w:tc>
@@ -11369,7 +11189,7 @@
               <w:rPr>
                 <w:sz w:val="17"/>
               </w:rPr>
-              <w:t>Simulador iPhone 17 · iOS 26.2 (Xcode 16.4, GitHub Actions)</w:t>
+              <w:t>Simulador iPhone 17, iOS 26.2 (Xcode 16.4, GitHub Actions)</w:t>
             </w:r>
           </w:p>
         </w:tc>
@@ -11385,7 +11205,7 @@
               <w:rPr>
                 <w:sz w:val="17"/>
               </w:rPr>
-              <w:t>«Salir» regresa a «Iniciar sesión»; al volver a entrar siguen las tareas.</w:t>
+              <w:t>“Salir” regresa a iniciar sesión y al volver a entrar siguen las tareas.</w:t>
             </w:r>
           </w:p>
         </w:tc>
@@ -11426,7 +11246,7 @@
               <w:rPr>
                 <w:sz w:val="17"/>
               </w:rPr>
-              <w:t>Filtro, detalle y fecha límite (REQ-11 a REQ-13)</w:t>
+              <w:t>Filtro, detalle y fecha (REQ-11 a REQ-13)</w:t>
             </w:r>
           </w:p>
         </w:tc>
@@ -11442,7 +11262,7 @@
               <w:rPr>
                 <w:sz w:val="17"/>
               </w:rPr>
-              <w:t>Simulador iPhone 17 · iOS 26.2 (Xcode 16.4, GitHub Actions)</w:t>
+              <w:t>Simulador iPhone 17, iOS 26.2 (Xcode 16.4, GitHub Actions)</w:t>
             </w:r>
           </w:p>
         </w:tc>
@@ -11458,7 +11278,7 @@
               <w:rPr>
                 <w:sz w:val="17"/>
               </w:rPr>
-              <w:t>Filtra 2 y 1 tareas; el detalle cambia título y fecha y se guarda en Firestore.</w:t>
+              <w:t>El filtro muestra 2 y 1 tareas. El detalle cambia título y fecha y se guarda.</w:t>
             </w:r>
           </w:p>
         </w:tc>
@@ -11499,7 +11319,7 @@
               <w:rPr>
                 <w:sz w:val="17"/>
               </w:rPr>
-              <w:t>Error de conexión y «Reintentar» (REQ-09)</w:t>
+              <w:t>Error de conexión (REQ-09)</w:t>
             </w:r>
           </w:p>
         </w:tc>
@@ -11515,7 +11335,7 @@
               <w:rPr>
                 <w:sz w:val="17"/>
               </w:rPr>
-              <w:t>Simulador iPhone 17 · iOS 26.2 (Xcode 16.4, GitHub Actions)</w:t>
+              <w:t>Simulador iPhone 17, iOS 26.2 (Xcode 16.4, GitHub Actions)</w:t>
             </w:r>
           </w:p>
         </w:tc>
@@ -11531,7 +11351,7 @@
               <w:rPr>
                 <w:sz w:val="17"/>
               </w:rPr>
-              <w:t>Aparece el mensaje con «Reintentar» y no se puede agregar; al reintentar carga la lista.</w:t>
+              <w:t>Sale el mensaje con “Reintentar” y no deja agregar. Al reintentar carga la lista.</w:t>
             </w:r>
           </w:p>
         </w:tc>
@@ -11588,7 +11408,7 @@
               <w:rPr>
                 <w:sz w:val="17"/>
               </w:rPr>
-              <w:t>Simulador iPhone 17 · iOS 26.2 (Xcode 16.4, GitHub Actions)</w:t>
+              <w:t>Simulador iPhone 17, iOS 26.2 (Xcode 16.4, GitHub Actions)</w:t>
             </w:r>
           </w:p>
         </w:tc>
@@ -11604,7 +11424,7 @@
               <w:rPr>
                 <w:sz w:val="17"/>
               </w:rPr>
-              <w:t>Las 5 tareas guardadas en el teléfono se suben a la cuenta y aparece el aviso.</w:t>
+              <w:t>Las 5 tareas que había en el teléfono se suben a la cuenta y aparece un aviso.</w:t>
             </w:r>
           </w:p>
         </w:tc>
@@ -11627,7 +11447,7 @@
               <w:rPr>
                 <w:sz w:val="17"/>
               </w:rPr>
-              <w:t xml:space="preserve"> Captura 02 y archivo firestore_tareas_cuenta_demo.json.</w:t>
+              <w:t xml:space="preserve"> Captura 02.</w:t>
             </w:r>
           </w:p>
         </w:tc>
@@ -11645,7 +11465,7 @@
               <w:rPr>
                 <w:sz w:val="17"/>
               </w:rPr>
-              <w:t>Modo oscuro y texto grande (REQ-19)</w:t>
+              <w:t>Modo oscuro y letra grande (REQ-19)</w:t>
             </w:r>
           </w:p>
         </w:tc>
@@ -11661,7 +11481,7 @@
               <w:rPr>
                 <w:sz w:val="17"/>
               </w:rPr>
-              <w:t>Simulador iPhone 17 · iOS 26.2 (Xcode 16.4, GitHub Actions)</w:t>
+              <w:t>Simulador iPhone 17, iOS 26.2 (Xcode 16.4, GitHub Actions)</w:t>
             </w:r>
           </w:p>
         </w:tc>
@@ -11677,7 +11497,7 @@
               <w:rPr>
                 <w:sz w:val="17"/>
               </w:rPr>
-              <w:t>Texto y fondo legibles; campos, botones y celdas crecen.</w:t>
+              <w:t>Todo se lee bien y los controles crecen con la letra.</w:t>
             </w:r>
           </w:p>
         </w:tc>
@@ -11725,7 +11545,7 @@
       </w:r>
       <w:r>
         <w:rPr/>
-        <w:t xml:space="preserve"> Se ejecutan 28 pruebas automatizadas: 18 unitarias, 6 de reglas de seguridad y 4 de interfaz que crean cuentas en el emulador de Firebase. Todas pasaron en GitHub Actions el 27/10/2026. En el Sprint 2 la revisión de las capturas detectó cinco defectos, que quedaron corregidos y verificados:</w:t>
+        <w:t xml:space="preserve"> Corrí 28 pruebas automáticas: 18 unitarias, 6 de reglas de seguridad y 4 de interfaz que crean cuentas en el emulador de Firebase. Todas pasaron en GitHub Actions el 27 de octubre. En el Sprint 2, al revisar las capturas, encontré cinco defectos que ya corregí:</w:t>
       </w:r>
     </w:p>
     <w:tbl>
@@ -11782,7 +11602,7 @@
               <w:rPr>
                 <w:b/>
               </w:rPr>
-              <w:t>Defecto encontrado</w:t>
+              <w:t>Defecto</w:t>
             </w:r>
           </w:p>
         </w:tc>
@@ -11824,7 +11644,7 @@
               <w:rPr>
                 <w:b/>
               </w:rPr>
-              <w:t>Corrección aplicada (verificada en la ejecución 4)</w:t>
+              <w:t>Cómo lo corregí</w:t>
             </w:r>
           </w:p>
         </w:tc>
@@ -11858,7 +11678,7 @@
               <w:rPr>
                 <w:sz w:val="17"/>
               </w:rPr>
-              <w:t>Campo de texto muy angosto en la pantalla principal.</w:t>
+              <w:t>El campo de texto de la pantalla principal se veía muy angosto.</w:t>
             </w:r>
           </w:p>
         </w:tc>
@@ -11890,7 +11710,7 @@
               <w:rPr>
                 <w:sz w:val="17"/>
               </w:rPr>
-              <w:t xml:space="preserve">Prioridades de ajuste: el campo cede espacio y el botón conserva su ancho. </w:t>
+              <w:t xml:space="preserve">Ajusté las prioridades de Auto Layout para que el campo ocupe el espacio libre. </w:t>
             </w:r>
             <w:r>
               <w:rPr>
@@ -11931,7 +11751,7 @@
               <w:rPr>
                 <w:sz w:val="17"/>
               </w:rPr>
-              <w:t>Botón de eliminar en inglés («Delete»).</w:t>
+              <w:t>El botón para borrar decía “Delete” en inglés.</w:t>
             </w:r>
           </w:p>
         </w:tc>
@@ -11963,7 +11783,7 @@
               <w:rPr>
                 <w:sz w:val="17"/>
               </w:rPr>
-              <w:t xml:space="preserve">Acción de deslizar con UIContextualAction titulada «Eliminar». </w:t>
+              <w:t xml:space="preserve">Usé una acción de deslizar propia con el texto “Eliminar”. </w:t>
             </w:r>
             <w:r>
               <w:rPr>
@@ -12004,7 +11824,7 @@
               <w:rPr>
                 <w:sz w:val="17"/>
               </w:rPr>
-              <w:t>El campo y el botón no respetan el texto grande.</w:t>
+              <w:t>El campo y el botón no crecían con la letra grande.</w:t>
             </w:r>
           </w:p>
         </w:tc>
@@ -12036,7 +11856,7 @@
               <w:rPr>
                 <w:sz w:val="17"/>
               </w:rPr>
-              <w:t xml:space="preserve">preferredFont(forTextStyle:) y adjustsFontForContentSizeCategory en campo, botón y celdas. </w:t>
+              <w:t xml:space="preserve">Usé preferredFont y adjustsFontForContentSizeCategory. </w:t>
             </w:r>
             <w:r>
               <w:rPr>
@@ -12077,7 +11897,7 @@
               <w:rPr>
                 <w:sz w:val="17"/>
               </w:rPr>
-              <w:t>El modelo se llama Task, igual que el tipo Task de Swift Concurrency.</w:t>
+              <w:t>El modelo se llamaba Task, igual que un tipo de Swift Concurrency.</w:t>
             </w:r>
           </w:p>
         </w:tc>
@@ -12109,7 +11929,7 @@
               <w:rPr>
                 <w:sz w:val="17"/>
               </w:rPr>
-              <w:t xml:space="preserve">El modelo se renombró a TodoTask. </w:t>
+              <w:t xml:space="preserve">Lo renombré a TodoTask. </w:t>
             </w:r>
             <w:r>
               <w:rPr>
@@ -12150,7 +11970,7 @@
               <w:rPr>
                 <w:sz w:val="17"/>
               </w:rPr>
-              <w:t>La clave de UserDefaults dice «com.promoselect.todo.tasks».</w:t>
+              <w:t>La clave de UserDefaults tenía un nombre viejo (com.promoselect.todo.tasks).</w:t>
             </w:r>
           </w:p>
         </w:tc>
@@ -12182,7 +12002,7 @@
               <w:rPr>
                 <w:sz w:val="17"/>
               </w:rPr>
-              <w:t xml:space="preserve">Nueva clave «com.brunoivan.SwiftTodoApp.tasks» con migración automática desde la anterior. </w:t>
+              <w:t xml:space="preserve">Cambié a com.brunoivan.SwiftTodoApp.tasks y migré los datos de la clave anterior. </w:t>
             </w:r>
             <w:r>
               <w:rPr>
@@ -12210,11 +12030,11 @@
         <w:rPr>
           <w:b/>
         </w:rPr>
-        <w:t>Cómo se prueba Firebase sin tocar datos reales.</w:t>
+        <w:t>Cómo probé Firebase sin tocar datos reales.</w:t>
       </w:r>
       <w:r>
         <w:rPr/>
-        <w:t xml:space="preserve"> En CI la app usa una configuración de prueba (proyecto demo-mis-tareas) y se conecta sola al emulador local de Firebase Authentication y Cloud Firestore, que corre en la misma Mac. Cada prueba crea su propia cuenta, así que empieza sin tareas. Las pruebas unitarias usan InMemoryTaskRepository y no necesitan internet. Queda pendiente para el Sprint 4 probar el modo sin conexión en un iPhone real.</w:t>
+        <w:t xml:space="preserve"> En GitHub Actions la app usa una configuración de prueba (proyecto demo-mis-tareas) y se conecta sola al emulador de Firebase, que corre en la misma Mac. Cada prueba crea su propia cuenta, así que siempre empieza sin tareas. Las pruebas unitarias usan el repositorio en memoria y no necesitan internet. Para la Fase IV me falta probar el modo sin internet en un iPhone real.</w:t>
       </w:r>
     </w:p>
     <w:p>
@@ -12257,7 +12077,7 @@
       </w:pPr>
       <w:r>
         <w:rPr/>
-        <w:t>Las minutas se anexan como páginas independientes. Como es un proyecto propio, las sesiones son de planeación y revisión entre los roles del equipo (Product Owner y Desarrollador), con la profesora como asesora.</w:t>
+        <w:t>Las minutas van en páginas aparte. Como el proyecto es individual, las reuniones son sesiones de planeación y revisión donde hago de Product Owner y de desarrollador, y la profesora es la asesora.</w:t>
       </w:r>
     </w:p>
     <w:p>
@@ -12291,7 +12111,7 @@
       </w:r>
       <w:r>
         <w:rPr/>
-        <w:t xml:space="preserve"> 26-10-2026, 09:45 – 13:10</w:t>
+        <w:t xml:space="preserve"> 26-10-2026, de 09:45 a 13:10</w:t>
       </w:r>
     </w:p>
     <w:p>
@@ -12307,7 +12127,7 @@
       </w:r>
       <w:r>
         <w:rPr/>
-        <w:t xml:space="preserve"> Sesión de trabajo individual (Product Owner y Desarrollador)</w:t>
+        <w:t xml:space="preserve"> Sesión de trabajo individual (Product Owner y desarrollador)</w:t>
       </w:r>
     </w:p>
     <w:p>
@@ -12339,7 +12159,7 @@
       </w:r>
       <w:r>
         <w:rPr/>
-        <w:t xml:space="preserve"> Definir el proyecto integrador, la fuente de datos y el plan de los sprints 2 a 4.</w:t>
+        <w:t xml:space="preserve"> Definir el proyecto integrador, la fuente de datos y el plan de los sprints que faltan.</w:t>
       </w:r>
     </w:p>
     <w:p>
@@ -12353,7 +12173,7 @@
           <w:b/>
           <w:color w:val="0B4F45"/>
         </w:rPr>
-        <w:t>Temas tratados</w:t>
+        <w:t>Temas</w:t>
       </w:r>
     </w:p>
     <w:p>
@@ -12364,7 +12184,7 @@
       </w:pPr>
       <w:r>
         <w:rPr/>
-        <w:t>•  Revisión de las indicaciones de la Fase III y del proyecto guiado Restaurant.</w:t>
+        <w:t>•  Revisé las instrucciones de la Fase III y el proyecto guiado Restaurant.</w:t>
       </w:r>
     </w:p>
     <w:p>
@@ -12375,7 +12195,7 @@
       </w:pPr>
       <w:r>
         <w:rPr/>
-        <w:t>•  Estado real del repositorio: 16 commits del 20 y 21 de agosto y nueve semanas sin actividad.</w:t>
+        <w:t>•  Revisé cómo estaba el repositorio: 16 commits del 20 y 21 de agosto y nueve semanas sin cambios.</w:t>
       </w:r>
     </w:p>
     <w:p>
@@ -12386,7 +12206,7 @@
       </w:pPr>
       <w:r>
         <w:rPr/>
-        <w:t>•  Cómo probar la app sin una Mac propia.</w:t>
+        <w:t>•  Cómo probar la app sin tener Mac.</w:t>
       </w:r>
     </w:p>
     <w:p>
@@ -12397,7 +12217,7 @@
       </w:pPr>
       <w:r>
         <w:rPr/>
-        <w:t>•  Opciones de fuente de datos: Firebase, API simulada o API REST propia.</w:t>
+        <w:t>•  Opciones para los datos: Firebase, una API simulada o una API REST propia.</w:t>
       </w:r>
     </w:p>
     <w:p>
@@ -12422,7 +12242,7 @@
       </w:pPr>
       <w:r>
         <w:rPr/>
-        <w:t>•  El proyecto integrador será la app de tareas (SwiftTodoApp), evolucionada a «Mis tareas» con cuenta y nube.</w:t>
+        <w:t>•  El proyecto integrador será mi app de tareas (SwiftTodoApp), que ahora se llamará “Mis tareas” y tendrá cuenta y nube.</w:t>
       </w:r>
     </w:p>
     <w:p>
@@ -12433,7 +12253,7 @@
       </w:pPr>
       <w:r>
         <w:rPr/>
-        <w:t>•  La fuente de datos será Firebase: Authentication y Cloud Firestore.</w:t>
+        <w:t>•  Los datos van en Firebase: Authentication y Cloud Firestore.</w:t>
       </w:r>
     </w:p>
     <w:p>
@@ -12455,7 +12275,7 @@
       </w:pPr>
       <w:r>
         <w:rPr/>
-        <w:t>•  Se trabajará en sprints de dos semanas con cierre el 4 de diciembre de 2026.</w:t>
+        <w:t>•  El trabajo termina el 29 de noviembre de 2026, que es la entrega de la Fase IV.</w:t>
       </w:r>
     </w:p>
     <w:p>
@@ -12586,7 +12406,7 @@
               <w:rPr>
                 <w:sz w:val="17"/>
               </w:rPr>
-              <w:t>Configurar CI en macOS y pruebas de UI</w:t>
+              <w:t>Configurar las pruebas en macOS</w:t>
             </w:r>
           </w:p>
         </w:tc>
@@ -12750,7 +12570,7 @@
               <w:rPr>
                 <w:sz w:val="17"/>
               </w:rPr>
-              <w:t>09-11-2026</w:t>
+              <w:t>03-11-2026</w:t>
             </w:r>
           </w:p>
         </w:tc>
@@ -12766,7 +12586,7 @@
               <w:rPr>
                 <w:sz w:val="17"/>
               </w:rPr>
-              <w:t>Hecho (27-10-2026)</w:t>
+              <w:t>Hecho (27-10)</w:t>
             </w:r>
           </w:p>
         </w:tc>
@@ -12816,7 +12636,7 @@
               <w:rPr>
                 <w:sz w:val="17"/>
               </w:rPr>
-              <w:t>13-11-2026</w:t>
+              <w:t>02-11-2026</w:t>
             </w:r>
           </w:p>
         </w:tc>
@@ -12832,7 +12652,7 @@
               <w:rPr>
                 <w:sz w:val="17"/>
               </w:rPr>
-              <w:t>Hecho (26-10-2026)</w:t>
+              <w:t>Hecho (26-10)</w:t>
             </w:r>
           </w:p>
         </w:tc>
@@ -12869,7 +12689,7 @@
       </w:pPr>
       <w:r>
         <w:rPr/>
-        <w:t>Capturas generadas automáticamente por las pruebas de interfaz en el simulador de iPhone 17 con iOS 26.2, conectado al emulador de Firebase (GitHub Actions, 27/10/2026). Los archivos originales y el video están en la carpeta evidencias del repositorio.</w:t>
+        <w:t>Estas capturas las tomaron las pruebas de interfaz en el simulador de iPhone 17 con iOS 26.2, conectado al emulador de Firebase (GitHub Actions, 27/10/2026). Los archivos originales y el video están en la carpeta evidencias del repositorio.</w:t>
       </w:r>
     </w:p>
     <w:p>
@@ -12924,7 +12744,7 @@
           <w:color w:val="555555"/>
           <w:sz w:val="17"/>
         </w:rPr>
-        <w:t>Figura 7. Cuenta: validación de inicio de sesión, crear cuenta, contraseña incorrecta y tareas recuperadas de la nube tras volver a entrar.</w:t>
+        <w:t>Figura 7. Cuenta: validación al entrar, crear cuenta, contraseña incorrecta y las tareas de vuelta después de volver a entrar.</w:t>
       </w:r>
     </w:p>
     <w:p>
@@ -12979,7 +12799,7 @@
           <w:color w:val="555555"/>
           <w:sz w:val="17"/>
         </w:rPr>
-        <w:t>Figura 8. Prueba de interfaz 1: agregar, completar, eliminar y reabrir con la sesión recordada.</w:t>
+        <w:t>Figura 8. Prueba 1: agregar, completar, eliminar y reabrir la app con la sesión guardada.</w:t>
       </w:r>
     </w:p>
     <w:p>
@@ -13034,7 +12854,7 @@
           <w:color w:val="555555"/>
           <w:sz w:val="17"/>
         </w:rPr>
-        <w:t>Figura 9. Prueba de interfaz 2: filtro, pantalla de detalle y fecha límite.</w:t>
+        <w:t>Figura 9. Prueba 2: filtro, pantalla de detalle y fecha límite.</w:t>
       </w:r>
     </w:p>
     <w:p>
@@ -13089,7 +12909,7 @@
           <w:color w:val="555555"/>
           <w:sz w:val="17"/>
         </w:rPr>
-        <w:t>Figura 10. Error de conexión con «Reintentar», tareas del teléfono migradas a la nube, modo oscuro y texto grande.</w:t>
+        <w:t>Figura 10. Error de conexión con “Reintentar”, tareas del teléfono subidas a la nube, modo oscuro y letra grande.</w:t>
       </w:r>
     </w:p>
     <w:sectPr>
